--- a/docs/developpement/phases/word/PHASE_07_CLOTURE_DU_MATCH_Z_DES_TIROIRS_RECTIFICATION_SIGNEE.docx
+++ b/docs/developpement/phases/word/PHASE_07_CLOTURE_DU_MATCH_Z_DES_TIROIRS_RECTIFICATION_SIGNEE.docx
@@ -20,7 +20,7 @@
       <w:r>
         <w:t xml:space="preserve">FlaiX Expert · dossier de développement · généré le 2026-10-04 depuis le dépôt </w:t>
       </w:r>
-      <w:hyperlink w:history="1" r:id="rIdfbi1epa-fcdsvvi-571qd">
+      <w:hyperlink w:history="1" r:id="rIdeyunafyy68z4n0xqeuwhc">
         <w:r>
           <w:rPr>
             <w:rStyle w:val="Hyperlink"/>
@@ -852,7 +852,7 @@
           <w:numId w:val="3"/>
         </w:numPr>
       </w:pPr>
-      <w:hyperlink w:history="1" r:id="rIdtzhkcfaqh3knvorqpklwk">
+      <w:hyperlink w:history="1" r:id="rIdy8xhmorlyy0cmsidhy4qx">
         <w:r>
           <w:rPr>
             <w:rStyle w:val="Hyperlink"/>
@@ -872,7 +872,7 @@
           <w:numId w:val="3"/>
         </w:numPr>
       </w:pPr>
-      <w:hyperlink w:history="1" r:id="rIdacqo6phoqwxpkrxek9c3_">
+      <w:hyperlink w:history="1" r:id="rIdmpxca8vxwcu6p9hcdvn_w">
         <w:r>
           <w:rPr>
             <w:rStyle w:val="Hyperlink"/>
@@ -892,7 +892,7 @@
           <w:numId w:val="3"/>
         </w:numPr>
       </w:pPr>
-      <w:hyperlink w:history="1" r:id="rIdsucfwl9yxbdgmnmjqj21t">
+      <w:hyperlink w:history="1" r:id="rIdeptt8zuzceunrunwvpxtn">
         <w:r>
           <w:rPr>
             <w:rStyle w:val="Hyperlink"/>
@@ -940,7 +940,7 @@
       <w:r>
         <w:t xml:space="preserve"> — créé — </w:t>
       </w:r>
-      <w:hyperlink w:history="1" r:id="rIddh5ven5plvhmr8glznydz">
+      <w:hyperlink w:history="1" r:id="rId1bibywh7gpopknxdooxti">
         <w:r>
           <w:rPr>
             <w:rStyle w:val="Hyperlink"/>
@@ -977,7 +977,7 @@
       <w:r>
         <w:t xml:space="preserve"> — modifié — </w:t>
       </w:r>
-      <w:hyperlink w:history="1" r:id="rId36tblrgcdlcsmikcdaifu">
+      <w:hyperlink w:history="1" r:id="rIdphn2a22ntepyfdjeaslpo">
         <w:r>
           <w:rPr>
             <w:rStyle w:val="Hyperlink"/>
@@ -1006,7 +1006,7 @@
       <w:r>
         <w:t xml:space="preserve"> — créé — </w:t>
       </w:r>
-      <w:hyperlink w:history="1" r:id="rId4xy4xba_mtld8f2wgecvr">
+      <w:hyperlink w:history="1" r:id="rIdp3bteghtcpbpfuslew5ao">
         <w:r>
           <w:rPr>
             <w:rStyle w:val="Hyperlink"/>
@@ -1035,7 +1035,7 @@
       <w:r>
         <w:t xml:space="preserve"> — modifié — </w:t>
       </w:r>
-      <w:hyperlink w:history="1" r:id="rIdcw_bivg_vqctdaewp5zrf">
+      <w:hyperlink w:history="1" r:id="rIdiexrykuobtbc_cs1ul8dt">
         <w:r>
           <w:rPr>
             <w:rStyle w:val="Hyperlink"/>
@@ -1064,7 +1064,7 @@
       <w:r>
         <w:t xml:space="preserve"> — créé — </w:t>
       </w:r>
-      <w:hyperlink w:history="1" r:id="rIdtvizgrbrwnh7yzn3ihd5h">
+      <w:hyperlink w:history="1" r:id="rIdhpozgvs6u2_u7uyuvy9e9">
         <w:r>
           <w:rPr>
             <w:rStyle w:val="Hyperlink"/>
@@ -1101,7 +1101,7 @@
       <w:r>
         <w:t xml:space="preserve"> — créé — </w:t>
       </w:r>
-      <w:hyperlink w:history="1" r:id="rIdqybihnswpnyl0ip4aohwx">
+      <w:hyperlink w:history="1" r:id="rIdwcxyjyyo1rddjy6uuxhmz">
         <w:r>
           <w:rPr>
             <w:rStyle w:val="Hyperlink"/>
@@ -1130,7 +1130,7 @@
       <w:r>
         <w:t xml:space="preserve"> — modifié — </w:t>
       </w:r>
-      <w:hyperlink w:history="1" r:id="rIdnjvo63zardd0pc3cnumge">
+      <w:hyperlink w:history="1" r:id="rIdrn0tzj6vidjac4qeefpfj">
         <w:r>
           <w:rPr>
             <w:rStyle w:val="Hyperlink"/>
@@ -1159,7 +1159,7 @@
       <w:r>
         <w:t xml:space="preserve"> — modifié — </w:t>
       </w:r>
-      <w:hyperlink w:history="1" r:id="rIdod_jxikuglftiowhathw_">
+      <w:hyperlink w:history="1" r:id="rId7pdtngovqtqnt75_ei9kh">
         <w:r>
           <w:rPr>
             <w:rStyle w:val="Hyperlink"/>
@@ -1188,7 +1188,7 @@
       <w:r>
         <w:t xml:space="preserve"> — modifié — </w:t>
       </w:r>
-      <w:hyperlink w:history="1" r:id="rIdffrki2eczf7e1xkzqmdy6">
+      <w:hyperlink w:history="1" r:id="rIdxypinvr-zeomnbywfcjib">
         <w:r>
           <w:rPr>
             <w:rStyle w:val="Hyperlink"/>
@@ -1225,7 +1225,7 @@
       <w:r>
         <w:t xml:space="preserve"> — créé — </w:t>
       </w:r>
-      <w:hyperlink w:history="1" r:id="rIdfqjj5txj3hje048yciaph">
+      <w:hyperlink w:history="1" r:id="rIdsciy5htwkolhigs_kcpim">
         <w:r>
           <w:rPr>
             <w:rStyle w:val="Hyperlink"/>
@@ -1254,7 +1254,7 @@
       <w:r>
         <w:t xml:space="preserve"> — modifié — </w:t>
       </w:r>
-      <w:hyperlink w:history="1" r:id="rIdupxgljxeetcxlf8i0naoj">
+      <w:hyperlink w:history="1" r:id="rIdurqnebsl8qqrb3hmz3wp2">
         <w:r>
           <w:rPr>
             <w:rStyle w:val="Hyperlink"/>
@@ -1283,7 +1283,7 @@
       <w:r>
         <w:t xml:space="preserve"> — modifié — </w:t>
       </w:r>
-      <w:hyperlink w:history="1" r:id="rId2ybrz9xbqrfk1kikdyybh">
+      <w:hyperlink w:history="1" r:id="rIdstmcbs55ro-3pglaxyk0l">
         <w:r>
           <w:rPr>
             <w:rStyle w:val="Hyperlink"/>
@@ -1312,7 +1312,7 @@
       <w:r>
         <w:t xml:space="preserve"> — modifié — </w:t>
       </w:r>
-      <w:hyperlink w:history="1" r:id="rIdfrccjudnbma8bue8cejns">
+      <w:hyperlink w:history="1" r:id="rIdskba2w0grzi3kjuexwdjr">
         <w:r>
           <w:rPr>
             <w:rStyle w:val="Hyperlink"/>
@@ -1349,7 +1349,7 @@
       <w:r>
         <w:t xml:space="preserve"> — modifié — </w:t>
       </w:r>
-      <w:hyperlink w:history="1" r:id="rIdwr_zvkbqgoobpvfak64_a">
+      <w:hyperlink w:history="1" r:id="rIdaio_pv_gvrqlekuddmqrw">
         <w:r>
           <w:rPr>
             <w:rStyle w:val="Hyperlink"/>
@@ -1378,7 +1378,7 @@
       <w:r>
         <w:t xml:space="preserve"> — modifié — </w:t>
       </w:r>
-      <w:hyperlink w:history="1" r:id="rId8dzfx0v6synb8kt9qx_ow">
+      <w:hyperlink w:history="1" r:id="rIdg_hy__wcc7e49vtdn7lim">
         <w:r>
           <w:rPr>
             <w:rStyle w:val="Hyperlink"/>
@@ -1407,7 +1407,7 @@
       <w:r>
         <w:t xml:space="preserve"> — modifié — </w:t>
       </w:r>
-      <w:hyperlink w:history="1" r:id="rId7w_no-xskr4hfi6dz4-v1">
+      <w:hyperlink w:history="1" r:id="rIdshainw0a2ojcaafewscpk">
         <w:r>
           <w:rPr>
             <w:rStyle w:val="Hyperlink"/>
@@ -1444,7 +1444,7 @@
       <w:r>
         <w:t xml:space="preserve"> — modifié — </w:t>
       </w:r>
-      <w:hyperlink w:history="1" r:id="rIdalyfmz_hjbfdggihaxzwc">
+      <w:hyperlink w:history="1" r:id="rIdzt1am6p4moudxqzqvuuol">
         <w:r>
           <w:rPr>
             <w:rStyle w:val="Hyperlink"/>
@@ -1473,7 +1473,7 @@
       <w:r>
         <w:t xml:space="preserve"> — modifié — </w:t>
       </w:r>
-      <w:hyperlink w:history="1" r:id="rIdoszsfqoiviq9neyxd71du">
+      <w:hyperlink w:history="1" r:id="rIdkn8k_bgm-lj7aehizdjoz">
         <w:r>
           <w:rPr>
             <w:rStyle w:val="Hyperlink"/>

--- a/docs/developpement/phases/word/PHASE_07_CLOTURE_DU_MATCH_Z_DES_TIROIRS_RECTIFICATION_SIGNEE.docx
+++ b/docs/developpement/phases/word/PHASE_07_CLOTURE_DU_MATCH_Z_DES_TIROIRS_RECTIFICATION_SIGNEE.docx
@@ -20,7 +20,7 @@
       <w:r>
         <w:t xml:space="preserve">FlaiX Expert · dossier de développement · généré le 2026-10-04 depuis le dépôt </w:t>
       </w:r>
-      <w:hyperlink w:history="1" r:id="rIdeyunafyy68z4n0xqeuwhc">
+      <w:hyperlink w:history="1" r:id="rIdmjatlgidfwamlp6inf96v">
         <w:r>
           <w:rPr>
             <w:rStyle w:val="Hyperlink"/>
@@ -852,7 +852,7 @@
           <w:numId w:val="3"/>
         </w:numPr>
       </w:pPr>
-      <w:hyperlink w:history="1" r:id="rIdy8xhmorlyy0cmsidhy4qx">
+      <w:hyperlink w:history="1" r:id="rIdypbrnkx3alowetcuty2kr">
         <w:r>
           <w:rPr>
             <w:rStyle w:val="Hyperlink"/>
@@ -872,7 +872,7 @@
           <w:numId w:val="3"/>
         </w:numPr>
       </w:pPr>
-      <w:hyperlink w:history="1" r:id="rIdmpxca8vxwcu6p9hcdvn_w">
+      <w:hyperlink w:history="1" r:id="rId3sm8jktharwemohpbl4b8">
         <w:r>
           <w:rPr>
             <w:rStyle w:val="Hyperlink"/>
@@ -892,7 +892,7 @@
           <w:numId w:val="3"/>
         </w:numPr>
       </w:pPr>
-      <w:hyperlink w:history="1" r:id="rIdeptt8zuzceunrunwvpxtn">
+      <w:hyperlink w:history="1" r:id="rIds_9zadcfxvdsuwkmalld7">
         <w:r>
           <w:rPr>
             <w:rStyle w:val="Hyperlink"/>
@@ -940,7 +940,7 @@
       <w:r>
         <w:t xml:space="preserve"> — créé — </w:t>
       </w:r>
-      <w:hyperlink w:history="1" r:id="rId1bibywh7gpopknxdooxti">
+      <w:hyperlink w:history="1" r:id="rId9scmnp4xlx9hqoingtch5">
         <w:r>
           <w:rPr>
             <w:rStyle w:val="Hyperlink"/>
@@ -977,7 +977,7 @@
       <w:r>
         <w:t xml:space="preserve"> — modifié — </w:t>
       </w:r>
-      <w:hyperlink w:history="1" r:id="rIdphn2a22ntepyfdjeaslpo">
+      <w:hyperlink w:history="1" r:id="rId4fod5rhy3v4w-qjsy6pzo">
         <w:r>
           <w:rPr>
             <w:rStyle w:val="Hyperlink"/>
@@ -1006,7 +1006,7 @@
       <w:r>
         <w:t xml:space="preserve"> — créé — </w:t>
       </w:r>
-      <w:hyperlink w:history="1" r:id="rIdp3bteghtcpbpfuslew5ao">
+      <w:hyperlink w:history="1" r:id="rIdbvuj6kvkogkjfdra8aqyl">
         <w:r>
           <w:rPr>
             <w:rStyle w:val="Hyperlink"/>
@@ -1035,7 +1035,7 @@
       <w:r>
         <w:t xml:space="preserve"> — modifié — </w:t>
       </w:r>
-      <w:hyperlink w:history="1" r:id="rIdiexrykuobtbc_cs1ul8dt">
+      <w:hyperlink w:history="1" r:id="rIdjifmfrsvcd46mbf3glwd4">
         <w:r>
           <w:rPr>
             <w:rStyle w:val="Hyperlink"/>
@@ -1064,7 +1064,7 @@
       <w:r>
         <w:t xml:space="preserve"> — créé — </w:t>
       </w:r>
-      <w:hyperlink w:history="1" r:id="rIdhpozgvs6u2_u7uyuvy9e9">
+      <w:hyperlink w:history="1" r:id="rIdm_iw6_nlwb6nups5y2_wn">
         <w:r>
           <w:rPr>
             <w:rStyle w:val="Hyperlink"/>
@@ -1101,7 +1101,7 @@
       <w:r>
         <w:t xml:space="preserve"> — créé — </w:t>
       </w:r>
-      <w:hyperlink w:history="1" r:id="rIdwcxyjyyo1rddjy6uuxhmz">
+      <w:hyperlink w:history="1" r:id="rIdrss7qdoaixk-l0wqdzyme">
         <w:r>
           <w:rPr>
             <w:rStyle w:val="Hyperlink"/>
@@ -1130,7 +1130,7 @@
       <w:r>
         <w:t xml:space="preserve"> — modifié — </w:t>
       </w:r>
-      <w:hyperlink w:history="1" r:id="rIdrn0tzj6vidjac4qeefpfj">
+      <w:hyperlink w:history="1" r:id="rIdkzzmedypfqa7km_o2gbue">
         <w:r>
           <w:rPr>
             <w:rStyle w:val="Hyperlink"/>
@@ -1159,7 +1159,7 @@
       <w:r>
         <w:t xml:space="preserve"> — modifié — </w:t>
       </w:r>
-      <w:hyperlink w:history="1" r:id="rId7pdtngovqtqnt75_ei9kh">
+      <w:hyperlink w:history="1" r:id="rIdxqpg36lujmdcfnqdaey1h">
         <w:r>
           <w:rPr>
             <w:rStyle w:val="Hyperlink"/>
@@ -1188,7 +1188,7 @@
       <w:r>
         <w:t xml:space="preserve"> — modifié — </w:t>
       </w:r>
-      <w:hyperlink w:history="1" r:id="rIdxypinvr-zeomnbywfcjib">
+      <w:hyperlink w:history="1" r:id="rIdwle4mi-qctkjeirfyb4t4">
         <w:r>
           <w:rPr>
             <w:rStyle w:val="Hyperlink"/>
@@ -1225,7 +1225,7 @@
       <w:r>
         <w:t xml:space="preserve"> — créé — </w:t>
       </w:r>
-      <w:hyperlink w:history="1" r:id="rIdsciy5htwkolhigs_kcpim">
+      <w:hyperlink w:history="1" r:id="rId0qdzdl-v3tkuhdjyd4wdx">
         <w:r>
           <w:rPr>
             <w:rStyle w:val="Hyperlink"/>
@@ -1254,7 +1254,7 @@
       <w:r>
         <w:t xml:space="preserve"> — modifié — </w:t>
       </w:r>
-      <w:hyperlink w:history="1" r:id="rIdurqnebsl8qqrb3hmz3wp2">
+      <w:hyperlink w:history="1" r:id="rIdrcg1kymigkzvgrcyv18gk">
         <w:r>
           <w:rPr>
             <w:rStyle w:val="Hyperlink"/>
@@ -1283,7 +1283,7 @@
       <w:r>
         <w:t xml:space="preserve"> — modifié — </w:t>
       </w:r>
-      <w:hyperlink w:history="1" r:id="rIdstmcbs55ro-3pglaxyk0l">
+      <w:hyperlink w:history="1" r:id="rIdup9ivxllafobdhcrat8pu">
         <w:r>
           <w:rPr>
             <w:rStyle w:val="Hyperlink"/>
@@ -1312,7 +1312,7 @@
       <w:r>
         <w:t xml:space="preserve"> — modifié — </w:t>
       </w:r>
-      <w:hyperlink w:history="1" r:id="rIdskba2w0grzi3kjuexwdjr">
+      <w:hyperlink w:history="1" r:id="rIdvrwcmdysed_6o7zvgjf1g">
         <w:r>
           <w:rPr>
             <w:rStyle w:val="Hyperlink"/>
@@ -1349,7 +1349,7 @@
       <w:r>
         <w:t xml:space="preserve"> — modifié — </w:t>
       </w:r>
-      <w:hyperlink w:history="1" r:id="rIdaio_pv_gvrqlekuddmqrw">
+      <w:hyperlink w:history="1" r:id="rIdpbccungxmtq4ovkref6ux">
         <w:r>
           <w:rPr>
             <w:rStyle w:val="Hyperlink"/>
@@ -1378,7 +1378,7 @@
       <w:r>
         <w:t xml:space="preserve"> — modifié — </w:t>
       </w:r>
-      <w:hyperlink w:history="1" r:id="rIdg_hy__wcc7e49vtdn7lim">
+      <w:hyperlink w:history="1" r:id="rIdp8rwdwhmml-fsztr76iz3">
         <w:r>
           <w:rPr>
             <w:rStyle w:val="Hyperlink"/>
@@ -1407,7 +1407,7 @@
       <w:r>
         <w:t xml:space="preserve"> — modifié — </w:t>
       </w:r>
-      <w:hyperlink w:history="1" r:id="rIdshainw0a2ojcaafewscpk">
+      <w:hyperlink w:history="1" r:id="rIdcuqcyavzzo3xvatlqpmv7">
         <w:r>
           <w:rPr>
             <w:rStyle w:val="Hyperlink"/>
@@ -1444,7 +1444,7 @@
       <w:r>
         <w:t xml:space="preserve"> — modifié — </w:t>
       </w:r>
-      <w:hyperlink w:history="1" r:id="rIdzt1am6p4moudxqzqvuuol">
+      <w:hyperlink w:history="1" r:id="rId0lydrxathqzvchzgl6xf4">
         <w:r>
           <w:rPr>
             <w:rStyle w:val="Hyperlink"/>
@@ -1473,7 +1473,7 @@
       <w:r>
         <w:t xml:space="preserve"> — modifié — </w:t>
       </w:r>
-      <w:hyperlink w:history="1" r:id="rIdkn8k_bgm-lj7aehizdjoz">
+      <w:hyperlink w:history="1" r:id="rIdrk80mdzd7ia0vmjkqsvdy">
         <w:r>
           <w:rPr>
             <w:rStyle w:val="Hyperlink"/>

--- a/docs/developpement/phases/word/PHASE_07_CLOTURE_DU_MATCH_Z_DES_TIROIRS_RECTIFICATION_SIGNEE.docx
+++ b/docs/developpement/phases/word/PHASE_07_CLOTURE_DU_MATCH_Z_DES_TIROIRS_RECTIFICATION_SIGNEE.docx
@@ -20,7 +20,7 @@
       <w:r>
         <w:t xml:space="preserve">FlaiX Expert · dossier de développement · généré le 2026-10-04 depuis le dépôt </w:t>
       </w:r>
-      <w:hyperlink w:history="1" r:id="rIdmjatlgidfwamlp6inf96v">
+      <w:hyperlink w:history="1" r:id="rIdajoaqvkuof61a8b2vgf7y">
         <w:r>
           <w:rPr>
             <w:rStyle w:val="Hyperlink"/>
@@ -852,7 +852,7 @@
           <w:numId w:val="3"/>
         </w:numPr>
       </w:pPr>
-      <w:hyperlink w:history="1" r:id="rIdypbrnkx3alowetcuty2kr">
+      <w:hyperlink w:history="1" r:id="rIdlyczer-l4jki6xjk64aks">
         <w:r>
           <w:rPr>
             <w:rStyle w:val="Hyperlink"/>
@@ -872,7 +872,7 @@
           <w:numId w:val="3"/>
         </w:numPr>
       </w:pPr>
-      <w:hyperlink w:history="1" r:id="rId3sm8jktharwemohpbl4b8">
+      <w:hyperlink w:history="1" r:id="rId75-2eygpvwqxeo_jutwst">
         <w:r>
           <w:rPr>
             <w:rStyle w:val="Hyperlink"/>
@@ -892,7 +892,7 @@
           <w:numId w:val="3"/>
         </w:numPr>
       </w:pPr>
-      <w:hyperlink w:history="1" r:id="rIds_9zadcfxvdsuwkmalld7">
+      <w:hyperlink w:history="1" r:id="rIdxxeup9dm0hxyuehiu4xng">
         <w:r>
           <w:rPr>
             <w:rStyle w:val="Hyperlink"/>
@@ -940,7 +940,7 @@
       <w:r>
         <w:t xml:space="preserve"> — créé — </w:t>
       </w:r>
-      <w:hyperlink w:history="1" r:id="rId9scmnp4xlx9hqoingtch5">
+      <w:hyperlink w:history="1" r:id="rId1gjvc1-shn2-ma2_sin7k">
         <w:r>
           <w:rPr>
             <w:rStyle w:val="Hyperlink"/>
@@ -977,7 +977,7 @@
       <w:r>
         <w:t xml:space="preserve"> — modifié — </w:t>
       </w:r>
-      <w:hyperlink w:history="1" r:id="rId4fod5rhy3v4w-qjsy6pzo">
+      <w:hyperlink w:history="1" r:id="rId68lioquvnufvobv8lxtpg">
         <w:r>
           <w:rPr>
             <w:rStyle w:val="Hyperlink"/>
@@ -1006,7 +1006,7 @@
       <w:r>
         <w:t xml:space="preserve"> — créé — </w:t>
       </w:r>
-      <w:hyperlink w:history="1" r:id="rIdbvuj6kvkogkjfdra8aqyl">
+      <w:hyperlink w:history="1" r:id="rIdlb6xmu1xqxgotdxg4_1g7">
         <w:r>
           <w:rPr>
             <w:rStyle w:val="Hyperlink"/>
@@ -1035,7 +1035,7 @@
       <w:r>
         <w:t xml:space="preserve"> — modifié — </w:t>
       </w:r>
-      <w:hyperlink w:history="1" r:id="rIdjifmfrsvcd46mbf3glwd4">
+      <w:hyperlink w:history="1" r:id="rIdedpfwyjqugwtzqnwf6-oh">
         <w:r>
           <w:rPr>
             <w:rStyle w:val="Hyperlink"/>
@@ -1064,7 +1064,7 @@
       <w:r>
         <w:t xml:space="preserve"> — créé — </w:t>
       </w:r>
-      <w:hyperlink w:history="1" r:id="rIdm_iw6_nlwb6nups5y2_wn">
+      <w:hyperlink w:history="1" r:id="rIdjnv8-jqvzmufzrxma4nkv">
         <w:r>
           <w:rPr>
             <w:rStyle w:val="Hyperlink"/>
@@ -1101,7 +1101,7 @@
       <w:r>
         <w:t xml:space="preserve"> — créé — </w:t>
       </w:r>
-      <w:hyperlink w:history="1" r:id="rIdrss7qdoaixk-l0wqdzyme">
+      <w:hyperlink w:history="1" r:id="rIddkejokwfzfugevuumnmnh">
         <w:r>
           <w:rPr>
             <w:rStyle w:val="Hyperlink"/>
@@ -1130,7 +1130,7 @@
       <w:r>
         <w:t xml:space="preserve"> — modifié — </w:t>
       </w:r>
-      <w:hyperlink w:history="1" r:id="rIdkzzmedypfqa7km_o2gbue">
+      <w:hyperlink w:history="1" r:id="rIdf8gnf8amb56f-jmsf1rzp">
         <w:r>
           <w:rPr>
             <w:rStyle w:val="Hyperlink"/>
@@ -1159,7 +1159,7 @@
       <w:r>
         <w:t xml:space="preserve"> — modifié — </w:t>
       </w:r>
-      <w:hyperlink w:history="1" r:id="rIdxqpg36lujmdcfnqdaey1h">
+      <w:hyperlink w:history="1" r:id="rIdopj6mgcwa7lrygwrqm6z6">
         <w:r>
           <w:rPr>
             <w:rStyle w:val="Hyperlink"/>
@@ -1188,7 +1188,7 @@
       <w:r>
         <w:t xml:space="preserve"> — modifié — </w:t>
       </w:r>
-      <w:hyperlink w:history="1" r:id="rIdwle4mi-qctkjeirfyb4t4">
+      <w:hyperlink w:history="1" r:id="rIdoo8ofru-qjyh7tcba-rty">
         <w:r>
           <w:rPr>
             <w:rStyle w:val="Hyperlink"/>
@@ -1225,7 +1225,7 @@
       <w:r>
         <w:t xml:space="preserve"> — créé — </w:t>
       </w:r>
-      <w:hyperlink w:history="1" r:id="rId0qdzdl-v3tkuhdjyd4wdx">
+      <w:hyperlink w:history="1" r:id="rIdkrvmmbr69bpeeyn75d1fs">
         <w:r>
           <w:rPr>
             <w:rStyle w:val="Hyperlink"/>
@@ -1254,7 +1254,7 @@
       <w:r>
         <w:t xml:space="preserve"> — modifié — </w:t>
       </w:r>
-      <w:hyperlink w:history="1" r:id="rIdrcg1kymigkzvgrcyv18gk">
+      <w:hyperlink w:history="1" r:id="rIdov7nxxyw7cxvspquvzbni">
         <w:r>
           <w:rPr>
             <w:rStyle w:val="Hyperlink"/>
@@ -1283,7 +1283,7 @@
       <w:r>
         <w:t xml:space="preserve"> — modifié — </w:t>
       </w:r>
-      <w:hyperlink w:history="1" r:id="rIdup9ivxllafobdhcrat8pu">
+      <w:hyperlink w:history="1" r:id="rIdhwfhu1hjwqcdfzmebdapl">
         <w:r>
           <w:rPr>
             <w:rStyle w:val="Hyperlink"/>
@@ -1312,7 +1312,7 @@
       <w:r>
         <w:t xml:space="preserve"> — modifié — </w:t>
       </w:r>
-      <w:hyperlink w:history="1" r:id="rIdvrwcmdysed_6o7zvgjf1g">
+      <w:hyperlink w:history="1" r:id="rIdtdcfhkgbygykl9uzrbr6p">
         <w:r>
           <w:rPr>
             <w:rStyle w:val="Hyperlink"/>
@@ -1349,7 +1349,7 @@
       <w:r>
         <w:t xml:space="preserve"> — modifié — </w:t>
       </w:r>
-      <w:hyperlink w:history="1" r:id="rIdpbccungxmtq4ovkref6ux">
+      <w:hyperlink w:history="1" r:id="rIdfybkfbl5b2lnmgz_vy_d3">
         <w:r>
           <w:rPr>
             <w:rStyle w:val="Hyperlink"/>
@@ -1378,7 +1378,7 @@
       <w:r>
         <w:t xml:space="preserve"> — modifié — </w:t>
       </w:r>
-      <w:hyperlink w:history="1" r:id="rIdp8rwdwhmml-fsztr76iz3">
+      <w:hyperlink w:history="1" r:id="rIdnjhcxxnk9wfke1xo9ebw7">
         <w:r>
           <w:rPr>
             <w:rStyle w:val="Hyperlink"/>
@@ -1407,7 +1407,7 @@
       <w:r>
         <w:t xml:space="preserve"> — modifié — </w:t>
       </w:r>
-      <w:hyperlink w:history="1" r:id="rIdcuqcyavzzo3xvatlqpmv7">
+      <w:hyperlink w:history="1" r:id="rIdwei29r_s8mza0g_lw_q2-">
         <w:r>
           <w:rPr>
             <w:rStyle w:val="Hyperlink"/>
@@ -1444,7 +1444,7 @@
       <w:r>
         <w:t xml:space="preserve"> — modifié — </w:t>
       </w:r>
-      <w:hyperlink w:history="1" r:id="rId0lydrxathqzvchzgl6xf4">
+      <w:hyperlink w:history="1" r:id="rIdnwzq3azbhfi1l_ixhb13i">
         <w:r>
           <w:rPr>
             <w:rStyle w:val="Hyperlink"/>
@@ -1473,7 +1473,7 @@
       <w:r>
         <w:t xml:space="preserve"> — modifié — </w:t>
       </w:r>
-      <w:hyperlink w:history="1" r:id="rIdrk80mdzd7ia0vmjkqsvdy">
+      <w:hyperlink w:history="1" r:id="rIdfp8e2-qvemrnpbcmjzqix">
         <w:r>
           <w:rPr>
             <w:rStyle w:val="Hyperlink"/>

--- a/docs/developpement/phases/word/PHASE_07_CLOTURE_DU_MATCH_Z_DES_TIROIRS_RECTIFICATION_SIGNEE.docx
+++ b/docs/developpement/phases/word/PHASE_07_CLOTURE_DU_MATCH_Z_DES_TIROIRS_RECTIFICATION_SIGNEE.docx
@@ -20,7 +20,7 @@
       <w:r>
         <w:t xml:space="preserve">FlaiX Expert · dossier de développement · généré le 2026-10-04 depuis le dépôt </w:t>
       </w:r>
-      <w:hyperlink w:history="1" r:id="rIdajoaqvkuof61a8b2vgf7y">
+      <w:hyperlink w:history="1" r:id="rIdvvoaerp_38l2bmg6lch_e">
         <w:r>
           <w:rPr>
             <w:rStyle w:val="Hyperlink"/>
@@ -852,7 +852,7 @@
           <w:numId w:val="3"/>
         </w:numPr>
       </w:pPr>
-      <w:hyperlink w:history="1" r:id="rIdlyczer-l4jki6xjk64aks">
+      <w:hyperlink w:history="1" r:id="rIdzbbvxpr5u0dg-vxrxuz8b">
         <w:r>
           <w:rPr>
             <w:rStyle w:val="Hyperlink"/>
@@ -872,7 +872,7 @@
           <w:numId w:val="3"/>
         </w:numPr>
       </w:pPr>
-      <w:hyperlink w:history="1" r:id="rId75-2eygpvwqxeo_jutwst">
+      <w:hyperlink w:history="1" r:id="rId0yrh_piqxya6cyoobuhlk">
         <w:r>
           <w:rPr>
             <w:rStyle w:val="Hyperlink"/>
@@ -892,7 +892,7 @@
           <w:numId w:val="3"/>
         </w:numPr>
       </w:pPr>
-      <w:hyperlink w:history="1" r:id="rIdxxeup9dm0hxyuehiu4xng">
+      <w:hyperlink w:history="1" r:id="rIdf3w3mg3_oaqmebwvattsj">
         <w:r>
           <w:rPr>
             <w:rStyle w:val="Hyperlink"/>
@@ -940,7 +940,7 @@
       <w:r>
         <w:t xml:space="preserve"> — créé — </w:t>
       </w:r>
-      <w:hyperlink w:history="1" r:id="rId1gjvc1-shn2-ma2_sin7k">
+      <w:hyperlink w:history="1" r:id="rId5qojycbshqzr-ipiygnhg">
         <w:r>
           <w:rPr>
             <w:rStyle w:val="Hyperlink"/>
@@ -977,7 +977,7 @@
       <w:r>
         <w:t xml:space="preserve"> — modifié — </w:t>
       </w:r>
-      <w:hyperlink w:history="1" r:id="rId68lioquvnufvobv8lxtpg">
+      <w:hyperlink w:history="1" r:id="rIdccqhznmtnsqgkoezc_i4o">
         <w:r>
           <w:rPr>
             <w:rStyle w:val="Hyperlink"/>
@@ -1006,7 +1006,7 @@
       <w:r>
         <w:t xml:space="preserve"> — créé — </w:t>
       </w:r>
-      <w:hyperlink w:history="1" r:id="rIdlb6xmu1xqxgotdxg4_1g7">
+      <w:hyperlink w:history="1" r:id="rIdnx_cscepgtpro3q2crrvb">
         <w:r>
           <w:rPr>
             <w:rStyle w:val="Hyperlink"/>
@@ -1035,7 +1035,7 @@
       <w:r>
         <w:t xml:space="preserve"> — modifié — </w:t>
       </w:r>
-      <w:hyperlink w:history="1" r:id="rIdedpfwyjqugwtzqnwf6-oh">
+      <w:hyperlink w:history="1" r:id="rIdhkbua8zclkw8ijegdupoq">
         <w:r>
           <w:rPr>
             <w:rStyle w:val="Hyperlink"/>
@@ -1064,7 +1064,7 @@
       <w:r>
         <w:t xml:space="preserve"> — créé — </w:t>
       </w:r>
-      <w:hyperlink w:history="1" r:id="rIdjnv8-jqvzmufzrxma4nkv">
+      <w:hyperlink w:history="1" r:id="rIdnrmrbjqa8ait2plntre8i">
         <w:r>
           <w:rPr>
             <w:rStyle w:val="Hyperlink"/>
@@ -1101,7 +1101,7 @@
       <w:r>
         <w:t xml:space="preserve"> — créé — </w:t>
       </w:r>
-      <w:hyperlink w:history="1" r:id="rIddkejokwfzfugevuumnmnh">
+      <w:hyperlink w:history="1" r:id="rIdwuscto9osrlbsp_w2-bpl">
         <w:r>
           <w:rPr>
             <w:rStyle w:val="Hyperlink"/>
@@ -1130,7 +1130,7 @@
       <w:r>
         <w:t xml:space="preserve"> — modifié — </w:t>
       </w:r>
-      <w:hyperlink w:history="1" r:id="rIdf8gnf8amb56f-jmsf1rzp">
+      <w:hyperlink w:history="1" r:id="rId76xdpypgj-4xe7e2kvn1f">
         <w:r>
           <w:rPr>
             <w:rStyle w:val="Hyperlink"/>
@@ -1159,7 +1159,7 @@
       <w:r>
         <w:t xml:space="preserve"> — modifié — </w:t>
       </w:r>
-      <w:hyperlink w:history="1" r:id="rIdopj6mgcwa7lrygwrqm6z6">
+      <w:hyperlink w:history="1" r:id="rIdzwwr1joiehoxmsxrs0al1">
         <w:r>
           <w:rPr>
             <w:rStyle w:val="Hyperlink"/>
@@ -1188,7 +1188,7 @@
       <w:r>
         <w:t xml:space="preserve"> — modifié — </w:t>
       </w:r>
-      <w:hyperlink w:history="1" r:id="rIdoo8ofru-qjyh7tcba-rty">
+      <w:hyperlink w:history="1" r:id="rIdv65veto4vnd3by3tsideg">
         <w:r>
           <w:rPr>
             <w:rStyle w:val="Hyperlink"/>
@@ -1225,7 +1225,7 @@
       <w:r>
         <w:t xml:space="preserve"> — créé — </w:t>
       </w:r>
-      <w:hyperlink w:history="1" r:id="rIdkrvmmbr69bpeeyn75d1fs">
+      <w:hyperlink w:history="1" r:id="rIddxa1wtbhfrvdt2f6wuwnf">
         <w:r>
           <w:rPr>
             <w:rStyle w:val="Hyperlink"/>
@@ -1254,7 +1254,7 @@
       <w:r>
         <w:t xml:space="preserve"> — modifié — </w:t>
       </w:r>
-      <w:hyperlink w:history="1" r:id="rIdov7nxxyw7cxvspquvzbni">
+      <w:hyperlink w:history="1" r:id="rId-lj-x3j9vyz-bnhp_z4sk">
         <w:r>
           <w:rPr>
             <w:rStyle w:val="Hyperlink"/>
@@ -1283,7 +1283,7 @@
       <w:r>
         <w:t xml:space="preserve"> — modifié — </w:t>
       </w:r>
-      <w:hyperlink w:history="1" r:id="rIdhwfhu1hjwqcdfzmebdapl">
+      <w:hyperlink w:history="1" r:id="rIdcuqchqb-wysw_xdnztuas">
         <w:r>
           <w:rPr>
             <w:rStyle w:val="Hyperlink"/>
@@ -1312,7 +1312,7 @@
       <w:r>
         <w:t xml:space="preserve"> — modifié — </w:t>
       </w:r>
-      <w:hyperlink w:history="1" r:id="rIdtdcfhkgbygykl9uzrbr6p">
+      <w:hyperlink w:history="1" r:id="rIdjfn1i3ncffcv6jfcdgknq">
         <w:r>
           <w:rPr>
             <w:rStyle w:val="Hyperlink"/>
@@ -1349,7 +1349,7 @@
       <w:r>
         <w:t xml:space="preserve"> — modifié — </w:t>
       </w:r>
-      <w:hyperlink w:history="1" r:id="rIdfybkfbl5b2lnmgz_vy_d3">
+      <w:hyperlink w:history="1" r:id="rIdcdd7i5z6asp4fmf-rz5lq">
         <w:r>
           <w:rPr>
             <w:rStyle w:val="Hyperlink"/>
@@ -1378,7 +1378,7 @@
       <w:r>
         <w:t xml:space="preserve"> — modifié — </w:t>
       </w:r>
-      <w:hyperlink w:history="1" r:id="rIdnjhcxxnk9wfke1xo9ebw7">
+      <w:hyperlink w:history="1" r:id="rIdbrk3xofc8fnt42f3ubqep">
         <w:r>
           <w:rPr>
             <w:rStyle w:val="Hyperlink"/>
@@ -1407,7 +1407,7 @@
       <w:r>
         <w:t xml:space="preserve"> — modifié — </w:t>
       </w:r>
-      <w:hyperlink w:history="1" r:id="rIdwei29r_s8mza0g_lw_q2-">
+      <w:hyperlink w:history="1" r:id="rIdb0hqpkxs6b1hnqj-lnmj4">
         <w:r>
           <w:rPr>
             <w:rStyle w:val="Hyperlink"/>
@@ -1444,7 +1444,7 @@
       <w:r>
         <w:t xml:space="preserve"> — modifié — </w:t>
       </w:r>
-      <w:hyperlink w:history="1" r:id="rIdnwzq3azbhfi1l_ixhb13i">
+      <w:hyperlink w:history="1" r:id="rIdonla7ayc6douvgrdtgwew">
         <w:r>
           <w:rPr>
             <w:rStyle w:val="Hyperlink"/>
@@ -1473,7 +1473,7 @@
       <w:r>
         <w:t xml:space="preserve"> — modifié — </w:t>
       </w:r>
-      <w:hyperlink w:history="1" r:id="rIdfp8e2-qvemrnpbcmjzqix">
+      <w:hyperlink w:history="1" r:id="rIdv-didwosv19pyhtii9qti">
         <w:r>
           <w:rPr>
             <w:rStyle w:val="Hyperlink"/>
@@ -1569,7 +1569,7 @@
         </w:numPr>
       </w:pPr>
       <w:r>
-        <w:t xml:space="preserve">le match ne se clôt pas tant que le tiroir n'a pas son Z</w:t>
+        <w:t xml:space="preserve">l'événement ne se clôt pas tant que le tiroir n'a pas son Z</w:t>
       </w:r>
     </w:p>
     <w:p>
@@ -1629,7 +1629,7 @@
         </w:numPr>
       </w:pPr>
       <w:r>
-        <w:t xml:space="preserve">étape 4 : le match se clôt ; ensuite, plus de Z tardif, mais une rectification reste possible</w:t>
+        <w:t xml:space="preserve">étape 4 : l'événement se clôt ; ensuite, plus de Z tardif, mais une rectification reste possible</w:t>
       </w:r>
     </w:p>
     <w:p>

--- a/docs/developpement/phases/word/PHASE_07_CLOTURE_DU_MATCH_Z_DES_TIROIRS_RECTIFICATION_SIGNEE.docx
+++ b/docs/developpement/phases/word/PHASE_07_CLOTURE_DU_MATCH_Z_DES_TIROIRS_RECTIFICATION_SIGNEE.docx
@@ -20,7 +20,7 @@
       <w:r>
         <w:t xml:space="preserve">FlaiX Expert · dossier de développement · généré le 2026-10-04 depuis le dépôt </w:t>
       </w:r>
-      <w:hyperlink w:history="1" r:id="rIdvvoaerp_38l2bmg6lch_e">
+      <w:hyperlink w:history="1" r:id="rIdppknoul60f31-kqr9c0q3">
         <w:r>
           <w:rPr>
             <w:rStyle w:val="Hyperlink"/>
@@ -852,7 +852,7 @@
           <w:numId w:val="3"/>
         </w:numPr>
       </w:pPr>
-      <w:hyperlink w:history="1" r:id="rIdzbbvxpr5u0dg-vxrxuz8b">
+      <w:hyperlink w:history="1" r:id="rIdrwphsyrylnlffmikgnbbw">
         <w:r>
           <w:rPr>
             <w:rStyle w:val="Hyperlink"/>
@@ -872,7 +872,7 @@
           <w:numId w:val="3"/>
         </w:numPr>
       </w:pPr>
-      <w:hyperlink w:history="1" r:id="rId0yrh_piqxya6cyoobuhlk">
+      <w:hyperlink w:history="1" r:id="rIdccwsxg1yxutk34wuctbcp">
         <w:r>
           <w:rPr>
             <w:rStyle w:val="Hyperlink"/>
@@ -892,7 +892,7 @@
           <w:numId w:val="3"/>
         </w:numPr>
       </w:pPr>
-      <w:hyperlink w:history="1" r:id="rIdf3w3mg3_oaqmebwvattsj">
+      <w:hyperlink w:history="1" r:id="rIdfjp27omtoltwkixrih_lo">
         <w:r>
           <w:rPr>
             <w:rStyle w:val="Hyperlink"/>
@@ -940,7 +940,7 @@
       <w:r>
         <w:t xml:space="preserve"> — créé — </w:t>
       </w:r>
-      <w:hyperlink w:history="1" r:id="rId5qojycbshqzr-ipiygnhg">
+      <w:hyperlink w:history="1" r:id="rIdlxt3fauedjk99hx_-r6gc">
         <w:r>
           <w:rPr>
             <w:rStyle w:val="Hyperlink"/>
@@ -977,7 +977,7 @@
       <w:r>
         <w:t xml:space="preserve"> — modifié — </w:t>
       </w:r>
-      <w:hyperlink w:history="1" r:id="rIdccqhznmtnsqgkoezc_i4o">
+      <w:hyperlink w:history="1" r:id="rIdciycomzazfuelyamibtqw">
         <w:r>
           <w:rPr>
             <w:rStyle w:val="Hyperlink"/>
@@ -1006,7 +1006,7 @@
       <w:r>
         <w:t xml:space="preserve"> — créé — </w:t>
       </w:r>
-      <w:hyperlink w:history="1" r:id="rIdnx_cscepgtpro3q2crrvb">
+      <w:hyperlink w:history="1" r:id="rIdmrmkbyoybzqo8weld4fcn">
         <w:r>
           <w:rPr>
             <w:rStyle w:val="Hyperlink"/>
@@ -1035,7 +1035,7 @@
       <w:r>
         <w:t xml:space="preserve"> — modifié — </w:t>
       </w:r>
-      <w:hyperlink w:history="1" r:id="rIdhkbua8zclkw8ijegdupoq">
+      <w:hyperlink w:history="1" r:id="rIdfwmthgwvbkk2-5ywkjbus">
         <w:r>
           <w:rPr>
             <w:rStyle w:val="Hyperlink"/>
@@ -1064,7 +1064,7 @@
       <w:r>
         <w:t xml:space="preserve"> — créé — </w:t>
       </w:r>
-      <w:hyperlink w:history="1" r:id="rIdnrmrbjqa8ait2plntre8i">
+      <w:hyperlink w:history="1" r:id="rIdvib7nvgh7uzp5t_5g7unv">
         <w:r>
           <w:rPr>
             <w:rStyle w:val="Hyperlink"/>
@@ -1101,7 +1101,7 @@
       <w:r>
         <w:t xml:space="preserve"> — créé — </w:t>
       </w:r>
-      <w:hyperlink w:history="1" r:id="rIdwuscto9osrlbsp_w2-bpl">
+      <w:hyperlink w:history="1" r:id="rIdujnyfdrt_z4gsp2d7khvt">
         <w:r>
           <w:rPr>
             <w:rStyle w:val="Hyperlink"/>
@@ -1130,7 +1130,7 @@
       <w:r>
         <w:t xml:space="preserve"> — modifié — </w:t>
       </w:r>
-      <w:hyperlink w:history="1" r:id="rId76xdpypgj-4xe7e2kvn1f">
+      <w:hyperlink w:history="1" r:id="rIdmgkhn6a7obl_-x0zt_s_x">
         <w:r>
           <w:rPr>
             <w:rStyle w:val="Hyperlink"/>
@@ -1159,7 +1159,7 @@
       <w:r>
         <w:t xml:space="preserve"> — modifié — </w:t>
       </w:r>
-      <w:hyperlink w:history="1" r:id="rIdzwwr1joiehoxmsxrs0al1">
+      <w:hyperlink w:history="1" r:id="rIdj5ckxsjmmjozaamve82a3">
         <w:r>
           <w:rPr>
             <w:rStyle w:val="Hyperlink"/>
@@ -1188,7 +1188,7 @@
       <w:r>
         <w:t xml:space="preserve"> — modifié — </w:t>
       </w:r>
-      <w:hyperlink w:history="1" r:id="rIdv65veto4vnd3by3tsideg">
+      <w:hyperlink w:history="1" r:id="rId1e6eagrbdnkzpln7nq0yj">
         <w:r>
           <w:rPr>
             <w:rStyle w:val="Hyperlink"/>
@@ -1225,7 +1225,7 @@
       <w:r>
         <w:t xml:space="preserve"> — créé — </w:t>
       </w:r>
-      <w:hyperlink w:history="1" r:id="rIddxa1wtbhfrvdt2f6wuwnf">
+      <w:hyperlink w:history="1" r:id="rIdz3cglhz2hzf4akxzj_mve">
         <w:r>
           <w:rPr>
             <w:rStyle w:val="Hyperlink"/>
@@ -1254,7 +1254,7 @@
       <w:r>
         <w:t xml:space="preserve"> — modifié — </w:t>
       </w:r>
-      <w:hyperlink w:history="1" r:id="rId-lj-x3j9vyz-bnhp_z4sk">
+      <w:hyperlink w:history="1" r:id="rIdreqkh4zeyq_n36syyxqjz">
         <w:r>
           <w:rPr>
             <w:rStyle w:val="Hyperlink"/>
@@ -1283,7 +1283,7 @@
       <w:r>
         <w:t xml:space="preserve"> — modifié — </w:t>
       </w:r>
-      <w:hyperlink w:history="1" r:id="rIdcuqchqb-wysw_xdnztuas">
+      <w:hyperlink w:history="1" r:id="rIdbtbewjeasi1yzx0aaif9v">
         <w:r>
           <w:rPr>
             <w:rStyle w:val="Hyperlink"/>
@@ -1312,7 +1312,7 @@
       <w:r>
         <w:t xml:space="preserve"> — modifié — </w:t>
       </w:r>
-      <w:hyperlink w:history="1" r:id="rIdjfn1i3ncffcv6jfcdgknq">
+      <w:hyperlink w:history="1" r:id="rIdbsankc0ilvd7kaa5d4_5x">
         <w:r>
           <w:rPr>
             <w:rStyle w:val="Hyperlink"/>
@@ -1349,7 +1349,7 @@
       <w:r>
         <w:t xml:space="preserve"> — modifié — </w:t>
       </w:r>
-      <w:hyperlink w:history="1" r:id="rIdcdd7i5z6asp4fmf-rz5lq">
+      <w:hyperlink w:history="1" r:id="rId9o1x0oydzpjh4u0uvpqsu">
         <w:r>
           <w:rPr>
             <w:rStyle w:val="Hyperlink"/>
@@ -1378,7 +1378,7 @@
       <w:r>
         <w:t xml:space="preserve"> — modifié — </w:t>
       </w:r>
-      <w:hyperlink w:history="1" r:id="rIdbrk3xofc8fnt42f3ubqep">
+      <w:hyperlink w:history="1" r:id="rIdqd7wog6i9tx6is7bidica">
         <w:r>
           <w:rPr>
             <w:rStyle w:val="Hyperlink"/>
@@ -1407,7 +1407,7 @@
       <w:r>
         <w:t xml:space="preserve"> — modifié — </w:t>
       </w:r>
-      <w:hyperlink w:history="1" r:id="rIdb0hqpkxs6b1hnqj-lnmj4">
+      <w:hyperlink w:history="1" r:id="rIdxs1cwj4thdxfpfhmufkid">
         <w:r>
           <w:rPr>
             <w:rStyle w:val="Hyperlink"/>
@@ -1444,7 +1444,7 @@
       <w:r>
         <w:t xml:space="preserve"> — modifié — </w:t>
       </w:r>
-      <w:hyperlink w:history="1" r:id="rIdonla7ayc6douvgrdtgwew">
+      <w:hyperlink w:history="1" r:id="rIdvmwqnorelrea1bcoldvxb">
         <w:r>
           <w:rPr>
             <w:rStyle w:val="Hyperlink"/>
@@ -1473,7 +1473,7 @@
       <w:r>
         <w:t xml:space="preserve"> — modifié — </w:t>
       </w:r>
-      <w:hyperlink w:history="1" r:id="rIdv-didwosv19pyhtii9qti">
+      <w:hyperlink w:history="1" r:id="rIdzw8vs5ugkdhf2akau_ksl">
         <w:r>
           <w:rPr>
             <w:rStyle w:val="Hyperlink"/>

--- a/docs/developpement/phases/word/PHASE_07_CLOTURE_DU_MATCH_Z_DES_TIROIRS_RECTIFICATION_SIGNEE.docx
+++ b/docs/developpement/phases/word/PHASE_07_CLOTURE_DU_MATCH_Z_DES_TIROIRS_RECTIFICATION_SIGNEE.docx
@@ -20,7 +20,7 @@
       <w:r>
         <w:t xml:space="preserve">FlaiX Expert · dossier de développement · généré le 2026-10-04 depuis le dépôt </w:t>
       </w:r>
-      <w:hyperlink w:history="1" r:id="rIdppknoul60f31-kqr9c0q3">
+      <w:hyperlink w:history="1" r:id="rIdflfy-0cfw4kdarcatffft">
         <w:r>
           <w:rPr>
             <w:rStyle w:val="Hyperlink"/>
@@ -852,7 +852,7 @@
           <w:numId w:val="3"/>
         </w:numPr>
       </w:pPr>
-      <w:hyperlink w:history="1" r:id="rIdrwphsyrylnlffmikgnbbw">
+      <w:hyperlink w:history="1" r:id="rIdi9r_tpzi5depu4qxwulj_">
         <w:r>
           <w:rPr>
             <w:rStyle w:val="Hyperlink"/>
@@ -872,7 +872,7 @@
           <w:numId w:val="3"/>
         </w:numPr>
       </w:pPr>
-      <w:hyperlink w:history="1" r:id="rIdccwsxg1yxutk34wuctbcp">
+      <w:hyperlink w:history="1" r:id="rIdplkcb1hhrh0yze6hiipyb">
         <w:r>
           <w:rPr>
             <w:rStyle w:val="Hyperlink"/>
@@ -892,7 +892,7 @@
           <w:numId w:val="3"/>
         </w:numPr>
       </w:pPr>
-      <w:hyperlink w:history="1" r:id="rIdfjp27omtoltwkixrih_lo">
+      <w:hyperlink w:history="1" r:id="rIdxaway9kjokw9mgroueb-j">
         <w:r>
           <w:rPr>
             <w:rStyle w:val="Hyperlink"/>
@@ -940,7 +940,7 @@
       <w:r>
         <w:t xml:space="preserve"> — créé — </w:t>
       </w:r>
-      <w:hyperlink w:history="1" r:id="rIdlxt3fauedjk99hx_-r6gc">
+      <w:hyperlink w:history="1" r:id="rId-cvvshmsvxmqqm0n_5vo8">
         <w:r>
           <w:rPr>
             <w:rStyle w:val="Hyperlink"/>
@@ -977,7 +977,7 @@
       <w:r>
         <w:t xml:space="preserve"> — modifié — </w:t>
       </w:r>
-      <w:hyperlink w:history="1" r:id="rIdciycomzazfuelyamibtqw">
+      <w:hyperlink w:history="1" r:id="rIdzquto-gwmrokggg97aaq5">
         <w:r>
           <w:rPr>
             <w:rStyle w:val="Hyperlink"/>
@@ -1006,7 +1006,7 @@
       <w:r>
         <w:t xml:space="preserve"> — créé — </w:t>
       </w:r>
-      <w:hyperlink w:history="1" r:id="rIdmrmkbyoybzqo8weld4fcn">
+      <w:hyperlink w:history="1" r:id="rId8axal3ycsamplzph8zwur">
         <w:r>
           <w:rPr>
             <w:rStyle w:val="Hyperlink"/>
@@ -1035,7 +1035,7 @@
       <w:r>
         <w:t xml:space="preserve"> — modifié — </w:t>
       </w:r>
-      <w:hyperlink w:history="1" r:id="rIdfwmthgwvbkk2-5ywkjbus">
+      <w:hyperlink w:history="1" r:id="rIdyhelw_rrwp_yqkghxb6ki">
         <w:r>
           <w:rPr>
             <w:rStyle w:val="Hyperlink"/>
@@ -1064,7 +1064,7 @@
       <w:r>
         <w:t xml:space="preserve"> — créé — </w:t>
       </w:r>
-      <w:hyperlink w:history="1" r:id="rIdvib7nvgh7uzp5t_5g7unv">
+      <w:hyperlink w:history="1" r:id="rIde77yy3dgy_xivq0-5hixi">
         <w:r>
           <w:rPr>
             <w:rStyle w:val="Hyperlink"/>
@@ -1101,7 +1101,7 @@
       <w:r>
         <w:t xml:space="preserve"> — créé — </w:t>
       </w:r>
-      <w:hyperlink w:history="1" r:id="rIdujnyfdrt_z4gsp2d7khvt">
+      <w:hyperlink w:history="1" r:id="rIdtn6scd2rml3xl2kaiu-jr">
         <w:r>
           <w:rPr>
             <w:rStyle w:val="Hyperlink"/>
@@ -1130,7 +1130,7 @@
       <w:r>
         <w:t xml:space="preserve"> — modifié — </w:t>
       </w:r>
-      <w:hyperlink w:history="1" r:id="rIdmgkhn6a7obl_-x0zt_s_x">
+      <w:hyperlink w:history="1" r:id="rId2ntnpp2ybxhe6mnnw3jwy">
         <w:r>
           <w:rPr>
             <w:rStyle w:val="Hyperlink"/>
@@ -1159,7 +1159,7 @@
       <w:r>
         <w:t xml:space="preserve"> — modifié — </w:t>
       </w:r>
-      <w:hyperlink w:history="1" r:id="rIdj5ckxsjmmjozaamve82a3">
+      <w:hyperlink w:history="1" r:id="rIdibmabayo5begi5mrrmsoa">
         <w:r>
           <w:rPr>
             <w:rStyle w:val="Hyperlink"/>
@@ -1188,7 +1188,7 @@
       <w:r>
         <w:t xml:space="preserve"> — modifié — </w:t>
       </w:r>
-      <w:hyperlink w:history="1" r:id="rId1e6eagrbdnkzpln7nq0yj">
+      <w:hyperlink w:history="1" r:id="rIdw9qehfcyexr4we2k4qeof">
         <w:r>
           <w:rPr>
             <w:rStyle w:val="Hyperlink"/>
@@ -1225,7 +1225,7 @@
       <w:r>
         <w:t xml:space="preserve"> — créé — </w:t>
       </w:r>
-      <w:hyperlink w:history="1" r:id="rIdz3cglhz2hzf4akxzj_mve">
+      <w:hyperlink w:history="1" r:id="rIdh0ou8xzmy90esh80xiu3f">
         <w:r>
           <w:rPr>
             <w:rStyle w:val="Hyperlink"/>
@@ -1254,7 +1254,7 @@
       <w:r>
         <w:t xml:space="preserve"> — modifié — </w:t>
       </w:r>
-      <w:hyperlink w:history="1" r:id="rIdreqkh4zeyq_n36syyxqjz">
+      <w:hyperlink w:history="1" r:id="rIdh__2wpykoa3pjqbozawsb">
         <w:r>
           <w:rPr>
             <w:rStyle w:val="Hyperlink"/>
@@ -1283,7 +1283,7 @@
       <w:r>
         <w:t xml:space="preserve"> — modifié — </w:t>
       </w:r>
-      <w:hyperlink w:history="1" r:id="rIdbtbewjeasi1yzx0aaif9v">
+      <w:hyperlink w:history="1" r:id="rId089go6u6pztxnxkuuvtia">
         <w:r>
           <w:rPr>
             <w:rStyle w:val="Hyperlink"/>
@@ -1312,7 +1312,7 @@
       <w:r>
         <w:t xml:space="preserve"> — modifié — </w:t>
       </w:r>
-      <w:hyperlink w:history="1" r:id="rIdbsankc0ilvd7kaa5d4_5x">
+      <w:hyperlink w:history="1" r:id="rId307lr6d4aiyz8naittlre">
         <w:r>
           <w:rPr>
             <w:rStyle w:val="Hyperlink"/>
@@ -1349,7 +1349,7 @@
       <w:r>
         <w:t xml:space="preserve"> — modifié — </w:t>
       </w:r>
-      <w:hyperlink w:history="1" r:id="rId9o1x0oydzpjh4u0uvpqsu">
+      <w:hyperlink w:history="1" r:id="rIdqa7nzwxspilxxhkvn3mn8">
         <w:r>
           <w:rPr>
             <w:rStyle w:val="Hyperlink"/>
@@ -1378,7 +1378,7 @@
       <w:r>
         <w:t xml:space="preserve"> — modifié — </w:t>
       </w:r>
-      <w:hyperlink w:history="1" r:id="rIdqd7wog6i9tx6is7bidica">
+      <w:hyperlink w:history="1" r:id="rIdrg8zp5qfbl5bc4dnk8u4m">
         <w:r>
           <w:rPr>
             <w:rStyle w:val="Hyperlink"/>
@@ -1407,7 +1407,7 @@
       <w:r>
         <w:t xml:space="preserve"> — modifié — </w:t>
       </w:r>
-      <w:hyperlink w:history="1" r:id="rIdxs1cwj4thdxfpfhmufkid">
+      <w:hyperlink w:history="1" r:id="rIdw3rmlhvoojwfhec948o4h">
         <w:r>
           <w:rPr>
             <w:rStyle w:val="Hyperlink"/>
@@ -1444,7 +1444,7 @@
       <w:r>
         <w:t xml:space="preserve"> — modifié — </w:t>
       </w:r>
-      <w:hyperlink w:history="1" r:id="rIdvmwqnorelrea1bcoldvxb">
+      <w:hyperlink w:history="1" r:id="rIdgnwj9ke4l-jfw2hvxbbml">
         <w:r>
           <w:rPr>
             <w:rStyle w:val="Hyperlink"/>
@@ -1473,7 +1473,7 @@
       <w:r>
         <w:t xml:space="preserve"> — modifié — </w:t>
       </w:r>
-      <w:hyperlink w:history="1" r:id="rIdzw8vs5ugkdhf2akau_ksl">
+      <w:hyperlink w:history="1" r:id="rIdbbfmw9n9czko8bc-v1ic5">
         <w:r>
           <w:rPr>
             <w:rStyle w:val="Hyperlink"/>

--- a/docs/developpement/phases/word/PHASE_07_CLOTURE_DU_MATCH_Z_DES_TIROIRS_RECTIFICATION_SIGNEE.docx
+++ b/docs/developpement/phases/word/PHASE_07_CLOTURE_DU_MATCH_Z_DES_TIROIRS_RECTIFICATION_SIGNEE.docx
@@ -20,7 +20,7 @@
       <w:r>
         <w:t xml:space="preserve">FlaiX Expert · dossier de développement · généré le 2026-10-04 depuis le dépôt </w:t>
       </w:r>
-      <w:hyperlink w:history="1" r:id="rIdflfy-0cfw4kdarcatffft">
+      <w:hyperlink w:history="1" r:id="rIdanjcnmocg_xedv-8265xh">
         <w:r>
           <w:rPr>
             <w:rStyle w:val="Hyperlink"/>
@@ -852,7 +852,7 @@
           <w:numId w:val="3"/>
         </w:numPr>
       </w:pPr>
-      <w:hyperlink w:history="1" r:id="rIdi9r_tpzi5depu4qxwulj_">
+      <w:hyperlink w:history="1" r:id="rId_98llhomqj3gtntp4bj9_">
         <w:r>
           <w:rPr>
             <w:rStyle w:val="Hyperlink"/>
@@ -872,7 +872,7 @@
           <w:numId w:val="3"/>
         </w:numPr>
       </w:pPr>
-      <w:hyperlink w:history="1" r:id="rIdplkcb1hhrh0yze6hiipyb">
+      <w:hyperlink w:history="1" r:id="rIds0ea9kcopfcyrudmf9r7-">
         <w:r>
           <w:rPr>
             <w:rStyle w:val="Hyperlink"/>
@@ -892,7 +892,7 @@
           <w:numId w:val="3"/>
         </w:numPr>
       </w:pPr>
-      <w:hyperlink w:history="1" r:id="rIdxaway9kjokw9mgroueb-j">
+      <w:hyperlink w:history="1" r:id="rIdskzde4_f-w0tbfgyyvopo">
         <w:r>
           <w:rPr>
             <w:rStyle w:val="Hyperlink"/>
@@ -940,7 +940,7 @@
       <w:r>
         <w:t xml:space="preserve"> — créé — </w:t>
       </w:r>
-      <w:hyperlink w:history="1" r:id="rId-cvvshmsvxmqqm0n_5vo8">
+      <w:hyperlink w:history="1" r:id="rIdttwcoaz3_ar2cfvk14nk6">
         <w:r>
           <w:rPr>
             <w:rStyle w:val="Hyperlink"/>
@@ -977,7 +977,7 @@
       <w:r>
         <w:t xml:space="preserve"> — modifié — </w:t>
       </w:r>
-      <w:hyperlink w:history="1" r:id="rIdzquto-gwmrokggg97aaq5">
+      <w:hyperlink w:history="1" r:id="rIdjcsxin76_1wvatjhekn_n">
         <w:r>
           <w:rPr>
             <w:rStyle w:val="Hyperlink"/>
@@ -1006,7 +1006,7 @@
       <w:r>
         <w:t xml:space="preserve"> — créé — </w:t>
       </w:r>
-      <w:hyperlink w:history="1" r:id="rId8axal3ycsamplzph8zwur">
+      <w:hyperlink w:history="1" r:id="rIdqx3krxyknjkwj_fiogqsp">
         <w:r>
           <w:rPr>
             <w:rStyle w:val="Hyperlink"/>
@@ -1035,7 +1035,7 @@
       <w:r>
         <w:t xml:space="preserve"> — modifié — </w:t>
       </w:r>
-      <w:hyperlink w:history="1" r:id="rIdyhelw_rrwp_yqkghxb6ki">
+      <w:hyperlink w:history="1" r:id="rIdqgvlb2wwtefx8fuq6yx6l">
         <w:r>
           <w:rPr>
             <w:rStyle w:val="Hyperlink"/>
@@ -1064,7 +1064,7 @@
       <w:r>
         <w:t xml:space="preserve"> — créé — </w:t>
       </w:r>
-      <w:hyperlink w:history="1" r:id="rIde77yy3dgy_xivq0-5hixi">
+      <w:hyperlink w:history="1" r:id="rIdkrk-urtjai0aqid4tekm9">
         <w:r>
           <w:rPr>
             <w:rStyle w:val="Hyperlink"/>
@@ -1101,7 +1101,7 @@
       <w:r>
         <w:t xml:space="preserve"> — créé — </w:t>
       </w:r>
-      <w:hyperlink w:history="1" r:id="rIdtn6scd2rml3xl2kaiu-jr">
+      <w:hyperlink w:history="1" r:id="rIdvfbpfnmcicdng_uqhnvtv">
         <w:r>
           <w:rPr>
             <w:rStyle w:val="Hyperlink"/>
@@ -1130,7 +1130,7 @@
       <w:r>
         <w:t xml:space="preserve"> — modifié — </w:t>
       </w:r>
-      <w:hyperlink w:history="1" r:id="rId2ntnpp2ybxhe6mnnw3jwy">
+      <w:hyperlink w:history="1" r:id="rIdic6hjjiotrae8vvs4s1d6">
         <w:r>
           <w:rPr>
             <w:rStyle w:val="Hyperlink"/>
@@ -1159,7 +1159,7 @@
       <w:r>
         <w:t xml:space="preserve"> — modifié — </w:t>
       </w:r>
-      <w:hyperlink w:history="1" r:id="rIdibmabayo5begi5mrrmsoa">
+      <w:hyperlink w:history="1" r:id="rIdr6hm4tnutmzc25qrintdn">
         <w:r>
           <w:rPr>
             <w:rStyle w:val="Hyperlink"/>
@@ -1188,7 +1188,7 @@
       <w:r>
         <w:t xml:space="preserve"> — modifié — </w:t>
       </w:r>
-      <w:hyperlink w:history="1" r:id="rIdw9qehfcyexr4we2k4qeof">
+      <w:hyperlink w:history="1" r:id="rIdx9ixjcqwxofgcvlsgpkcc">
         <w:r>
           <w:rPr>
             <w:rStyle w:val="Hyperlink"/>
@@ -1225,7 +1225,7 @@
       <w:r>
         <w:t xml:space="preserve"> — créé — </w:t>
       </w:r>
-      <w:hyperlink w:history="1" r:id="rIdh0ou8xzmy90esh80xiu3f">
+      <w:hyperlink w:history="1" r:id="rIdcoupnv4ypncofxdwpdvpb">
         <w:r>
           <w:rPr>
             <w:rStyle w:val="Hyperlink"/>
@@ -1254,7 +1254,7 @@
       <w:r>
         <w:t xml:space="preserve"> — modifié — </w:t>
       </w:r>
-      <w:hyperlink w:history="1" r:id="rIdh__2wpykoa3pjqbozawsb">
+      <w:hyperlink w:history="1" r:id="rId2jgw3cpoew-zjcjbo6mky">
         <w:r>
           <w:rPr>
             <w:rStyle w:val="Hyperlink"/>
@@ -1283,7 +1283,7 @@
       <w:r>
         <w:t xml:space="preserve"> — modifié — </w:t>
       </w:r>
-      <w:hyperlink w:history="1" r:id="rId089go6u6pztxnxkuuvtia">
+      <w:hyperlink w:history="1" r:id="rIdrh2f4fa9wmz_1k8dj1djl">
         <w:r>
           <w:rPr>
             <w:rStyle w:val="Hyperlink"/>
@@ -1312,7 +1312,7 @@
       <w:r>
         <w:t xml:space="preserve"> — modifié — </w:t>
       </w:r>
-      <w:hyperlink w:history="1" r:id="rId307lr6d4aiyz8naittlre">
+      <w:hyperlink w:history="1" r:id="rIdwz2kgskorvnpb4pc9m6za">
         <w:r>
           <w:rPr>
             <w:rStyle w:val="Hyperlink"/>
@@ -1349,7 +1349,7 @@
       <w:r>
         <w:t xml:space="preserve"> — modifié — </w:t>
       </w:r>
-      <w:hyperlink w:history="1" r:id="rIdqa7nzwxspilxxhkvn3mn8">
+      <w:hyperlink w:history="1" r:id="rIdwaaly8jdmtol15cj6v7hd">
         <w:r>
           <w:rPr>
             <w:rStyle w:val="Hyperlink"/>
@@ -1378,7 +1378,7 @@
       <w:r>
         <w:t xml:space="preserve"> — modifié — </w:t>
       </w:r>
-      <w:hyperlink w:history="1" r:id="rIdrg8zp5qfbl5bc4dnk8u4m">
+      <w:hyperlink w:history="1" r:id="rIdvjdmjt1pjoshsug_blnel">
         <w:r>
           <w:rPr>
             <w:rStyle w:val="Hyperlink"/>
@@ -1407,7 +1407,7 @@
       <w:r>
         <w:t xml:space="preserve"> — modifié — </w:t>
       </w:r>
-      <w:hyperlink w:history="1" r:id="rIdw3rmlhvoojwfhec948o4h">
+      <w:hyperlink w:history="1" r:id="rIdcc1f7cv8jsmuqfkkb48l4">
         <w:r>
           <w:rPr>
             <w:rStyle w:val="Hyperlink"/>
@@ -1444,7 +1444,7 @@
       <w:r>
         <w:t xml:space="preserve"> — modifié — </w:t>
       </w:r>
-      <w:hyperlink w:history="1" r:id="rIdgnwj9ke4l-jfw2hvxbbml">
+      <w:hyperlink w:history="1" r:id="rIdbh16xi0ynvi-7ath4hp9p">
         <w:r>
           <w:rPr>
             <w:rStyle w:val="Hyperlink"/>
@@ -1473,7 +1473,7 @@
       <w:r>
         <w:t xml:space="preserve"> — modifié — </w:t>
       </w:r>
-      <w:hyperlink w:history="1" r:id="rIdbbfmw9n9czko8bc-v1ic5">
+      <w:hyperlink w:history="1" r:id="rIddg2wm4derf-4mjfjckxg_">
         <w:r>
           <w:rPr>
             <w:rStyle w:val="Hyperlink"/>

--- a/docs/developpement/phases/word/PHASE_07_CLOTURE_DU_MATCH_Z_DES_TIROIRS_RECTIFICATION_SIGNEE.docx
+++ b/docs/developpement/phases/word/PHASE_07_CLOTURE_DU_MATCH_Z_DES_TIROIRS_RECTIFICATION_SIGNEE.docx
@@ -20,7 +20,7 @@
       <w:r>
         <w:t xml:space="preserve">FlaiX Expert · dossier de développement · généré le 2026-10-04 depuis le dépôt </w:t>
       </w:r>
-      <w:hyperlink w:history="1" r:id="rIdanjcnmocg_xedv-8265xh">
+      <w:hyperlink w:history="1" r:id="rIdwnw3shrnmgvr7w2f21v5w">
         <w:r>
           <w:rPr>
             <w:rStyle w:val="Hyperlink"/>
@@ -852,7 +852,7 @@
           <w:numId w:val="3"/>
         </w:numPr>
       </w:pPr>
-      <w:hyperlink w:history="1" r:id="rId_98llhomqj3gtntp4bj9_">
+      <w:hyperlink w:history="1" r:id="rId_neh3p2gmduld8jq_yxro">
         <w:r>
           <w:rPr>
             <w:rStyle w:val="Hyperlink"/>
@@ -872,7 +872,7 @@
           <w:numId w:val="3"/>
         </w:numPr>
       </w:pPr>
-      <w:hyperlink w:history="1" r:id="rIds0ea9kcopfcyrudmf9r7-">
+      <w:hyperlink w:history="1" r:id="rIdffqiptxmvw-zmig1f9qqd">
         <w:r>
           <w:rPr>
             <w:rStyle w:val="Hyperlink"/>
@@ -892,7 +892,7 @@
           <w:numId w:val="3"/>
         </w:numPr>
       </w:pPr>
-      <w:hyperlink w:history="1" r:id="rIdskzde4_f-w0tbfgyyvopo">
+      <w:hyperlink w:history="1" r:id="rIdexk5xwlpklvyzxvjhddv_">
         <w:r>
           <w:rPr>
             <w:rStyle w:val="Hyperlink"/>
@@ -940,7 +940,7 @@
       <w:r>
         <w:t xml:space="preserve"> — créé — </w:t>
       </w:r>
-      <w:hyperlink w:history="1" r:id="rIdttwcoaz3_ar2cfvk14nk6">
+      <w:hyperlink w:history="1" r:id="rIdm2k8ontkdr5yhm-qce9jq">
         <w:r>
           <w:rPr>
             <w:rStyle w:val="Hyperlink"/>
@@ -977,7 +977,7 @@
       <w:r>
         <w:t xml:space="preserve"> — modifié — </w:t>
       </w:r>
-      <w:hyperlink w:history="1" r:id="rIdjcsxin76_1wvatjhekn_n">
+      <w:hyperlink w:history="1" r:id="rIdkbyzlreiehbkymmui3vy4">
         <w:r>
           <w:rPr>
             <w:rStyle w:val="Hyperlink"/>
@@ -1006,7 +1006,7 @@
       <w:r>
         <w:t xml:space="preserve"> — créé — </w:t>
       </w:r>
-      <w:hyperlink w:history="1" r:id="rIdqx3krxyknjkwj_fiogqsp">
+      <w:hyperlink w:history="1" r:id="rIdm7f61cmf7l7qlbms0dpzn">
         <w:r>
           <w:rPr>
             <w:rStyle w:val="Hyperlink"/>
@@ -1035,7 +1035,7 @@
       <w:r>
         <w:t xml:space="preserve"> — modifié — </w:t>
       </w:r>
-      <w:hyperlink w:history="1" r:id="rIdqgvlb2wwtefx8fuq6yx6l">
+      <w:hyperlink w:history="1" r:id="rIdlqw_baier_obhad2c6bkm">
         <w:r>
           <w:rPr>
             <w:rStyle w:val="Hyperlink"/>
@@ -1064,7 +1064,7 @@
       <w:r>
         <w:t xml:space="preserve"> — créé — </w:t>
       </w:r>
-      <w:hyperlink w:history="1" r:id="rIdkrk-urtjai0aqid4tekm9">
+      <w:hyperlink w:history="1" r:id="rIdx5vmlabcbpyncmtby4lru">
         <w:r>
           <w:rPr>
             <w:rStyle w:val="Hyperlink"/>
@@ -1101,7 +1101,7 @@
       <w:r>
         <w:t xml:space="preserve"> — créé — </w:t>
       </w:r>
-      <w:hyperlink w:history="1" r:id="rIdvfbpfnmcicdng_uqhnvtv">
+      <w:hyperlink w:history="1" r:id="rIdlbrcz0kim8r4kxruzaywh">
         <w:r>
           <w:rPr>
             <w:rStyle w:val="Hyperlink"/>
@@ -1130,7 +1130,7 @@
       <w:r>
         <w:t xml:space="preserve"> — modifié — </w:t>
       </w:r>
-      <w:hyperlink w:history="1" r:id="rIdic6hjjiotrae8vvs4s1d6">
+      <w:hyperlink w:history="1" r:id="rIdi4ttyhkdraberwofyvlvl">
         <w:r>
           <w:rPr>
             <w:rStyle w:val="Hyperlink"/>
@@ -1159,7 +1159,7 @@
       <w:r>
         <w:t xml:space="preserve"> — modifié — </w:t>
       </w:r>
-      <w:hyperlink w:history="1" r:id="rIdr6hm4tnutmzc25qrintdn">
+      <w:hyperlink w:history="1" r:id="rIdayvh6htpo3hztqfzzwykp">
         <w:r>
           <w:rPr>
             <w:rStyle w:val="Hyperlink"/>
@@ -1188,7 +1188,7 @@
       <w:r>
         <w:t xml:space="preserve"> — modifié — </w:t>
       </w:r>
-      <w:hyperlink w:history="1" r:id="rIdx9ixjcqwxofgcvlsgpkcc">
+      <w:hyperlink w:history="1" r:id="rIdg-eogsdj_ucbkiemgfcyn">
         <w:r>
           <w:rPr>
             <w:rStyle w:val="Hyperlink"/>
@@ -1225,7 +1225,7 @@
       <w:r>
         <w:t xml:space="preserve"> — créé — </w:t>
       </w:r>
-      <w:hyperlink w:history="1" r:id="rIdcoupnv4ypncofxdwpdvpb">
+      <w:hyperlink w:history="1" r:id="rIdagcud1wl88s657j-r1mbd">
         <w:r>
           <w:rPr>
             <w:rStyle w:val="Hyperlink"/>
@@ -1254,7 +1254,7 @@
       <w:r>
         <w:t xml:space="preserve"> — modifié — </w:t>
       </w:r>
-      <w:hyperlink w:history="1" r:id="rId2jgw3cpoew-zjcjbo6mky">
+      <w:hyperlink w:history="1" r:id="rIdmeh_xnj3trex1jswb3nyk">
         <w:r>
           <w:rPr>
             <w:rStyle w:val="Hyperlink"/>
@@ -1283,7 +1283,7 @@
       <w:r>
         <w:t xml:space="preserve"> — modifié — </w:t>
       </w:r>
-      <w:hyperlink w:history="1" r:id="rIdrh2f4fa9wmz_1k8dj1djl">
+      <w:hyperlink w:history="1" r:id="rIdm6gm8-n-iwoxolj3oowcr">
         <w:r>
           <w:rPr>
             <w:rStyle w:val="Hyperlink"/>
@@ -1312,7 +1312,7 @@
       <w:r>
         <w:t xml:space="preserve"> — modifié — </w:t>
       </w:r>
-      <w:hyperlink w:history="1" r:id="rIdwz2kgskorvnpb4pc9m6za">
+      <w:hyperlink w:history="1" r:id="rIdsjtsxbugri12l58gwgwab">
         <w:r>
           <w:rPr>
             <w:rStyle w:val="Hyperlink"/>
@@ -1349,7 +1349,7 @@
       <w:r>
         <w:t xml:space="preserve"> — modifié — </w:t>
       </w:r>
-      <w:hyperlink w:history="1" r:id="rIdwaaly8jdmtol15cj6v7hd">
+      <w:hyperlink w:history="1" r:id="rIdyvg13yhgdxjmodnzz_mdw">
         <w:r>
           <w:rPr>
             <w:rStyle w:val="Hyperlink"/>
@@ -1378,7 +1378,7 @@
       <w:r>
         <w:t xml:space="preserve"> — modifié — </w:t>
       </w:r>
-      <w:hyperlink w:history="1" r:id="rIdvjdmjt1pjoshsug_blnel">
+      <w:hyperlink w:history="1" r:id="rIdars9rvsjdt5umtz8fb4qg">
         <w:r>
           <w:rPr>
             <w:rStyle w:val="Hyperlink"/>
@@ -1407,7 +1407,7 @@
       <w:r>
         <w:t xml:space="preserve"> — modifié — </w:t>
       </w:r>
-      <w:hyperlink w:history="1" r:id="rIdcc1f7cv8jsmuqfkkb48l4">
+      <w:hyperlink w:history="1" r:id="rIdbl-lbidcdppbc02hqf7xo">
         <w:r>
           <w:rPr>
             <w:rStyle w:val="Hyperlink"/>
@@ -1444,7 +1444,7 @@
       <w:r>
         <w:t xml:space="preserve"> — modifié — </w:t>
       </w:r>
-      <w:hyperlink w:history="1" r:id="rIdbh16xi0ynvi-7ath4hp9p">
+      <w:hyperlink w:history="1" r:id="rIdt_-qkofnwqinhochjtd3d">
         <w:r>
           <w:rPr>
             <w:rStyle w:val="Hyperlink"/>
@@ -1473,7 +1473,7 @@
       <w:r>
         <w:t xml:space="preserve"> — modifié — </w:t>
       </w:r>
-      <w:hyperlink w:history="1" r:id="rIddg2wm4derf-4mjfjckxg_">
+      <w:hyperlink w:history="1" r:id="rIdli63lqset_n1blp3enjcs">
         <w:r>
           <w:rPr>
             <w:rStyle w:val="Hyperlink"/>

--- a/docs/developpement/phases/word/PHASE_07_CLOTURE_DU_MATCH_Z_DES_TIROIRS_RECTIFICATION_SIGNEE.docx
+++ b/docs/developpement/phases/word/PHASE_07_CLOTURE_DU_MATCH_Z_DES_TIROIRS_RECTIFICATION_SIGNEE.docx
@@ -20,7 +20,7 @@
       <w:r>
         <w:t xml:space="preserve">FlaiX Expert · dossier de développement · généré le 2026-10-04 depuis le dépôt </w:t>
       </w:r>
-      <w:hyperlink w:history="1" r:id="rIdwnw3shrnmgvr7w2f21v5w">
+      <w:hyperlink w:history="1" r:id="rIdj-n2opacy077yfyorw3xh">
         <w:r>
           <w:rPr>
             <w:rStyle w:val="Hyperlink"/>
@@ -852,7 +852,7 @@
           <w:numId w:val="3"/>
         </w:numPr>
       </w:pPr>
-      <w:hyperlink w:history="1" r:id="rId_neh3p2gmduld8jq_yxro">
+      <w:hyperlink w:history="1" r:id="rId42bicia2pgqei_uhvxrws">
         <w:r>
           <w:rPr>
             <w:rStyle w:val="Hyperlink"/>
@@ -872,7 +872,7 @@
           <w:numId w:val="3"/>
         </w:numPr>
       </w:pPr>
-      <w:hyperlink w:history="1" r:id="rIdffqiptxmvw-zmig1f9qqd">
+      <w:hyperlink w:history="1" r:id="rIdb8j6luc8bipas-9n7egcl">
         <w:r>
           <w:rPr>
             <w:rStyle w:val="Hyperlink"/>
@@ -892,7 +892,7 @@
           <w:numId w:val="3"/>
         </w:numPr>
       </w:pPr>
-      <w:hyperlink w:history="1" r:id="rIdexk5xwlpklvyzxvjhddv_">
+      <w:hyperlink w:history="1" r:id="rIdmtwucgiijc3vu87hy6wtm">
         <w:r>
           <w:rPr>
             <w:rStyle w:val="Hyperlink"/>
@@ -940,7 +940,7 @@
       <w:r>
         <w:t xml:space="preserve"> — créé — </w:t>
       </w:r>
-      <w:hyperlink w:history="1" r:id="rIdm2k8ontkdr5yhm-qce9jq">
+      <w:hyperlink w:history="1" r:id="rIdumr1tgp4jgzsh6am0kc_c">
         <w:r>
           <w:rPr>
             <w:rStyle w:val="Hyperlink"/>
@@ -977,7 +977,7 @@
       <w:r>
         <w:t xml:space="preserve"> — modifié — </w:t>
       </w:r>
-      <w:hyperlink w:history="1" r:id="rIdkbyzlreiehbkymmui3vy4">
+      <w:hyperlink w:history="1" r:id="rId2kkefcvwrk9d30lyxsq1l">
         <w:r>
           <w:rPr>
             <w:rStyle w:val="Hyperlink"/>
@@ -1006,7 +1006,7 @@
       <w:r>
         <w:t xml:space="preserve"> — créé — </w:t>
       </w:r>
-      <w:hyperlink w:history="1" r:id="rIdm7f61cmf7l7qlbms0dpzn">
+      <w:hyperlink w:history="1" r:id="rIdx_rxp1d3y4im7e00smfpo">
         <w:r>
           <w:rPr>
             <w:rStyle w:val="Hyperlink"/>
@@ -1035,7 +1035,7 @@
       <w:r>
         <w:t xml:space="preserve"> — modifié — </w:t>
       </w:r>
-      <w:hyperlink w:history="1" r:id="rIdlqw_baier_obhad2c6bkm">
+      <w:hyperlink w:history="1" r:id="rIdhgsnv3cgfmbsaaokrhoo9">
         <w:r>
           <w:rPr>
             <w:rStyle w:val="Hyperlink"/>
@@ -1064,7 +1064,7 @@
       <w:r>
         <w:t xml:space="preserve"> — créé — </w:t>
       </w:r>
-      <w:hyperlink w:history="1" r:id="rIdx5vmlabcbpyncmtby4lru">
+      <w:hyperlink w:history="1" r:id="rId7rxrbdpj8n1kjuybswk9z">
         <w:r>
           <w:rPr>
             <w:rStyle w:val="Hyperlink"/>
@@ -1101,7 +1101,7 @@
       <w:r>
         <w:t xml:space="preserve"> — créé — </w:t>
       </w:r>
-      <w:hyperlink w:history="1" r:id="rIdlbrcz0kim8r4kxruzaywh">
+      <w:hyperlink w:history="1" r:id="rIdpsemvwgtefkdy7zb-tvoz">
         <w:r>
           <w:rPr>
             <w:rStyle w:val="Hyperlink"/>
@@ -1130,7 +1130,7 @@
       <w:r>
         <w:t xml:space="preserve"> — modifié — </w:t>
       </w:r>
-      <w:hyperlink w:history="1" r:id="rIdi4ttyhkdraberwofyvlvl">
+      <w:hyperlink w:history="1" r:id="rIdaqo2fdnzinvh8jppzcvbb">
         <w:r>
           <w:rPr>
             <w:rStyle w:val="Hyperlink"/>
@@ -1159,7 +1159,7 @@
       <w:r>
         <w:t xml:space="preserve"> — modifié — </w:t>
       </w:r>
-      <w:hyperlink w:history="1" r:id="rIdayvh6htpo3hztqfzzwykp">
+      <w:hyperlink w:history="1" r:id="rIdytuswmqjsitijydhn--k8">
         <w:r>
           <w:rPr>
             <w:rStyle w:val="Hyperlink"/>
@@ -1188,7 +1188,7 @@
       <w:r>
         <w:t xml:space="preserve"> — modifié — </w:t>
       </w:r>
-      <w:hyperlink w:history="1" r:id="rIdg-eogsdj_ucbkiemgfcyn">
+      <w:hyperlink w:history="1" r:id="rIdliv3ozucnqio7mooyyaqw">
         <w:r>
           <w:rPr>
             <w:rStyle w:val="Hyperlink"/>
@@ -1225,7 +1225,7 @@
       <w:r>
         <w:t xml:space="preserve"> — créé — </w:t>
       </w:r>
-      <w:hyperlink w:history="1" r:id="rIdagcud1wl88s657j-r1mbd">
+      <w:hyperlink w:history="1" r:id="rIdw-ogwwhjtf2eznwv-gnng">
         <w:r>
           <w:rPr>
             <w:rStyle w:val="Hyperlink"/>
@@ -1254,7 +1254,7 @@
       <w:r>
         <w:t xml:space="preserve"> — modifié — </w:t>
       </w:r>
-      <w:hyperlink w:history="1" r:id="rIdmeh_xnj3trex1jswb3nyk">
+      <w:hyperlink w:history="1" r:id="rIdpg2nf-u8_5ff3jrw1xlbr">
         <w:r>
           <w:rPr>
             <w:rStyle w:val="Hyperlink"/>
@@ -1283,7 +1283,7 @@
       <w:r>
         <w:t xml:space="preserve"> — modifié — </w:t>
       </w:r>
-      <w:hyperlink w:history="1" r:id="rIdm6gm8-n-iwoxolj3oowcr">
+      <w:hyperlink w:history="1" r:id="rIduwzx0nv_pju_it8tupnce">
         <w:r>
           <w:rPr>
             <w:rStyle w:val="Hyperlink"/>
@@ -1312,7 +1312,7 @@
       <w:r>
         <w:t xml:space="preserve"> — modifié — </w:t>
       </w:r>
-      <w:hyperlink w:history="1" r:id="rIdsjtsxbugri12l58gwgwab">
+      <w:hyperlink w:history="1" r:id="rIdjzsgepoz-j-8karb1ekkf">
         <w:r>
           <w:rPr>
             <w:rStyle w:val="Hyperlink"/>
@@ -1349,7 +1349,7 @@
       <w:r>
         <w:t xml:space="preserve"> — modifié — </w:t>
       </w:r>
-      <w:hyperlink w:history="1" r:id="rIdyvg13yhgdxjmodnzz_mdw">
+      <w:hyperlink w:history="1" r:id="rId9kqhj0sdhrzi_rcsmqcjx">
         <w:r>
           <w:rPr>
             <w:rStyle w:val="Hyperlink"/>
@@ -1378,7 +1378,7 @@
       <w:r>
         <w:t xml:space="preserve"> — modifié — </w:t>
       </w:r>
-      <w:hyperlink w:history="1" r:id="rIdars9rvsjdt5umtz8fb4qg">
+      <w:hyperlink w:history="1" r:id="rIdivtu0k4nrlnltzpqu4hw8">
         <w:r>
           <w:rPr>
             <w:rStyle w:val="Hyperlink"/>
@@ -1407,7 +1407,7 @@
       <w:r>
         <w:t xml:space="preserve"> — modifié — </w:t>
       </w:r>
-      <w:hyperlink w:history="1" r:id="rIdbl-lbidcdppbc02hqf7xo">
+      <w:hyperlink w:history="1" r:id="rId_640hrppb7qdomolayy6g">
         <w:r>
           <w:rPr>
             <w:rStyle w:val="Hyperlink"/>
@@ -1444,7 +1444,7 @@
       <w:r>
         <w:t xml:space="preserve"> — modifié — </w:t>
       </w:r>
-      <w:hyperlink w:history="1" r:id="rIdt_-qkofnwqinhochjtd3d">
+      <w:hyperlink w:history="1" r:id="rIdnmgpkhrxrcikdoyn-1a-9">
         <w:r>
           <w:rPr>
             <w:rStyle w:val="Hyperlink"/>
@@ -1473,7 +1473,7 @@
       <w:r>
         <w:t xml:space="preserve"> — modifié — </w:t>
       </w:r>
-      <w:hyperlink w:history="1" r:id="rIdli63lqset_n1blp3enjcs">
+      <w:hyperlink w:history="1" r:id="rIdwhx_xlrcmm1oa0wm1ms2k">
         <w:r>
           <w:rPr>
             <w:rStyle w:val="Hyperlink"/>

--- a/docs/developpement/phases/word/PHASE_07_CLOTURE_DU_MATCH_Z_DES_TIROIRS_RECTIFICATION_SIGNEE.docx
+++ b/docs/developpement/phases/word/PHASE_07_CLOTURE_DU_MATCH_Z_DES_TIROIRS_RECTIFICATION_SIGNEE.docx
@@ -20,7 +20,7 @@
       <w:r>
         <w:t xml:space="preserve">FlaiX Expert · dossier de développement · généré le 2026-10-04 depuis le dépôt </w:t>
       </w:r>
-      <w:hyperlink w:history="1" r:id="rIdj-n2opacy077yfyorw3xh">
+      <w:hyperlink w:history="1" r:id="rIdzihpjrw9dr3xbryfpxm2f">
         <w:r>
           <w:rPr>
             <w:rStyle w:val="Hyperlink"/>
@@ -852,7 +852,7 @@
           <w:numId w:val="3"/>
         </w:numPr>
       </w:pPr>
-      <w:hyperlink w:history="1" r:id="rId42bicia2pgqei_uhvxrws">
+      <w:hyperlink w:history="1" r:id="rIdktilteafbeynsd9sst8qv">
         <w:r>
           <w:rPr>
             <w:rStyle w:val="Hyperlink"/>
@@ -872,7 +872,7 @@
           <w:numId w:val="3"/>
         </w:numPr>
       </w:pPr>
-      <w:hyperlink w:history="1" r:id="rIdb8j6luc8bipas-9n7egcl">
+      <w:hyperlink w:history="1" r:id="rIdqx8mpaaqtwjzcuousskk2">
         <w:r>
           <w:rPr>
             <w:rStyle w:val="Hyperlink"/>
@@ -892,7 +892,7 @@
           <w:numId w:val="3"/>
         </w:numPr>
       </w:pPr>
-      <w:hyperlink w:history="1" r:id="rIdmtwucgiijc3vu87hy6wtm">
+      <w:hyperlink w:history="1" r:id="rIday4gcowvqkqp-prhpzmyt">
         <w:r>
           <w:rPr>
             <w:rStyle w:val="Hyperlink"/>
@@ -940,7 +940,7 @@
       <w:r>
         <w:t xml:space="preserve"> — créé — </w:t>
       </w:r>
-      <w:hyperlink w:history="1" r:id="rIdumr1tgp4jgzsh6am0kc_c">
+      <w:hyperlink w:history="1" r:id="rIddkyznpkkp8pbylcrlk_iq">
         <w:r>
           <w:rPr>
             <w:rStyle w:val="Hyperlink"/>
@@ -977,7 +977,7 @@
       <w:r>
         <w:t xml:space="preserve"> — modifié — </w:t>
       </w:r>
-      <w:hyperlink w:history="1" r:id="rId2kkefcvwrk9d30lyxsq1l">
+      <w:hyperlink w:history="1" r:id="rIdk-6h8f6objzhukiatqcze">
         <w:r>
           <w:rPr>
             <w:rStyle w:val="Hyperlink"/>
@@ -1006,7 +1006,7 @@
       <w:r>
         <w:t xml:space="preserve"> — créé — </w:t>
       </w:r>
-      <w:hyperlink w:history="1" r:id="rIdx_rxp1d3y4im7e00smfpo">
+      <w:hyperlink w:history="1" r:id="rIdicldtwp7mjcabjbeglxav">
         <w:r>
           <w:rPr>
             <w:rStyle w:val="Hyperlink"/>
@@ -1035,7 +1035,7 @@
       <w:r>
         <w:t xml:space="preserve"> — modifié — </w:t>
       </w:r>
-      <w:hyperlink w:history="1" r:id="rIdhgsnv3cgfmbsaaokrhoo9">
+      <w:hyperlink w:history="1" r:id="rIdhk3r_layaathluawpzrar">
         <w:r>
           <w:rPr>
             <w:rStyle w:val="Hyperlink"/>
@@ -1064,7 +1064,7 @@
       <w:r>
         <w:t xml:space="preserve"> — créé — </w:t>
       </w:r>
-      <w:hyperlink w:history="1" r:id="rId7rxrbdpj8n1kjuybswk9z">
+      <w:hyperlink w:history="1" r:id="rId4zwxxx0zxljyhcmqvh7wg">
         <w:r>
           <w:rPr>
             <w:rStyle w:val="Hyperlink"/>
@@ -1101,7 +1101,7 @@
       <w:r>
         <w:t xml:space="preserve"> — créé — </w:t>
       </w:r>
-      <w:hyperlink w:history="1" r:id="rIdpsemvwgtefkdy7zb-tvoz">
+      <w:hyperlink w:history="1" r:id="rIdur3lhps7wqlhjofn_vd8l">
         <w:r>
           <w:rPr>
             <w:rStyle w:val="Hyperlink"/>
@@ -1130,7 +1130,7 @@
       <w:r>
         <w:t xml:space="preserve"> — modifié — </w:t>
       </w:r>
-      <w:hyperlink w:history="1" r:id="rIdaqo2fdnzinvh8jppzcvbb">
+      <w:hyperlink w:history="1" r:id="rIdemlwktqbnandocgt8hrq5">
         <w:r>
           <w:rPr>
             <w:rStyle w:val="Hyperlink"/>
@@ -1159,7 +1159,7 @@
       <w:r>
         <w:t xml:space="preserve"> — modifié — </w:t>
       </w:r>
-      <w:hyperlink w:history="1" r:id="rIdytuswmqjsitijydhn--k8">
+      <w:hyperlink w:history="1" r:id="rId6exaub0jy7ftnnwb_lvnz">
         <w:r>
           <w:rPr>
             <w:rStyle w:val="Hyperlink"/>
@@ -1188,7 +1188,7 @@
       <w:r>
         <w:t xml:space="preserve"> — modifié — </w:t>
       </w:r>
-      <w:hyperlink w:history="1" r:id="rIdliv3ozucnqio7mooyyaqw">
+      <w:hyperlink w:history="1" r:id="rId4d77_wcphgpmj9wsup_xh">
         <w:r>
           <w:rPr>
             <w:rStyle w:val="Hyperlink"/>
@@ -1225,7 +1225,7 @@
       <w:r>
         <w:t xml:space="preserve"> — créé — </w:t>
       </w:r>
-      <w:hyperlink w:history="1" r:id="rIdw-ogwwhjtf2eznwv-gnng">
+      <w:hyperlink w:history="1" r:id="rIdaqjhjqu1gpre_d9tq-tns">
         <w:r>
           <w:rPr>
             <w:rStyle w:val="Hyperlink"/>
@@ -1254,7 +1254,7 @@
       <w:r>
         <w:t xml:space="preserve"> — modifié — </w:t>
       </w:r>
-      <w:hyperlink w:history="1" r:id="rIdpg2nf-u8_5ff3jrw1xlbr">
+      <w:hyperlink w:history="1" r:id="rIdnbgylkgmxvg4euh58lb16">
         <w:r>
           <w:rPr>
             <w:rStyle w:val="Hyperlink"/>
@@ -1283,7 +1283,7 @@
       <w:r>
         <w:t xml:space="preserve"> — modifié — </w:t>
       </w:r>
-      <w:hyperlink w:history="1" r:id="rIduwzx0nv_pju_it8tupnce">
+      <w:hyperlink w:history="1" r:id="rIda8txdt8tkejctaxjty3sz">
         <w:r>
           <w:rPr>
             <w:rStyle w:val="Hyperlink"/>
@@ -1312,7 +1312,7 @@
       <w:r>
         <w:t xml:space="preserve"> — modifié — </w:t>
       </w:r>
-      <w:hyperlink w:history="1" r:id="rIdjzsgepoz-j-8karb1ekkf">
+      <w:hyperlink w:history="1" r:id="rIdibirnjx1bf3poq_u8iqyy">
         <w:r>
           <w:rPr>
             <w:rStyle w:val="Hyperlink"/>
@@ -1349,7 +1349,7 @@
       <w:r>
         <w:t xml:space="preserve"> — modifié — </w:t>
       </w:r>
-      <w:hyperlink w:history="1" r:id="rId9kqhj0sdhrzi_rcsmqcjx">
+      <w:hyperlink w:history="1" r:id="rIddpir_7jdjzkac-pxtxlll">
         <w:r>
           <w:rPr>
             <w:rStyle w:val="Hyperlink"/>
@@ -1378,7 +1378,7 @@
       <w:r>
         <w:t xml:space="preserve"> — modifié — </w:t>
       </w:r>
-      <w:hyperlink w:history="1" r:id="rIdivtu0k4nrlnltzpqu4hw8">
+      <w:hyperlink w:history="1" r:id="rId2p7mdrlkmcmwquuxyrb8t">
         <w:r>
           <w:rPr>
             <w:rStyle w:val="Hyperlink"/>
@@ -1407,7 +1407,7 @@
       <w:r>
         <w:t xml:space="preserve"> — modifié — </w:t>
       </w:r>
-      <w:hyperlink w:history="1" r:id="rId_640hrppb7qdomolayy6g">
+      <w:hyperlink w:history="1" r:id="rId51rk-4oxgh1_v207cptvp">
         <w:r>
           <w:rPr>
             <w:rStyle w:val="Hyperlink"/>
@@ -1444,7 +1444,7 @@
       <w:r>
         <w:t xml:space="preserve"> — modifié — </w:t>
       </w:r>
-      <w:hyperlink w:history="1" r:id="rIdnmgpkhrxrcikdoyn-1a-9">
+      <w:hyperlink w:history="1" r:id="rIdyvebjn9il-cdwqd40bged">
         <w:r>
           <w:rPr>
             <w:rStyle w:val="Hyperlink"/>
@@ -1473,7 +1473,7 @@
       <w:r>
         <w:t xml:space="preserve"> — modifié — </w:t>
       </w:r>
-      <w:hyperlink w:history="1" r:id="rIdwhx_xlrcmm1oa0wm1ms2k">
+      <w:hyperlink w:history="1" r:id="rIdptb65eouhcac4iwyqp50j">
         <w:r>
           <w:rPr>
             <w:rStyle w:val="Hyperlink"/>

--- a/docs/developpement/phases/word/PHASE_07_CLOTURE_DU_MATCH_Z_DES_TIROIRS_RECTIFICATION_SIGNEE.docx
+++ b/docs/developpement/phases/word/PHASE_07_CLOTURE_DU_MATCH_Z_DES_TIROIRS_RECTIFICATION_SIGNEE.docx
@@ -18,9 +18,9 @@
         <w:shd w:fill="F6F3FF" w:color="auto" w:val="clear"/>
       </w:pPr>
       <w:r>
-        <w:t xml:space="preserve">FlaiX Expert · dossier de développement · généré le 2026-10-04 depuis le dépôt </w:t>
-      </w:r>
-      <w:hyperlink w:history="1" r:id="rIdzihpjrw9dr3xbryfpxm2f">
+        <w:t xml:space="preserve">FlaiX Expert · dossier de développement · généré le 2026-10-19 depuis le dépôt </w:t>
+      </w:r>
+      <w:hyperlink w:history="1" r:id="rIdz4qzhaapkzfxw_z8bui7w">
         <w:r>
           <w:rPr>
             <w:rStyle w:val="Hyperlink"/>
@@ -852,7 +852,7 @@
           <w:numId w:val="3"/>
         </w:numPr>
       </w:pPr>
-      <w:hyperlink w:history="1" r:id="rIdktilteafbeynsd9sst8qv">
+      <w:hyperlink w:history="1" r:id="rIdsbraemm3ovdv19mcvylx9">
         <w:r>
           <w:rPr>
             <w:rStyle w:val="Hyperlink"/>
@@ -872,7 +872,7 @@
           <w:numId w:val="3"/>
         </w:numPr>
       </w:pPr>
-      <w:hyperlink w:history="1" r:id="rIdqx8mpaaqtwjzcuousskk2">
+      <w:hyperlink w:history="1" r:id="rIdxwjl-rgwqej7--ajtqhti">
         <w:r>
           <w:rPr>
             <w:rStyle w:val="Hyperlink"/>
@@ -892,7 +892,7 @@
           <w:numId w:val="3"/>
         </w:numPr>
       </w:pPr>
-      <w:hyperlink w:history="1" r:id="rIday4gcowvqkqp-prhpzmyt">
+      <w:hyperlink w:history="1" r:id="rIdu-qqn4lcnq_bejmsus6au">
         <w:r>
           <w:rPr>
             <w:rStyle w:val="Hyperlink"/>
@@ -940,7 +940,7 @@
       <w:r>
         <w:t xml:space="preserve"> — créé — </w:t>
       </w:r>
-      <w:hyperlink w:history="1" r:id="rIddkyznpkkp8pbylcrlk_iq">
+      <w:hyperlink w:history="1" r:id="rIda8luk20tjgvjxep9kilwx">
         <w:r>
           <w:rPr>
             <w:rStyle w:val="Hyperlink"/>
@@ -977,7 +977,7 @@
       <w:r>
         <w:t xml:space="preserve"> — modifié — </w:t>
       </w:r>
-      <w:hyperlink w:history="1" r:id="rIdk-6h8f6objzhukiatqcze">
+      <w:hyperlink w:history="1" r:id="rIdc8xmktk6rr0_gwaxj_8fl">
         <w:r>
           <w:rPr>
             <w:rStyle w:val="Hyperlink"/>
@@ -1006,7 +1006,7 @@
       <w:r>
         <w:t xml:space="preserve"> — créé — </w:t>
       </w:r>
-      <w:hyperlink w:history="1" r:id="rIdicldtwp7mjcabjbeglxav">
+      <w:hyperlink w:history="1" r:id="rIdleijykujtl2qcsujfyari">
         <w:r>
           <w:rPr>
             <w:rStyle w:val="Hyperlink"/>
@@ -1035,7 +1035,7 @@
       <w:r>
         <w:t xml:space="preserve"> — modifié — </w:t>
       </w:r>
-      <w:hyperlink w:history="1" r:id="rIdhk3r_layaathluawpzrar">
+      <w:hyperlink w:history="1" r:id="rIdpkazz4l_3oew-b-2ftq52">
         <w:r>
           <w:rPr>
             <w:rStyle w:val="Hyperlink"/>
@@ -1064,7 +1064,7 @@
       <w:r>
         <w:t xml:space="preserve"> — créé — </w:t>
       </w:r>
-      <w:hyperlink w:history="1" r:id="rId4zwxxx0zxljyhcmqvh7wg">
+      <w:hyperlink w:history="1" r:id="rIdtlsefdmmalu0vcgzkqagy">
         <w:r>
           <w:rPr>
             <w:rStyle w:val="Hyperlink"/>
@@ -1101,7 +1101,7 @@
       <w:r>
         <w:t xml:space="preserve"> — créé — </w:t>
       </w:r>
-      <w:hyperlink w:history="1" r:id="rIdur3lhps7wqlhjofn_vd8l">
+      <w:hyperlink w:history="1" r:id="rIdv4vvemrgrxdualnkng-gc">
         <w:r>
           <w:rPr>
             <w:rStyle w:val="Hyperlink"/>
@@ -1130,7 +1130,7 @@
       <w:r>
         <w:t xml:space="preserve"> — modifié — </w:t>
       </w:r>
-      <w:hyperlink w:history="1" r:id="rIdemlwktqbnandocgt8hrq5">
+      <w:hyperlink w:history="1" r:id="rIdkjfkycfoh1zcsellf7w3u">
         <w:r>
           <w:rPr>
             <w:rStyle w:val="Hyperlink"/>
@@ -1159,7 +1159,7 @@
       <w:r>
         <w:t xml:space="preserve"> — modifié — </w:t>
       </w:r>
-      <w:hyperlink w:history="1" r:id="rId6exaub0jy7ftnnwb_lvnz">
+      <w:hyperlink w:history="1" r:id="rIdathavzouo_lrfx3xnpt0w">
         <w:r>
           <w:rPr>
             <w:rStyle w:val="Hyperlink"/>
@@ -1188,7 +1188,7 @@
       <w:r>
         <w:t xml:space="preserve"> — modifié — </w:t>
       </w:r>
-      <w:hyperlink w:history="1" r:id="rId4d77_wcphgpmj9wsup_xh">
+      <w:hyperlink w:history="1" r:id="rId8lon2ltykhcllh3a-ln6r">
         <w:r>
           <w:rPr>
             <w:rStyle w:val="Hyperlink"/>
@@ -1225,7 +1225,7 @@
       <w:r>
         <w:t xml:space="preserve"> — créé — </w:t>
       </w:r>
-      <w:hyperlink w:history="1" r:id="rIdaqjhjqu1gpre_d9tq-tns">
+      <w:hyperlink w:history="1" r:id="rIdyx93ne1gib6gyytoirsmp">
         <w:r>
           <w:rPr>
             <w:rStyle w:val="Hyperlink"/>
@@ -1254,7 +1254,7 @@
       <w:r>
         <w:t xml:space="preserve"> — modifié — </w:t>
       </w:r>
-      <w:hyperlink w:history="1" r:id="rIdnbgylkgmxvg4euh58lb16">
+      <w:hyperlink w:history="1" r:id="rIdm9o8oxpggnwxord5c7jdn">
         <w:r>
           <w:rPr>
             <w:rStyle w:val="Hyperlink"/>
@@ -1283,7 +1283,7 @@
       <w:r>
         <w:t xml:space="preserve"> — modifié — </w:t>
       </w:r>
-      <w:hyperlink w:history="1" r:id="rIda8txdt8tkejctaxjty3sz">
+      <w:hyperlink w:history="1" r:id="rIdvwj7ukmir4n2vca2lbxmt">
         <w:r>
           <w:rPr>
             <w:rStyle w:val="Hyperlink"/>
@@ -1312,7 +1312,7 @@
       <w:r>
         <w:t xml:space="preserve"> — modifié — </w:t>
       </w:r>
-      <w:hyperlink w:history="1" r:id="rIdibirnjx1bf3poq_u8iqyy">
+      <w:hyperlink w:history="1" r:id="rIdne_pxddlyjs2cityav1o2">
         <w:r>
           <w:rPr>
             <w:rStyle w:val="Hyperlink"/>
@@ -1349,7 +1349,7 @@
       <w:r>
         <w:t xml:space="preserve"> — modifié — </w:t>
       </w:r>
-      <w:hyperlink w:history="1" r:id="rIddpir_7jdjzkac-pxtxlll">
+      <w:hyperlink w:history="1" r:id="rIddyblufykqisyuu84rxzib">
         <w:r>
           <w:rPr>
             <w:rStyle w:val="Hyperlink"/>
@@ -1378,7 +1378,7 @@
       <w:r>
         <w:t xml:space="preserve"> — modifié — </w:t>
       </w:r>
-      <w:hyperlink w:history="1" r:id="rId2p7mdrlkmcmwquuxyrb8t">
+      <w:hyperlink w:history="1" r:id="rIdqmg5skkv5fr1caum8twqi">
         <w:r>
           <w:rPr>
             <w:rStyle w:val="Hyperlink"/>
@@ -1407,7 +1407,7 @@
       <w:r>
         <w:t xml:space="preserve"> — modifié — </w:t>
       </w:r>
-      <w:hyperlink w:history="1" r:id="rId51rk-4oxgh1_v207cptvp">
+      <w:hyperlink w:history="1" r:id="rIdcmvutvv8vripfimysz_e4">
         <w:r>
           <w:rPr>
             <w:rStyle w:val="Hyperlink"/>
@@ -1444,7 +1444,7 @@
       <w:r>
         <w:t xml:space="preserve"> — modifié — </w:t>
       </w:r>
-      <w:hyperlink w:history="1" r:id="rIdyvebjn9il-cdwqd40bged">
+      <w:hyperlink w:history="1" r:id="rIdju769pqbrrudc0_-tnuzv">
         <w:r>
           <w:rPr>
             <w:rStyle w:val="Hyperlink"/>
@@ -1473,7 +1473,7 @@
       <w:r>
         <w:t xml:space="preserve"> — modifié — </w:t>
       </w:r>
-      <w:hyperlink w:history="1" r:id="rIdptb65eouhcac4iwyqp50j">
+      <w:hyperlink w:history="1" r:id="rIdxwwlr_f7vp3sjypmgugfh">
         <w:r>
           <w:rPr>
             <w:rStyle w:val="Hyperlink"/>

--- a/docs/developpement/phases/word/PHASE_07_CLOTURE_DU_MATCH_Z_DES_TIROIRS_RECTIFICATION_SIGNEE.docx
+++ b/docs/developpement/phases/word/PHASE_07_CLOTURE_DU_MATCH_Z_DES_TIROIRS_RECTIFICATION_SIGNEE.docx
@@ -20,7 +20,7 @@
       <w:r>
         <w:t xml:space="preserve">FlaiX Expert · dossier de développement · généré le 2026-10-19 depuis le dépôt </w:t>
       </w:r>
-      <w:hyperlink w:history="1" r:id="rIdz4qzhaapkzfxw_z8bui7w">
+      <w:hyperlink w:history="1" r:id="rIdva5clympymmzzaga2l6cz">
         <w:r>
           <w:rPr>
             <w:rStyle w:val="Hyperlink"/>
@@ -852,7 +852,7 @@
           <w:numId w:val="3"/>
         </w:numPr>
       </w:pPr>
-      <w:hyperlink w:history="1" r:id="rIdsbraemm3ovdv19mcvylx9">
+      <w:hyperlink w:history="1" r:id="rIduh1wqg9nvgndwxqmki0pw">
         <w:r>
           <w:rPr>
             <w:rStyle w:val="Hyperlink"/>
@@ -872,7 +872,7 @@
           <w:numId w:val="3"/>
         </w:numPr>
       </w:pPr>
-      <w:hyperlink w:history="1" r:id="rIdxwjl-rgwqej7--ajtqhti">
+      <w:hyperlink w:history="1" r:id="rIdbx333m1yixge_7mngtlth">
         <w:r>
           <w:rPr>
             <w:rStyle w:val="Hyperlink"/>
@@ -892,7 +892,7 @@
           <w:numId w:val="3"/>
         </w:numPr>
       </w:pPr>
-      <w:hyperlink w:history="1" r:id="rIdu-qqn4lcnq_bejmsus6au">
+      <w:hyperlink w:history="1" r:id="rIdhf-xp16q5x0quhmwpwdq_">
         <w:r>
           <w:rPr>
             <w:rStyle w:val="Hyperlink"/>
@@ -940,7 +940,7 @@
       <w:r>
         <w:t xml:space="preserve"> — créé — </w:t>
       </w:r>
-      <w:hyperlink w:history="1" r:id="rIda8luk20tjgvjxep9kilwx">
+      <w:hyperlink w:history="1" r:id="rIdfyzgf7tlvekvm_vhtnkrz">
         <w:r>
           <w:rPr>
             <w:rStyle w:val="Hyperlink"/>
@@ -977,7 +977,7 @@
       <w:r>
         <w:t xml:space="preserve"> — modifié — </w:t>
       </w:r>
-      <w:hyperlink w:history="1" r:id="rIdc8xmktk6rr0_gwaxj_8fl">
+      <w:hyperlink w:history="1" r:id="rIdgs311sjcadcvceeojj2wj">
         <w:r>
           <w:rPr>
             <w:rStyle w:val="Hyperlink"/>
@@ -1006,7 +1006,7 @@
       <w:r>
         <w:t xml:space="preserve"> — créé — </w:t>
       </w:r>
-      <w:hyperlink w:history="1" r:id="rIdleijykujtl2qcsujfyari">
+      <w:hyperlink w:history="1" r:id="rIdqi55or1y8j6rsfwbwnhyg">
         <w:r>
           <w:rPr>
             <w:rStyle w:val="Hyperlink"/>
@@ -1035,7 +1035,7 @@
       <w:r>
         <w:t xml:space="preserve"> — modifié — </w:t>
       </w:r>
-      <w:hyperlink w:history="1" r:id="rIdpkazz4l_3oew-b-2ftq52">
+      <w:hyperlink w:history="1" r:id="rIdbycvbghnxatlfppah-izx">
         <w:r>
           <w:rPr>
             <w:rStyle w:val="Hyperlink"/>
@@ -1064,7 +1064,7 @@
       <w:r>
         <w:t xml:space="preserve"> — créé — </w:t>
       </w:r>
-      <w:hyperlink w:history="1" r:id="rIdtlsefdmmalu0vcgzkqagy">
+      <w:hyperlink w:history="1" r:id="rIda-qhsied-k_9_jh61zj3f">
         <w:r>
           <w:rPr>
             <w:rStyle w:val="Hyperlink"/>
@@ -1101,7 +1101,7 @@
       <w:r>
         <w:t xml:space="preserve"> — créé — </w:t>
       </w:r>
-      <w:hyperlink w:history="1" r:id="rIdv4vvemrgrxdualnkng-gc">
+      <w:hyperlink w:history="1" r:id="rIds4dvngf92outc8lvo1csy">
         <w:r>
           <w:rPr>
             <w:rStyle w:val="Hyperlink"/>
@@ -1130,7 +1130,7 @@
       <w:r>
         <w:t xml:space="preserve"> — modifié — </w:t>
       </w:r>
-      <w:hyperlink w:history="1" r:id="rIdkjfkycfoh1zcsellf7w3u">
+      <w:hyperlink w:history="1" r:id="rId766tzynbhfwwwqfldgi8n">
         <w:r>
           <w:rPr>
             <w:rStyle w:val="Hyperlink"/>
@@ -1159,7 +1159,7 @@
       <w:r>
         <w:t xml:space="preserve"> — modifié — </w:t>
       </w:r>
-      <w:hyperlink w:history="1" r:id="rIdathavzouo_lrfx3xnpt0w">
+      <w:hyperlink w:history="1" r:id="rIdyjm8chxdv2f6b0ydofxj_">
         <w:r>
           <w:rPr>
             <w:rStyle w:val="Hyperlink"/>
@@ -1188,7 +1188,7 @@
       <w:r>
         <w:t xml:space="preserve"> — modifié — </w:t>
       </w:r>
-      <w:hyperlink w:history="1" r:id="rId8lon2ltykhcllh3a-ln6r">
+      <w:hyperlink w:history="1" r:id="rIddanh4d1own2ukh4faim9x">
         <w:r>
           <w:rPr>
             <w:rStyle w:val="Hyperlink"/>
@@ -1225,7 +1225,7 @@
       <w:r>
         <w:t xml:space="preserve"> — créé — </w:t>
       </w:r>
-      <w:hyperlink w:history="1" r:id="rIdyx93ne1gib6gyytoirsmp">
+      <w:hyperlink w:history="1" r:id="rIdb2qp7oh1viq6zfuc57lac">
         <w:r>
           <w:rPr>
             <w:rStyle w:val="Hyperlink"/>
@@ -1254,7 +1254,7 @@
       <w:r>
         <w:t xml:space="preserve"> — modifié — </w:t>
       </w:r>
-      <w:hyperlink w:history="1" r:id="rIdm9o8oxpggnwxord5c7jdn">
+      <w:hyperlink w:history="1" r:id="rIdqr2hxg7ogxvcan8r3t3ec">
         <w:r>
           <w:rPr>
             <w:rStyle w:val="Hyperlink"/>
@@ -1283,7 +1283,7 @@
       <w:r>
         <w:t xml:space="preserve"> — modifié — </w:t>
       </w:r>
-      <w:hyperlink w:history="1" r:id="rIdvwj7ukmir4n2vca2lbxmt">
+      <w:hyperlink w:history="1" r:id="rId_yw1fr6pzwmv618ig6msb">
         <w:r>
           <w:rPr>
             <w:rStyle w:val="Hyperlink"/>
@@ -1312,7 +1312,7 @@
       <w:r>
         <w:t xml:space="preserve"> — modifié — </w:t>
       </w:r>
-      <w:hyperlink w:history="1" r:id="rIdne_pxddlyjs2cityav1o2">
+      <w:hyperlink w:history="1" r:id="rIdsokp9-rdb2ogoa6tkepfg">
         <w:r>
           <w:rPr>
             <w:rStyle w:val="Hyperlink"/>
@@ -1349,7 +1349,7 @@
       <w:r>
         <w:t xml:space="preserve"> — modifié — </w:t>
       </w:r>
-      <w:hyperlink w:history="1" r:id="rIddyblufykqisyuu84rxzib">
+      <w:hyperlink w:history="1" r:id="rIdc50u6g5fal6secmmnmejt">
         <w:r>
           <w:rPr>
             <w:rStyle w:val="Hyperlink"/>
@@ -1378,7 +1378,7 @@
       <w:r>
         <w:t xml:space="preserve"> — modifié — </w:t>
       </w:r>
-      <w:hyperlink w:history="1" r:id="rIdqmg5skkv5fr1caum8twqi">
+      <w:hyperlink w:history="1" r:id="rIdqkkusidrnk37nipycwaeh">
         <w:r>
           <w:rPr>
             <w:rStyle w:val="Hyperlink"/>
@@ -1407,7 +1407,7 @@
       <w:r>
         <w:t xml:space="preserve"> — modifié — </w:t>
       </w:r>
-      <w:hyperlink w:history="1" r:id="rIdcmvutvv8vripfimysz_e4">
+      <w:hyperlink w:history="1" r:id="rIdpu6ulg9twykbcavtfkjes">
         <w:r>
           <w:rPr>
             <w:rStyle w:val="Hyperlink"/>
@@ -1444,7 +1444,7 @@
       <w:r>
         <w:t xml:space="preserve"> — modifié — </w:t>
       </w:r>
-      <w:hyperlink w:history="1" r:id="rIdju769pqbrrudc0_-tnuzv">
+      <w:hyperlink w:history="1" r:id="rIdfi942mpqdh9ue_utpvn7b">
         <w:r>
           <w:rPr>
             <w:rStyle w:val="Hyperlink"/>
@@ -1473,7 +1473,7 @@
       <w:r>
         <w:t xml:space="preserve"> — modifié — </w:t>
       </w:r>
-      <w:hyperlink w:history="1" r:id="rIdxwwlr_f7vp3sjypmgugfh">
+      <w:hyperlink w:history="1" r:id="rIdahhewwvnbnckcguubfxlm">
         <w:r>
           <w:rPr>
             <w:rStyle w:val="Hyperlink"/>

--- a/docs/developpement/phases/word/PHASE_07_CLOTURE_DU_MATCH_Z_DES_TIROIRS_RECTIFICATION_SIGNEE.docx
+++ b/docs/developpement/phases/word/PHASE_07_CLOTURE_DU_MATCH_Z_DES_TIROIRS_RECTIFICATION_SIGNEE.docx
@@ -20,7 +20,7 @@
       <w:r>
         <w:t xml:space="preserve">FlaiX Expert · dossier de développement · généré le 2026-10-19 depuis le dépôt </w:t>
       </w:r>
-      <w:hyperlink w:history="1" r:id="rIdva5clympymmzzaga2l6cz">
+      <w:hyperlink w:history="1" r:id="rIdhktlynrsrwixwhjq45yqf">
         <w:r>
           <w:rPr>
             <w:rStyle w:val="Hyperlink"/>
@@ -852,7 +852,7 @@
           <w:numId w:val="3"/>
         </w:numPr>
       </w:pPr>
-      <w:hyperlink w:history="1" r:id="rIduh1wqg9nvgndwxqmki0pw">
+      <w:hyperlink w:history="1" r:id="rIdye2ieiap3xqfd_ved6mzh">
         <w:r>
           <w:rPr>
             <w:rStyle w:val="Hyperlink"/>
@@ -872,7 +872,7 @@
           <w:numId w:val="3"/>
         </w:numPr>
       </w:pPr>
-      <w:hyperlink w:history="1" r:id="rIdbx333m1yixge_7mngtlth">
+      <w:hyperlink w:history="1" r:id="rIdg27h_cpcl5hi2-pnnab_t">
         <w:r>
           <w:rPr>
             <w:rStyle w:val="Hyperlink"/>
@@ -892,7 +892,7 @@
           <w:numId w:val="3"/>
         </w:numPr>
       </w:pPr>
-      <w:hyperlink w:history="1" r:id="rIdhf-xp16q5x0quhmwpwdq_">
+      <w:hyperlink w:history="1" r:id="rIdmrjeit5slni1h3s2ulenu">
         <w:r>
           <w:rPr>
             <w:rStyle w:val="Hyperlink"/>
@@ -940,7 +940,7 @@
       <w:r>
         <w:t xml:space="preserve"> — créé — </w:t>
       </w:r>
-      <w:hyperlink w:history="1" r:id="rIdfyzgf7tlvekvm_vhtnkrz">
+      <w:hyperlink w:history="1" r:id="rId5jdermsvrypkuxbksbts2">
         <w:r>
           <w:rPr>
             <w:rStyle w:val="Hyperlink"/>
@@ -977,7 +977,7 @@
       <w:r>
         <w:t xml:space="preserve"> — modifié — </w:t>
       </w:r>
-      <w:hyperlink w:history="1" r:id="rIdgs311sjcadcvceeojj2wj">
+      <w:hyperlink w:history="1" r:id="rIdba352bf1_wo3o_0nyhwgj">
         <w:r>
           <w:rPr>
             <w:rStyle w:val="Hyperlink"/>
@@ -1006,7 +1006,7 @@
       <w:r>
         <w:t xml:space="preserve"> — créé — </w:t>
       </w:r>
-      <w:hyperlink w:history="1" r:id="rIdqi55or1y8j6rsfwbwnhyg">
+      <w:hyperlink w:history="1" r:id="rIdl38r9c92loskymz0c2ati">
         <w:r>
           <w:rPr>
             <w:rStyle w:val="Hyperlink"/>
@@ -1035,7 +1035,7 @@
       <w:r>
         <w:t xml:space="preserve"> — modifié — </w:t>
       </w:r>
-      <w:hyperlink w:history="1" r:id="rIdbycvbghnxatlfppah-izx">
+      <w:hyperlink w:history="1" r:id="rIdpuxquk4xplm5dew9p-buv">
         <w:r>
           <w:rPr>
             <w:rStyle w:val="Hyperlink"/>
@@ -1064,7 +1064,7 @@
       <w:r>
         <w:t xml:space="preserve"> — créé — </w:t>
       </w:r>
-      <w:hyperlink w:history="1" r:id="rIda-qhsied-k_9_jh61zj3f">
+      <w:hyperlink w:history="1" r:id="rId_wfhtt3akx4q-pouo25cb">
         <w:r>
           <w:rPr>
             <w:rStyle w:val="Hyperlink"/>
@@ -1101,7 +1101,7 @@
       <w:r>
         <w:t xml:space="preserve"> — créé — </w:t>
       </w:r>
-      <w:hyperlink w:history="1" r:id="rIds4dvngf92outc8lvo1csy">
+      <w:hyperlink w:history="1" r:id="rIddp1790jam3chktcrdzue1">
         <w:r>
           <w:rPr>
             <w:rStyle w:val="Hyperlink"/>
@@ -1130,7 +1130,7 @@
       <w:r>
         <w:t xml:space="preserve"> — modifié — </w:t>
       </w:r>
-      <w:hyperlink w:history="1" r:id="rId766tzynbhfwwwqfldgi8n">
+      <w:hyperlink w:history="1" r:id="rIdmqzc04zuwof98tkitzsxi">
         <w:r>
           <w:rPr>
             <w:rStyle w:val="Hyperlink"/>
@@ -1159,7 +1159,7 @@
       <w:r>
         <w:t xml:space="preserve"> — modifié — </w:t>
       </w:r>
-      <w:hyperlink w:history="1" r:id="rIdyjm8chxdv2f6b0ydofxj_">
+      <w:hyperlink w:history="1" r:id="rIdjbo5x-wja8dezbqz-_cms">
         <w:r>
           <w:rPr>
             <w:rStyle w:val="Hyperlink"/>
@@ -1188,7 +1188,7 @@
       <w:r>
         <w:t xml:space="preserve"> — modifié — </w:t>
       </w:r>
-      <w:hyperlink w:history="1" r:id="rIddanh4d1own2ukh4faim9x">
+      <w:hyperlink w:history="1" r:id="rId-xt86khbj6fw_yjjnkd9b">
         <w:r>
           <w:rPr>
             <w:rStyle w:val="Hyperlink"/>
@@ -1225,7 +1225,7 @@
       <w:r>
         <w:t xml:space="preserve"> — créé — </w:t>
       </w:r>
-      <w:hyperlink w:history="1" r:id="rIdb2qp7oh1viq6zfuc57lac">
+      <w:hyperlink w:history="1" r:id="rIdjialwyjeygml8sucgnsxn">
         <w:r>
           <w:rPr>
             <w:rStyle w:val="Hyperlink"/>
@@ -1254,7 +1254,7 @@
       <w:r>
         <w:t xml:space="preserve"> — modifié — </w:t>
       </w:r>
-      <w:hyperlink w:history="1" r:id="rIdqr2hxg7ogxvcan8r3t3ec">
+      <w:hyperlink w:history="1" r:id="rIdutjgudd7lie2wqwdm8dd_">
         <w:r>
           <w:rPr>
             <w:rStyle w:val="Hyperlink"/>
@@ -1283,7 +1283,7 @@
       <w:r>
         <w:t xml:space="preserve"> — modifié — </w:t>
       </w:r>
-      <w:hyperlink w:history="1" r:id="rId_yw1fr6pzwmv618ig6msb">
+      <w:hyperlink w:history="1" r:id="rIdkwfkdno1ypsgh0ufabrgm">
         <w:r>
           <w:rPr>
             <w:rStyle w:val="Hyperlink"/>
@@ -1312,7 +1312,7 @@
       <w:r>
         <w:t xml:space="preserve"> — modifié — </w:t>
       </w:r>
-      <w:hyperlink w:history="1" r:id="rIdsokp9-rdb2ogoa6tkepfg">
+      <w:hyperlink w:history="1" r:id="rIdzot95srzlct3rlkjiodpl">
         <w:r>
           <w:rPr>
             <w:rStyle w:val="Hyperlink"/>
@@ -1349,7 +1349,7 @@
       <w:r>
         <w:t xml:space="preserve"> — modifié — </w:t>
       </w:r>
-      <w:hyperlink w:history="1" r:id="rIdc50u6g5fal6secmmnmejt">
+      <w:hyperlink w:history="1" r:id="rIddh6vlxptuiafmtudcl3mh">
         <w:r>
           <w:rPr>
             <w:rStyle w:val="Hyperlink"/>
@@ -1378,7 +1378,7 @@
       <w:r>
         <w:t xml:space="preserve"> — modifié — </w:t>
       </w:r>
-      <w:hyperlink w:history="1" r:id="rIdqkkusidrnk37nipycwaeh">
+      <w:hyperlink w:history="1" r:id="rIdypypanuk_eobqlwewl53w">
         <w:r>
           <w:rPr>
             <w:rStyle w:val="Hyperlink"/>
@@ -1407,7 +1407,7 @@
       <w:r>
         <w:t xml:space="preserve"> — modifié — </w:t>
       </w:r>
-      <w:hyperlink w:history="1" r:id="rIdpu6ulg9twykbcavtfkjes">
+      <w:hyperlink w:history="1" r:id="rIdbjfmz0m7mwdscdq1tamym">
         <w:r>
           <w:rPr>
             <w:rStyle w:val="Hyperlink"/>
@@ -1444,7 +1444,7 @@
       <w:r>
         <w:t xml:space="preserve"> — modifié — </w:t>
       </w:r>
-      <w:hyperlink w:history="1" r:id="rIdfi942mpqdh9ue_utpvn7b">
+      <w:hyperlink w:history="1" r:id="rIdedjr9lnfw7el30qy6hjzn">
         <w:r>
           <w:rPr>
             <w:rStyle w:val="Hyperlink"/>
@@ -1473,7 +1473,7 @@
       <w:r>
         <w:t xml:space="preserve"> — modifié — </w:t>
       </w:r>
-      <w:hyperlink w:history="1" r:id="rIdahhewwvnbnckcguubfxlm">
+      <w:hyperlink w:history="1" r:id="rIdnqxtacdoeoxqrw2c8dq53">
         <w:r>
           <w:rPr>
             <w:rStyle w:val="Hyperlink"/>

--- a/docs/developpement/phases/word/PHASE_07_CLOTURE_DU_MATCH_Z_DES_TIROIRS_RECTIFICATION_SIGNEE.docx
+++ b/docs/developpement/phases/word/PHASE_07_CLOTURE_DU_MATCH_Z_DES_TIROIRS_RECTIFICATION_SIGNEE.docx
@@ -20,7 +20,7 @@
       <w:r>
         <w:t xml:space="preserve">FlaiX Expert · dossier de développement · généré le 2026-10-19 depuis le dépôt </w:t>
       </w:r>
-      <w:hyperlink w:history="1" r:id="rIdhktlynrsrwixwhjq45yqf">
+      <w:hyperlink w:history="1" r:id="rIdkugtbit2d9ndy9nzjxitk">
         <w:r>
           <w:rPr>
             <w:rStyle w:val="Hyperlink"/>
@@ -852,7 +852,7 @@
           <w:numId w:val="3"/>
         </w:numPr>
       </w:pPr>
-      <w:hyperlink w:history="1" r:id="rIdye2ieiap3xqfd_ved6mzh">
+      <w:hyperlink w:history="1" r:id="rId70bpocehbczzzcxwfuo1q">
         <w:r>
           <w:rPr>
             <w:rStyle w:val="Hyperlink"/>
@@ -872,7 +872,7 @@
           <w:numId w:val="3"/>
         </w:numPr>
       </w:pPr>
-      <w:hyperlink w:history="1" r:id="rIdg27h_cpcl5hi2-pnnab_t">
+      <w:hyperlink w:history="1" r:id="rIdkykzhekdaqtvqznxvmui5">
         <w:r>
           <w:rPr>
             <w:rStyle w:val="Hyperlink"/>
@@ -892,7 +892,7 @@
           <w:numId w:val="3"/>
         </w:numPr>
       </w:pPr>
-      <w:hyperlink w:history="1" r:id="rIdmrjeit5slni1h3s2ulenu">
+      <w:hyperlink w:history="1" r:id="rIdvhl7lnmhwc_8lrdbaof1n">
         <w:r>
           <w:rPr>
             <w:rStyle w:val="Hyperlink"/>
@@ -940,7 +940,7 @@
       <w:r>
         <w:t xml:space="preserve"> — créé — </w:t>
       </w:r>
-      <w:hyperlink w:history="1" r:id="rId5jdermsvrypkuxbksbts2">
+      <w:hyperlink w:history="1" r:id="rIdepuhylagcdueyomndfo3q">
         <w:r>
           <w:rPr>
             <w:rStyle w:val="Hyperlink"/>
@@ -977,7 +977,7 @@
       <w:r>
         <w:t xml:space="preserve"> — modifié — </w:t>
       </w:r>
-      <w:hyperlink w:history="1" r:id="rIdba352bf1_wo3o_0nyhwgj">
+      <w:hyperlink w:history="1" r:id="rId5dm8ttsxez1n2ikayzai0">
         <w:r>
           <w:rPr>
             <w:rStyle w:val="Hyperlink"/>
@@ -1006,7 +1006,7 @@
       <w:r>
         <w:t xml:space="preserve"> — créé — </w:t>
       </w:r>
-      <w:hyperlink w:history="1" r:id="rIdl38r9c92loskymz0c2ati">
+      <w:hyperlink w:history="1" r:id="rIdvwqynda-ldqlrifepw0uc">
         <w:r>
           <w:rPr>
             <w:rStyle w:val="Hyperlink"/>
@@ -1035,7 +1035,7 @@
       <w:r>
         <w:t xml:space="preserve"> — modifié — </w:t>
       </w:r>
-      <w:hyperlink w:history="1" r:id="rIdpuxquk4xplm5dew9p-buv">
+      <w:hyperlink w:history="1" r:id="rIdmsy40uewuewtunkw-cljw">
         <w:r>
           <w:rPr>
             <w:rStyle w:val="Hyperlink"/>
@@ -1064,7 +1064,7 @@
       <w:r>
         <w:t xml:space="preserve"> — créé — </w:t>
       </w:r>
-      <w:hyperlink w:history="1" r:id="rId_wfhtt3akx4q-pouo25cb">
+      <w:hyperlink w:history="1" r:id="rIdetoxrkxu72g--wj8o6kgf">
         <w:r>
           <w:rPr>
             <w:rStyle w:val="Hyperlink"/>
@@ -1101,7 +1101,7 @@
       <w:r>
         <w:t xml:space="preserve"> — créé — </w:t>
       </w:r>
-      <w:hyperlink w:history="1" r:id="rIddp1790jam3chktcrdzue1">
+      <w:hyperlink w:history="1" r:id="rIdnzvxjenrgv-tyyvo4cdj5">
         <w:r>
           <w:rPr>
             <w:rStyle w:val="Hyperlink"/>
@@ -1130,7 +1130,7 @@
       <w:r>
         <w:t xml:space="preserve"> — modifié — </w:t>
       </w:r>
-      <w:hyperlink w:history="1" r:id="rIdmqzc04zuwof98tkitzsxi">
+      <w:hyperlink w:history="1" r:id="rId7tqayn9hy9ybkmeycw2ue">
         <w:r>
           <w:rPr>
             <w:rStyle w:val="Hyperlink"/>
@@ -1159,7 +1159,7 @@
       <w:r>
         <w:t xml:space="preserve"> — modifié — </w:t>
       </w:r>
-      <w:hyperlink w:history="1" r:id="rIdjbo5x-wja8dezbqz-_cms">
+      <w:hyperlink w:history="1" r:id="rIdiw7pite3eusd00pxrx6bu">
         <w:r>
           <w:rPr>
             <w:rStyle w:val="Hyperlink"/>
@@ -1188,7 +1188,7 @@
       <w:r>
         <w:t xml:space="preserve"> — modifié — </w:t>
       </w:r>
-      <w:hyperlink w:history="1" r:id="rId-xt86khbj6fw_yjjnkd9b">
+      <w:hyperlink w:history="1" r:id="rId75zvvdx7lu9bymfhmdqng">
         <w:r>
           <w:rPr>
             <w:rStyle w:val="Hyperlink"/>
@@ -1225,7 +1225,7 @@
       <w:r>
         <w:t xml:space="preserve"> — créé — </w:t>
       </w:r>
-      <w:hyperlink w:history="1" r:id="rIdjialwyjeygml8sucgnsxn">
+      <w:hyperlink w:history="1" r:id="rIdnb8xxciybliqffcprxqfu">
         <w:r>
           <w:rPr>
             <w:rStyle w:val="Hyperlink"/>
@@ -1254,7 +1254,7 @@
       <w:r>
         <w:t xml:space="preserve"> — modifié — </w:t>
       </w:r>
-      <w:hyperlink w:history="1" r:id="rIdutjgudd7lie2wqwdm8dd_">
+      <w:hyperlink w:history="1" r:id="rId-wjqd8nnxb0j80mb5rauf">
         <w:r>
           <w:rPr>
             <w:rStyle w:val="Hyperlink"/>
@@ -1283,7 +1283,7 @@
       <w:r>
         <w:t xml:space="preserve"> — modifié — </w:t>
       </w:r>
-      <w:hyperlink w:history="1" r:id="rIdkwfkdno1ypsgh0ufabrgm">
+      <w:hyperlink w:history="1" r:id="rIdmgepzlpb3t2kqkhmenfls">
         <w:r>
           <w:rPr>
             <w:rStyle w:val="Hyperlink"/>
@@ -1312,7 +1312,7 @@
       <w:r>
         <w:t xml:space="preserve"> — modifié — </w:t>
       </w:r>
-      <w:hyperlink w:history="1" r:id="rIdzot95srzlct3rlkjiodpl">
+      <w:hyperlink w:history="1" r:id="rIdygi0nrpw8_nw3u34ypclu">
         <w:r>
           <w:rPr>
             <w:rStyle w:val="Hyperlink"/>
@@ -1349,7 +1349,7 @@
       <w:r>
         <w:t xml:space="preserve"> — modifié — </w:t>
       </w:r>
-      <w:hyperlink w:history="1" r:id="rIddh6vlxptuiafmtudcl3mh">
+      <w:hyperlink w:history="1" r:id="rIdrencttoh7w3m5slsn92cf">
         <w:r>
           <w:rPr>
             <w:rStyle w:val="Hyperlink"/>
@@ -1378,7 +1378,7 @@
       <w:r>
         <w:t xml:space="preserve"> — modifié — </w:t>
       </w:r>
-      <w:hyperlink w:history="1" r:id="rIdypypanuk_eobqlwewl53w">
+      <w:hyperlink w:history="1" r:id="rIdxgkd0qnjmlhztbiu0g_w7">
         <w:r>
           <w:rPr>
             <w:rStyle w:val="Hyperlink"/>
@@ -1407,7 +1407,7 @@
       <w:r>
         <w:t xml:space="preserve"> — modifié — </w:t>
       </w:r>
-      <w:hyperlink w:history="1" r:id="rIdbjfmz0m7mwdscdq1tamym">
+      <w:hyperlink w:history="1" r:id="rId8xsr2b8mwtks9dxn0rlf5">
         <w:r>
           <w:rPr>
             <w:rStyle w:val="Hyperlink"/>
@@ -1444,7 +1444,7 @@
       <w:r>
         <w:t xml:space="preserve"> — modifié — </w:t>
       </w:r>
-      <w:hyperlink w:history="1" r:id="rIdedjr9lnfw7el30qy6hjzn">
+      <w:hyperlink w:history="1" r:id="rIduqpwuwznd_f64r4guwmz2">
         <w:r>
           <w:rPr>
             <w:rStyle w:val="Hyperlink"/>
@@ -1473,7 +1473,7 @@
       <w:r>
         <w:t xml:space="preserve"> — modifié — </w:t>
       </w:r>
-      <w:hyperlink w:history="1" r:id="rIdnqxtacdoeoxqrw2c8dq53">
+      <w:hyperlink w:history="1" r:id="rIdbowa4stlugjg708-66kbt">
         <w:r>
           <w:rPr>
             <w:rStyle w:val="Hyperlink"/>

--- a/docs/developpement/phases/word/PHASE_07_CLOTURE_DU_MATCH_Z_DES_TIROIRS_RECTIFICATION_SIGNEE.docx
+++ b/docs/developpement/phases/word/PHASE_07_CLOTURE_DU_MATCH_Z_DES_TIROIRS_RECTIFICATION_SIGNEE.docx
@@ -20,7 +20,7 @@
       <w:r>
         <w:t xml:space="preserve">FlaiX Expert · dossier de développement · généré le 2026-10-19 depuis le dépôt </w:t>
       </w:r>
-      <w:hyperlink w:history="1" r:id="rIdkugtbit2d9ndy9nzjxitk">
+      <w:hyperlink w:history="1" r:id="rIdkuames2kfmpn4s2ra19xl">
         <w:r>
           <w:rPr>
             <w:rStyle w:val="Hyperlink"/>
@@ -852,7 +852,7 @@
           <w:numId w:val="3"/>
         </w:numPr>
       </w:pPr>
-      <w:hyperlink w:history="1" r:id="rId70bpocehbczzzcxwfuo1q">
+      <w:hyperlink w:history="1" r:id="rId50qpu5kixtuhfqlbobi56">
         <w:r>
           <w:rPr>
             <w:rStyle w:val="Hyperlink"/>
@@ -872,7 +872,7 @@
           <w:numId w:val="3"/>
         </w:numPr>
       </w:pPr>
-      <w:hyperlink w:history="1" r:id="rIdkykzhekdaqtvqznxvmui5">
+      <w:hyperlink w:history="1" r:id="rIdickltqmmi3hovjhnk_l1o">
         <w:r>
           <w:rPr>
             <w:rStyle w:val="Hyperlink"/>
@@ -892,7 +892,7 @@
           <w:numId w:val="3"/>
         </w:numPr>
       </w:pPr>
-      <w:hyperlink w:history="1" r:id="rIdvhl7lnmhwc_8lrdbaof1n">
+      <w:hyperlink w:history="1" r:id="rIdoqxhlekiqbb7aqnmqbjsh">
         <w:r>
           <w:rPr>
             <w:rStyle w:val="Hyperlink"/>
@@ -940,7 +940,7 @@
       <w:r>
         <w:t xml:space="preserve"> — créé — </w:t>
       </w:r>
-      <w:hyperlink w:history="1" r:id="rIdepuhylagcdueyomndfo3q">
+      <w:hyperlink w:history="1" r:id="rIdihzmgz3vc3nk7qylg6upa">
         <w:r>
           <w:rPr>
             <w:rStyle w:val="Hyperlink"/>
@@ -977,7 +977,7 @@
       <w:r>
         <w:t xml:space="preserve"> — modifié — </w:t>
       </w:r>
-      <w:hyperlink w:history="1" r:id="rId5dm8ttsxez1n2ikayzai0">
+      <w:hyperlink w:history="1" r:id="rIdgqmb0mgfvylycszqiqinq">
         <w:r>
           <w:rPr>
             <w:rStyle w:val="Hyperlink"/>
@@ -1006,7 +1006,7 @@
       <w:r>
         <w:t xml:space="preserve"> — créé — </w:t>
       </w:r>
-      <w:hyperlink w:history="1" r:id="rIdvwqynda-ldqlrifepw0uc">
+      <w:hyperlink w:history="1" r:id="rIdya9vxhthmups5nc10ycsu">
         <w:r>
           <w:rPr>
             <w:rStyle w:val="Hyperlink"/>
@@ -1035,7 +1035,7 @@
       <w:r>
         <w:t xml:space="preserve"> — modifié — </w:t>
       </w:r>
-      <w:hyperlink w:history="1" r:id="rIdmsy40uewuewtunkw-cljw">
+      <w:hyperlink w:history="1" r:id="rIddrl412kqvtfutn75dzayo">
         <w:r>
           <w:rPr>
             <w:rStyle w:val="Hyperlink"/>
@@ -1064,7 +1064,7 @@
       <w:r>
         <w:t xml:space="preserve"> — créé — </w:t>
       </w:r>
-      <w:hyperlink w:history="1" r:id="rIdetoxrkxu72g--wj8o6kgf">
+      <w:hyperlink w:history="1" r:id="rIdndahgysmw2x2acfad1zc0">
         <w:r>
           <w:rPr>
             <w:rStyle w:val="Hyperlink"/>
@@ -1101,7 +1101,7 @@
       <w:r>
         <w:t xml:space="preserve"> — créé — </w:t>
       </w:r>
-      <w:hyperlink w:history="1" r:id="rIdnzvxjenrgv-tyyvo4cdj5">
+      <w:hyperlink w:history="1" r:id="rIdoqumf2shmsgdve7hgv-n8">
         <w:r>
           <w:rPr>
             <w:rStyle w:val="Hyperlink"/>
@@ -1130,7 +1130,7 @@
       <w:r>
         <w:t xml:space="preserve"> — modifié — </w:t>
       </w:r>
-      <w:hyperlink w:history="1" r:id="rId7tqayn9hy9ybkmeycw2ue">
+      <w:hyperlink w:history="1" r:id="rIdoawnuby8ahohj3etmhgmt">
         <w:r>
           <w:rPr>
             <w:rStyle w:val="Hyperlink"/>
@@ -1159,7 +1159,7 @@
       <w:r>
         <w:t xml:space="preserve"> — modifié — </w:t>
       </w:r>
-      <w:hyperlink w:history="1" r:id="rIdiw7pite3eusd00pxrx6bu">
+      <w:hyperlink w:history="1" r:id="rIdcvsij6ivmkwmjeet50pfk">
         <w:r>
           <w:rPr>
             <w:rStyle w:val="Hyperlink"/>
@@ -1188,7 +1188,7 @@
       <w:r>
         <w:t xml:space="preserve"> — modifié — </w:t>
       </w:r>
-      <w:hyperlink w:history="1" r:id="rId75zvvdx7lu9bymfhmdqng">
+      <w:hyperlink w:history="1" r:id="rIdqsf5jimehr_czb_xztucp">
         <w:r>
           <w:rPr>
             <w:rStyle w:val="Hyperlink"/>
@@ -1225,7 +1225,7 @@
       <w:r>
         <w:t xml:space="preserve"> — créé — </w:t>
       </w:r>
-      <w:hyperlink w:history="1" r:id="rIdnb8xxciybliqffcprxqfu">
+      <w:hyperlink w:history="1" r:id="rIdsbnwgeatiiibqbxde-mqr">
         <w:r>
           <w:rPr>
             <w:rStyle w:val="Hyperlink"/>
@@ -1254,7 +1254,7 @@
       <w:r>
         <w:t xml:space="preserve"> — modifié — </w:t>
       </w:r>
-      <w:hyperlink w:history="1" r:id="rId-wjqd8nnxb0j80mb5rauf">
+      <w:hyperlink w:history="1" r:id="rIdjbynpxcnbbxzvdiw2-2az">
         <w:r>
           <w:rPr>
             <w:rStyle w:val="Hyperlink"/>
@@ -1283,7 +1283,7 @@
       <w:r>
         <w:t xml:space="preserve"> — modifié — </w:t>
       </w:r>
-      <w:hyperlink w:history="1" r:id="rIdmgepzlpb3t2kqkhmenfls">
+      <w:hyperlink w:history="1" r:id="rId2byslmsfug8vgzwxj6xc5">
         <w:r>
           <w:rPr>
             <w:rStyle w:val="Hyperlink"/>
@@ -1312,7 +1312,7 @@
       <w:r>
         <w:t xml:space="preserve"> — modifié — </w:t>
       </w:r>
-      <w:hyperlink w:history="1" r:id="rIdygi0nrpw8_nw3u34ypclu">
+      <w:hyperlink w:history="1" r:id="rId8pj2qtqttiq0czggbs4h-">
         <w:r>
           <w:rPr>
             <w:rStyle w:val="Hyperlink"/>
@@ -1349,7 +1349,7 @@
       <w:r>
         <w:t xml:space="preserve"> — modifié — </w:t>
       </w:r>
-      <w:hyperlink w:history="1" r:id="rIdrencttoh7w3m5slsn92cf">
+      <w:hyperlink w:history="1" r:id="rId9qhjtfih3sn_2492nogme">
         <w:r>
           <w:rPr>
             <w:rStyle w:val="Hyperlink"/>
@@ -1378,7 +1378,7 @@
       <w:r>
         <w:t xml:space="preserve"> — modifié — </w:t>
       </w:r>
-      <w:hyperlink w:history="1" r:id="rIdxgkd0qnjmlhztbiu0g_w7">
+      <w:hyperlink w:history="1" r:id="rIdbevlkz7zsebdeumav7tl-">
         <w:r>
           <w:rPr>
             <w:rStyle w:val="Hyperlink"/>
@@ -1407,7 +1407,7 @@
       <w:r>
         <w:t xml:space="preserve"> — modifié — </w:t>
       </w:r>
-      <w:hyperlink w:history="1" r:id="rId8xsr2b8mwtks9dxn0rlf5">
+      <w:hyperlink w:history="1" r:id="rIdhk41jytrinodcrquohlky">
         <w:r>
           <w:rPr>
             <w:rStyle w:val="Hyperlink"/>
@@ -1444,7 +1444,7 @@
       <w:r>
         <w:t xml:space="preserve"> — modifié — </w:t>
       </w:r>
-      <w:hyperlink w:history="1" r:id="rIduqpwuwznd_f64r4guwmz2">
+      <w:hyperlink w:history="1" r:id="rIdgmu55ffvp7z-bjhqctvg6">
         <w:r>
           <w:rPr>
             <w:rStyle w:val="Hyperlink"/>
@@ -1473,7 +1473,7 @@
       <w:r>
         <w:t xml:space="preserve"> — modifié — </w:t>
       </w:r>
-      <w:hyperlink w:history="1" r:id="rIdbowa4stlugjg708-66kbt">
+      <w:hyperlink w:history="1" r:id="rId5y464ch-a1zx3v9npsxy_">
         <w:r>
           <w:rPr>
             <w:rStyle w:val="Hyperlink"/>

--- a/docs/developpement/phases/word/PHASE_07_CLOTURE_DU_MATCH_Z_DES_TIROIRS_RECTIFICATION_SIGNEE.docx
+++ b/docs/developpement/phases/word/PHASE_07_CLOTURE_DU_MATCH_Z_DES_TIROIRS_RECTIFICATION_SIGNEE.docx
@@ -18,9 +18,9 @@
         <w:shd w:fill="F6F3FF" w:color="auto" w:val="clear"/>
       </w:pPr>
       <w:r>
-        <w:t xml:space="preserve">FlaiX Expert · dossier de développement · généré le 2026-10-19 depuis le dépôt </w:t>
-      </w:r>
-      <w:hyperlink w:history="1" r:id="rIdkuames2kfmpn4s2ra19xl">
+        <w:t xml:space="preserve">FlaiX Expert · dossier de développement · généré le 2026-10-21 depuis le dépôt </w:t>
+      </w:r>
+      <w:hyperlink w:history="1" r:id="rIdn0i6ro7eloe4xl0vvpqoy">
         <w:r>
           <w:rPr>
             <w:rStyle w:val="Hyperlink"/>
@@ -852,7 +852,7 @@
           <w:numId w:val="3"/>
         </w:numPr>
       </w:pPr>
-      <w:hyperlink w:history="1" r:id="rId50qpu5kixtuhfqlbobi56">
+      <w:hyperlink w:history="1" r:id="rIdtamrbcayck73oxtybez8r">
         <w:r>
           <w:rPr>
             <w:rStyle w:val="Hyperlink"/>
@@ -872,7 +872,7 @@
           <w:numId w:val="3"/>
         </w:numPr>
       </w:pPr>
-      <w:hyperlink w:history="1" r:id="rIdickltqmmi3hovjhnk_l1o">
+      <w:hyperlink w:history="1" r:id="rIdhnnifipzfdtrqhkiq7ahy">
         <w:r>
           <w:rPr>
             <w:rStyle w:val="Hyperlink"/>
@@ -892,7 +892,7 @@
           <w:numId w:val="3"/>
         </w:numPr>
       </w:pPr>
-      <w:hyperlink w:history="1" r:id="rIdoqxhlekiqbb7aqnmqbjsh">
+      <w:hyperlink w:history="1" r:id="rIdpauaesqjyb-jm-5aqbs7e">
         <w:r>
           <w:rPr>
             <w:rStyle w:val="Hyperlink"/>
@@ -940,7 +940,7 @@
       <w:r>
         <w:t xml:space="preserve"> — créé — </w:t>
       </w:r>
-      <w:hyperlink w:history="1" r:id="rIdihzmgz3vc3nk7qylg6upa">
+      <w:hyperlink w:history="1" r:id="rIdqr5t1-2x3rgqt1f--azoq">
         <w:r>
           <w:rPr>
             <w:rStyle w:val="Hyperlink"/>
@@ -977,7 +977,7 @@
       <w:r>
         <w:t xml:space="preserve"> — modifié — </w:t>
       </w:r>
-      <w:hyperlink w:history="1" r:id="rIdgqmb0mgfvylycszqiqinq">
+      <w:hyperlink w:history="1" r:id="rIdv4_ljos0jb0_t40rk9mvi">
         <w:r>
           <w:rPr>
             <w:rStyle w:val="Hyperlink"/>
@@ -1006,7 +1006,7 @@
       <w:r>
         <w:t xml:space="preserve"> — créé — </w:t>
       </w:r>
-      <w:hyperlink w:history="1" r:id="rIdya9vxhthmups5nc10ycsu">
+      <w:hyperlink w:history="1" r:id="rIdwvfyl32dughyyxd6yahww">
         <w:r>
           <w:rPr>
             <w:rStyle w:val="Hyperlink"/>
@@ -1035,7 +1035,7 @@
       <w:r>
         <w:t xml:space="preserve"> — modifié — </w:t>
       </w:r>
-      <w:hyperlink w:history="1" r:id="rIddrl412kqvtfutn75dzayo">
+      <w:hyperlink w:history="1" r:id="rId0suc6nzugesdeus9hqo2u">
         <w:r>
           <w:rPr>
             <w:rStyle w:val="Hyperlink"/>
@@ -1064,7 +1064,7 @@
       <w:r>
         <w:t xml:space="preserve"> — créé — </w:t>
       </w:r>
-      <w:hyperlink w:history="1" r:id="rIdndahgysmw2x2acfad1zc0">
+      <w:hyperlink w:history="1" r:id="rIdbvj0qj4nk9fuohavxjdrf">
         <w:r>
           <w:rPr>
             <w:rStyle w:val="Hyperlink"/>
@@ -1101,7 +1101,7 @@
       <w:r>
         <w:t xml:space="preserve"> — créé — </w:t>
       </w:r>
-      <w:hyperlink w:history="1" r:id="rIdoqumf2shmsgdve7hgv-n8">
+      <w:hyperlink w:history="1" r:id="rIdgcjfyixyoaggvp_pkkrxd">
         <w:r>
           <w:rPr>
             <w:rStyle w:val="Hyperlink"/>
@@ -1130,7 +1130,7 @@
       <w:r>
         <w:t xml:space="preserve"> — modifié — </w:t>
       </w:r>
-      <w:hyperlink w:history="1" r:id="rIdoawnuby8ahohj3etmhgmt">
+      <w:hyperlink w:history="1" r:id="rId9ps3b9qgfnz0e22anmrvs">
         <w:r>
           <w:rPr>
             <w:rStyle w:val="Hyperlink"/>
@@ -1159,7 +1159,7 @@
       <w:r>
         <w:t xml:space="preserve"> — modifié — </w:t>
       </w:r>
-      <w:hyperlink w:history="1" r:id="rIdcvsij6ivmkwmjeet50pfk">
+      <w:hyperlink w:history="1" r:id="rId7igx1frngwjzkdtasvoel">
         <w:r>
           <w:rPr>
             <w:rStyle w:val="Hyperlink"/>
@@ -1188,7 +1188,7 @@
       <w:r>
         <w:t xml:space="preserve"> — modifié — </w:t>
       </w:r>
-      <w:hyperlink w:history="1" r:id="rIdqsf5jimehr_czb_xztucp">
+      <w:hyperlink w:history="1" r:id="rIdz2tr2cafgu-t6cclkrzjv">
         <w:r>
           <w:rPr>
             <w:rStyle w:val="Hyperlink"/>
@@ -1225,7 +1225,7 @@
       <w:r>
         <w:t xml:space="preserve"> — créé — </w:t>
       </w:r>
-      <w:hyperlink w:history="1" r:id="rIdsbnwgeatiiibqbxde-mqr">
+      <w:hyperlink w:history="1" r:id="rIdj2qcvjvhc2twuggeizq8k">
         <w:r>
           <w:rPr>
             <w:rStyle w:val="Hyperlink"/>
@@ -1254,7 +1254,7 @@
       <w:r>
         <w:t xml:space="preserve"> — modifié — </w:t>
       </w:r>
-      <w:hyperlink w:history="1" r:id="rIdjbynpxcnbbxzvdiw2-2az">
+      <w:hyperlink w:history="1" r:id="rIdfp9vd08rqksrt28v-temz">
         <w:r>
           <w:rPr>
             <w:rStyle w:val="Hyperlink"/>
@@ -1283,7 +1283,7 @@
       <w:r>
         <w:t xml:space="preserve"> — modifié — </w:t>
       </w:r>
-      <w:hyperlink w:history="1" r:id="rId2byslmsfug8vgzwxj6xc5">
+      <w:hyperlink w:history="1" r:id="rIdosa5xi9qh1mjk-eqfcy3j">
         <w:r>
           <w:rPr>
             <w:rStyle w:val="Hyperlink"/>
@@ -1312,7 +1312,7 @@
       <w:r>
         <w:t xml:space="preserve"> — modifié — </w:t>
       </w:r>
-      <w:hyperlink w:history="1" r:id="rId8pj2qtqttiq0czggbs4h-">
+      <w:hyperlink w:history="1" r:id="rIdq8bsr6ivuw4uj9pb2kiab">
         <w:r>
           <w:rPr>
             <w:rStyle w:val="Hyperlink"/>
@@ -1349,7 +1349,7 @@
       <w:r>
         <w:t xml:space="preserve"> — modifié — </w:t>
       </w:r>
-      <w:hyperlink w:history="1" r:id="rId9qhjtfih3sn_2492nogme">
+      <w:hyperlink w:history="1" r:id="rIdtoqr1dogchb7b-n4yver0">
         <w:r>
           <w:rPr>
             <w:rStyle w:val="Hyperlink"/>
@@ -1378,7 +1378,7 @@
       <w:r>
         <w:t xml:space="preserve"> — modifié — </w:t>
       </w:r>
-      <w:hyperlink w:history="1" r:id="rIdbevlkz7zsebdeumav7tl-">
+      <w:hyperlink w:history="1" r:id="rId6-tmt1jg2x6gdnp8-hlrq">
         <w:r>
           <w:rPr>
             <w:rStyle w:val="Hyperlink"/>
@@ -1407,7 +1407,7 @@
       <w:r>
         <w:t xml:space="preserve"> — modifié — </w:t>
       </w:r>
-      <w:hyperlink w:history="1" r:id="rIdhk41jytrinodcrquohlky">
+      <w:hyperlink w:history="1" r:id="rIdk-u7xfujqrk3v6lh1eq2q">
         <w:r>
           <w:rPr>
             <w:rStyle w:val="Hyperlink"/>
@@ -1444,7 +1444,7 @@
       <w:r>
         <w:t xml:space="preserve"> — modifié — </w:t>
       </w:r>
-      <w:hyperlink w:history="1" r:id="rIdgmu55ffvp7z-bjhqctvg6">
+      <w:hyperlink w:history="1" r:id="rIdxwnnvd7dlpw1dm7qhyf6h">
         <w:r>
           <w:rPr>
             <w:rStyle w:val="Hyperlink"/>
@@ -1473,7 +1473,7 @@
       <w:r>
         <w:t xml:space="preserve"> — modifié — </w:t>
       </w:r>
-      <w:hyperlink w:history="1" r:id="rId5y464ch-a1zx3v9npsxy_">
+      <w:hyperlink w:history="1" r:id="rIdccn-nujcrw1ocrutaf-az">
         <w:r>
           <w:rPr>
             <w:rStyle w:val="Hyperlink"/>

--- a/docs/developpement/phases/word/PHASE_07_CLOTURE_DU_MATCH_Z_DES_TIROIRS_RECTIFICATION_SIGNEE.docx
+++ b/docs/developpement/phases/word/PHASE_07_CLOTURE_DU_MATCH_Z_DES_TIROIRS_RECTIFICATION_SIGNEE.docx
@@ -20,7 +20,7 @@
       <w:r>
         <w:t xml:space="preserve">FlaiX Expert · dossier de développement · généré le 2026-10-21 depuis le dépôt </w:t>
       </w:r>
-      <w:hyperlink w:history="1" r:id="rIdn0i6ro7eloe4xl0vvpqoy">
+      <w:hyperlink w:history="1" r:id="rIdsg72lt49dk8lrfjpo8kqq">
         <w:r>
           <w:rPr>
             <w:rStyle w:val="Hyperlink"/>
@@ -852,7 +852,7 @@
           <w:numId w:val="3"/>
         </w:numPr>
       </w:pPr>
-      <w:hyperlink w:history="1" r:id="rIdtamrbcayck73oxtybez8r">
+      <w:hyperlink w:history="1" r:id="rIdiwii6pxinfxlfifnwmct_">
         <w:r>
           <w:rPr>
             <w:rStyle w:val="Hyperlink"/>
@@ -872,7 +872,7 @@
           <w:numId w:val="3"/>
         </w:numPr>
       </w:pPr>
-      <w:hyperlink w:history="1" r:id="rIdhnnifipzfdtrqhkiq7ahy">
+      <w:hyperlink w:history="1" r:id="rIdzmjpc8b_hxtoscapiupob">
         <w:r>
           <w:rPr>
             <w:rStyle w:val="Hyperlink"/>
@@ -892,7 +892,7 @@
           <w:numId w:val="3"/>
         </w:numPr>
       </w:pPr>
-      <w:hyperlink w:history="1" r:id="rIdpauaesqjyb-jm-5aqbs7e">
+      <w:hyperlink w:history="1" r:id="rIdbsudy-cmtkegkwvdlojaf">
         <w:r>
           <w:rPr>
             <w:rStyle w:val="Hyperlink"/>
@@ -940,7 +940,7 @@
       <w:r>
         <w:t xml:space="preserve"> — créé — </w:t>
       </w:r>
-      <w:hyperlink w:history="1" r:id="rIdqr5t1-2x3rgqt1f--azoq">
+      <w:hyperlink w:history="1" r:id="rId8d_xrwa0zszptkarlqujo">
         <w:r>
           <w:rPr>
             <w:rStyle w:val="Hyperlink"/>
@@ -977,7 +977,7 @@
       <w:r>
         <w:t xml:space="preserve"> — modifié — </w:t>
       </w:r>
-      <w:hyperlink w:history="1" r:id="rIdv4_ljos0jb0_t40rk9mvi">
+      <w:hyperlink w:history="1" r:id="rIdxjumetxu5ctrlu2xb-wqk">
         <w:r>
           <w:rPr>
             <w:rStyle w:val="Hyperlink"/>
@@ -1006,7 +1006,7 @@
       <w:r>
         <w:t xml:space="preserve"> — créé — </w:t>
       </w:r>
-      <w:hyperlink w:history="1" r:id="rIdwvfyl32dughyyxd6yahww">
+      <w:hyperlink w:history="1" r:id="rIdprimfzaue7gjk9a6blov9">
         <w:r>
           <w:rPr>
             <w:rStyle w:val="Hyperlink"/>
@@ -1035,7 +1035,7 @@
       <w:r>
         <w:t xml:space="preserve"> — modifié — </w:t>
       </w:r>
-      <w:hyperlink w:history="1" r:id="rId0suc6nzugesdeus9hqo2u">
+      <w:hyperlink w:history="1" r:id="rIdu7210uzqbemagambs9ga9">
         <w:r>
           <w:rPr>
             <w:rStyle w:val="Hyperlink"/>
@@ -1064,7 +1064,7 @@
       <w:r>
         <w:t xml:space="preserve"> — créé — </w:t>
       </w:r>
-      <w:hyperlink w:history="1" r:id="rIdbvj0qj4nk9fuohavxjdrf">
+      <w:hyperlink w:history="1" r:id="rIdtgzcgzviqlijewvz7p8f9">
         <w:r>
           <w:rPr>
             <w:rStyle w:val="Hyperlink"/>
@@ -1101,7 +1101,7 @@
       <w:r>
         <w:t xml:space="preserve"> — créé — </w:t>
       </w:r>
-      <w:hyperlink w:history="1" r:id="rIdgcjfyixyoaggvp_pkkrxd">
+      <w:hyperlink w:history="1" r:id="rIdzzih0mlsiaja0sqmtflgw">
         <w:r>
           <w:rPr>
             <w:rStyle w:val="Hyperlink"/>
@@ -1130,7 +1130,7 @@
       <w:r>
         <w:t xml:space="preserve"> — modifié — </w:t>
       </w:r>
-      <w:hyperlink w:history="1" r:id="rId9ps3b9qgfnz0e22anmrvs">
+      <w:hyperlink w:history="1" r:id="rIdp4xr15tu0qsalal8oqyhf">
         <w:r>
           <w:rPr>
             <w:rStyle w:val="Hyperlink"/>
@@ -1159,7 +1159,7 @@
       <w:r>
         <w:t xml:space="preserve"> — modifié — </w:t>
       </w:r>
-      <w:hyperlink w:history="1" r:id="rId7igx1frngwjzkdtasvoel">
+      <w:hyperlink w:history="1" r:id="rIdrpphwen0xhr-rj_x81qcy">
         <w:r>
           <w:rPr>
             <w:rStyle w:val="Hyperlink"/>
@@ -1188,7 +1188,7 @@
       <w:r>
         <w:t xml:space="preserve"> — modifié — </w:t>
       </w:r>
-      <w:hyperlink w:history="1" r:id="rIdz2tr2cafgu-t6cclkrzjv">
+      <w:hyperlink w:history="1" r:id="rIdieeq6xg0fqevz_g7dczye">
         <w:r>
           <w:rPr>
             <w:rStyle w:val="Hyperlink"/>
@@ -1225,7 +1225,7 @@
       <w:r>
         <w:t xml:space="preserve"> — créé — </w:t>
       </w:r>
-      <w:hyperlink w:history="1" r:id="rIdj2qcvjvhc2twuggeizq8k">
+      <w:hyperlink w:history="1" r:id="rIdxlffl7oa5jf9jnbkry_7e">
         <w:r>
           <w:rPr>
             <w:rStyle w:val="Hyperlink"/>
@@ -1254,7 +1254,7 @@
       <w:r>
         <w:t xml:space="preserve"> — modifié — </w:t>
       </w:r>
-      <w:hyperlink w:history="1" r:id="rIdfp9vd08rqksrt28v-temz">
+      <w:hyperlink w:history="1" r:id="rIdxtddbcalvn9cgxewco2ek">
         <w:r>
           <w:rPr>
             <w:rStyle w:val="Hyperlink"/>
@@ -1283,7 +1283,7 @@
       <w:r>
         <w:t xml:space="preserve"> — modifié — </w:t>
       </w:r>
-      <w:hyperlink w:history="1" r:id="rIdosa5xi9qh1mjk-eqfcy3j">
+      <w:hyperlink w:history="1" r:id="rIdu9u4hol2zcbow7eycxp36">
         <w:r>
           <w:rPr>
             <w:rStyle w:val="Hyperlink"/>
@@ -1312,7 +1312,7 @@
       <w:r>
         <w:t xml:space="preserve"> — modifié — </w:t>
       </w:r>
-      <w:hyperlink w:history="1" r:id="rIdq8bsr6ivuw4uj9pb2kiab">
+      <w:hyperlink w:history="1" r:id="rIdtessvahoz5xxpocxzzhwp">
         <w:r>
           <w:rPr>
             <w:rStyle w:val="Hyperlink"/>
@@ -1349,7 +1349,7 @@
       <w:r>
         <w:t xml:space="preserve"> — modifié — </w:t>
       </w:r>
-      <w:hyperlink w:history="1" r:id="rIdtoqr1dogchb7b-n4yver0">
+      <w:hyperlink w:history="1" r:id="rId7r7yjs3guyu486pdoxjbe">
         <w:r>
           <w:rPr>
             <w:rStyle w:val="Hyperlink"/>
@@ -1378,7 +1378,7 @@
       <w:r>
         <w:t xml:space="preserve"> — modifié — </w:t>
       </w:r>
-      <w:hyperlink w:history="1" r:id="rId6-tmt1jg2x6gdnp8-hlrq">
+      <w:hyperlink w:history="1" r:id="rId_argjswbmfrhpenhwmaxv">
         <w:r>
           <w:rPr>
             <w:rStyle w:val="Hyperlink"/>
@@ -1407,7 +1407,7 @@
       <w:r>
         <w:t xml:space="preserve"> — modifié — </w:t>
       </w:r>
-      <w:hyperlink w:history="1" r:id="rIdk-u7xfujqrk3v6lh1eq2q">
+      <w:hyperlink w:history="1" r:id="rIdblvo6onj_fqqsynqn3yhc">
         <w:r>
           <w:rPr>
             <w:rStyle w:val="Hyperlink"/>
@@ -1444,7 +1444,7 @@
       <w:r>
         <w:t xml:space="preserve"> — modifié — </w:t>
       </w:r>
-      <w:hyperlink w:history="1" r:id="rIdxwnnvd7dlpw1dm7qhyf6h">
+      <w:hyperlink w:history="1" r:id="rIdup6mbyellk5yjwmlsjnbb">
         <w:r>
           <w:rPr>
             <w:rStyle w:val="Hyperlink"/>
@@ -1473,7 +1473,7 @@
       <w:r>
         <w:t xml:space="preserve"> — modifié — </w:t>
       </w:r>
-      <w:hyperlink w:history="1" r:id="rIdccn-nujcrw1ocrutaf-az">
+      <w:hyperlink w:history="1" r:id="rId5ies7vohlrexuhmtlzscv">
         <w:r>
           <w:rPr>
             <w:rStyle w:val="Hyperlink"/>

--- a/docs/developpement/phases/word/PHASE_07_CLOTURE_DU_MATCH_Z_DES_TIROIRS_RECTIFICATION_SIGNEE.docx
+++ b/docs/developpement/phases/word/PHASE_07_CLOTURE_DU_MATCH_Z_DES_TIROIRS_RECTIFICATION_SIGNEE.docx
@@ -18,9 +18,9 @@
         <w:shd w:fill="F6F3FF" w:color="auto" w:val="clear"/>
       </w:pPr>
       <w:r>
-        <w:t xml:space="preserve">FlaiX Expert · dossier de développement · généré le 2026-10-21 depuis le dépôt </w:t>
-      </w:r>
-      <w:hyperlink w:history="1" r:id="rIdsg72lt49dk8lrfjpo8kqq">
+        <w:t xml:space="preserve">FlaiX Expert · dossier de développement · généré le 2026-10-23 depuis le dépôt </w:t>
+      </w:r>
+      <w:hyperlink w:history="1" r:id="rIdxmtjdwb7gzzd2xfofrw6i">
         <w:r>
           <w:rPr>
             <w:rStyle w:val="Hyperlink"/>
@@ -852,7 +852,7 @@
           <w:numId w:val="3"/>
         </w:numPr>
       </w:pPr>
-      <w:hyperlink w:history="1" r:id="rIdiwii6pxinfxlfifnwmct_">
+      <w:hyperlink w:history="1" r:id="rId94k5idxrepv3mfbtteivd">
         <w:r>
           <w:rPr>
             <w:rStyle w:val="Hyperlink"/>
@@ -872,7 +872,7 @@
           <w:numId w:val="3"/>
         </w:numPr>
       </w:pPr>
-      <w:hyperlink w:history="1" r:id="rIdzmjpc8b_hxtoscapiupob">
+      <w:hyperlink w:history="1" r:id="rIdvqmvu5v3h4jtfu7h_rszm">
         <w:r>
           <w:rPr>
             <w:rStyle w:val="Hyperlink"/>
@@ -892,7 +892,7 @@
           <w:numId w:val="3"/>
         </w:numPr>
       </w:pPr>
-      <w:hyperlink w:history="1" r:id="rIdbsudy-cmtkegkwvdlojaf">
+      <w:hyperlink w:history="1" r:id="rIdfnabetq4b-juxshf_lhna">
         <w:r>
           <w:rPr>
             <w:rStyle w:val="Hyperlink"/>
@@ -940,7 +940,7 @@
       <w:r>
         <w:t xml:space="preserve"> — créé — </w:t>
       </w:r>
-      <w:hyperlink w:history="1" r:id="rId8d_xrwa0zszptkarlqujo">
+      <w:hyperlink w:history="1" r:id="rIduiqhflx7kp8jourxwk5bq">
         <w:r>
           <w:rPr>
             <w:rStyle w:val="Hyperlink"/>
@@ -977,7 +977,7 @@
       <w:r>
         <w:t xml:space="preserve"> — modifié — </w:t>
       </w:r>
-      <w:hyperlink w:history="1" r:id="rIdxjumetxu5ctrlu2xb-wqk">
+      <w:hyperlink w:history="1" r:id="rIdwsmy3ulwxonrluwth5psd">
         <w:r>
           <w:rPr>
             <w:rStyle w:val="Hyperlink"/>
@@ -1006,7 +1006,7 @@
       <w:r>
         <w:t xml:space="preserve"> — créé — </w:t>
       </w:r>
-      <w:hyperlink w:history="1" r:id="rIdprimfzaue7gjk9a6blov9">
+      <w:hyperlink w:history="1" r:id="rIdriut9r4mugsj5m1ibjb5c">
         <w:r>
           <w:rPr>
             <w:rStyle w:val="Hyperlink"/>
@@ -1035,7 +1035,7 @@
       <w:r>
         <w:t xml:space="preserve"> — modifié — </w:t>
       </w:r>
-      <w:hyperlink w:history="1" r:id="rIdu7210uzqbemagambs9ga9">
+      <w:hyperlink w:history="1" r:id="rIdos6sjbzswqjq7q30blarw">
         <w:r>
           <w:rPr>
             <w:rStyle w:val="Hyperlink"/>
@@ -1064,7 +1064,7 @@
       <w:r>
         <w:t xml:space="preserve"> — créé — </w:t>
       </w:r>
-      <w:hyperlink w:history="1" r:id="rIdtgzcgzviqlijewvz7p8f9">
+      <w:hyperlink w:history="1" r:id="rIdsjlz5zvqqvzmrdz4o4bqc">
         <w:r>
           <w:rPr>
             <w:rStyle w:val="Hyperlink"/>
@@ -1101,7 +1101,7 @@
       <w:r>
         <w:t xml:space="preserve"> — créé — </w:t>
       </w:r>
-      <w:hyperlink w:history="1" r:id="rIdzzih0mlsiaja0sqmtflgw">
+      <w:hyperlink w:history="1" r:id="rId2aa7hu_6_hdmxwegghybz">
         <w:r>
           <w:rPr>
             <w:rStyle w:val="Hyperlink"/>
@@ -1130,7 +1130,7 @@
       <w:r>
         <w:t xml:space="preserve"> — modifié — </w:t>
       </w:r>
-      <w:hyperlink w:history="1" r:id="rIdp4xr15tu0qsalal8oqyhf">
+      <w:hyperlink w:history="1" r:id="rIdmi8gozjw2aztu2s6altx_">
         <w:r>
           <w:rPr>
             <w:rStyle w:val="Hyperlink"/>
@@ -1159,7 +1159,7 @@
       <w:r>
         <w:t xml:space="preserve"> — modifié — </w:t>
       </w:r>
-      <w:hyperlink w:history="1" r:id="rIdrpphwen0xhr-rj_x81qcy">
+      <w:hyperlink w:history="1" r:id="rIde1tyuxwdfnp3fofqhbf8n">
         <w:r>
           <w:rPr>
             <w:rStyle w:val="Hyperlink"/>
@@ -1188,7 +1188,7 @@
       <w:r>
         <w:t xml:space="preserve"> — modifié — </w:t>
       </w:r>
-      <w:hyperlink w:history="1" r:id="rIdieeq6xg0fqevz_g7dczye">
+      <w:hyperlink w:history="1" r:id="rIdn6jjwjaccvl5zi7vjs2qs">
         <w:r>
           <w:rPr>
             <w:rStyle w:val="Hyperlink"/>
@@ -1225,7 +1225,7 @@
       <w:r>
         <w:t xml:space="preserve"> — créé — </w:t>
       </w:r>
-      <w:hyperlink w:history="1" r:id="rIdxlffl7oa5jf9jnbkry_7e">
+      <w:hyperlink w:history="1" r:id="rIdgow0jybs8r1hnfddvyvpq">
         <w:r>
           <w:rPr>
             <w:rStyle w:val="Hyperlink"/>
@@ -1254,7 +1254,7 @@
       <w:r>
         <w:t xml:space="preserve"> — modifié — </w:t>
       </w:r>
-      <w:hyperlink w:history="1" r:id="rIdxtddbcalvn9cgxewco2ek">
+      <w:hyperlink w:history="1" r:id="rId6bsqw8ppps7o3eec01v_b">
         <w:r>
           <w:rPr>
             <w:rStyle w:val="Hyperlink"/>
@@ -1283,7 +1283,7 @@
       <w:r>
         <w:t xml:space="preserve"> — modifié — </w:t>
       </w:r>
-      <w:hyperlink w:history="1" r:id="rIdu9u4hol2zcbow7eycxp36">
+      <w:hyperlink w:history="1" r:id="rIdcl5hkpck8dwyomeuncek7">
         <w:r>
           <w:rPr>
             <w:rStyle w:val="Hyperlink"/>
@@ -1312,7 +1312,7 @@
       <w:r>
         <w:t xml:space="preserve"> — modifié — </w:t>
       </w:r>
-      <w:hyperlink w:history="1" r:id="rIdtessvahoz5xxpocxzzhwp">
+      <w:hyperlink w:history="1" r:id="rIdt8jqzeucdxps5uecc_-uk">
         <w:r>
           <w:rPr>
             <w:rStyle w:val="Hyperlink"/>
@@ -1349,7 +1349,7 @@
       <w:r>
         <w:t xml:space="preserve"> — modifié — </w:t>
       </w:r>
-      <w:hyperlink w:history="1" r:id="rId7r7yjs3guyu486pdoxjbe">
+      <w:hyperlink w:history="1" r:id="rIdg9t5c54y6fzxqjev4hsba">
         <w:r>
           <w:rPr>
             <w:rStyle w:val="Hyperlink"/>
@@ -1378,7 +1378,7 @@
       <w:r>
         <w:t xml:space="preserve"> — modifié — </w:t>
       </w:r>
-      <w:hyperlink w:history="1" r:id="rId_argjswbmfrhpenhwmaxv">
+      <w:hyperlink w:history="1" r:id="rId1a7rnnln74y3xlwdgawl0">
         <w:r>
           <w:rPr>
             <w:rStyle w:val="Hyperlink"/>
@@ -1407,7 +1407,7 @@
       <w:r>
         <w:t xml:space="preserve"> — modifié — </w:t>
       </w:r>
-      <w:hyperlink w:history="1" r:id="rIdblvo6onj_fqqsynqn3yhc">
+      <w:hyperlink w:history="1" r:id="rIdaywh9xsciynxrnhhry5ml">
         <w:r>
           <w:rPr>
             <w:rStyle w:val="Hyperlink"/>
@@ -1444,7 +1444,7 @@
       <w:r>
         <w:t xml:space="preserve"> — modifié — </w:t>
       </w:r>
-      <w:hyperlink w:history="1" r:id="rIdup6mbyellk5yjwmlsjnbb">
+      <w:hyperlink w:history="1" r:id="rIdhs0hg3sdazkuhkvgrtlzn">
         <w:r>
           <w:rPr>
             <w:rStyle w:val="Hyperlink"/>
@@ -1473,7 +1473,7 @@
       <w:r>
         <w:t xml:space="preserve"> — modifié — </w:t>
       </w:r>
-      <w:hyperlink w:history="1" r:id="rId5ies7vohlrexuhmtlzscv">
+      <w:hyperlink w:history="1" r:id="rId6sbp6ez8lxg5xep08vy1r">
         <w:r>
           <w:rPr>
             <w:rStyle w:val="Hyperlink"/>

--- a/docs/developpement/phases/word/PHASE_07_CLOTURE_DU_MATCH_Z_DES_TIROIRS_RECTIFICATION_SIGNEE.docx
+++ b/docs/developpement/phases/word/PHASE_07_CLOTURE_DU_MATCH_Z_DES_TIROIRS_RECTIFICATION_SIGNEE.docx
@@ -18,9 +18,9 @@
         <w:shd w:fill="F6F3FF" w:color="auto" w:val="clear"/>
       </w:pPr>
       <w:r>
-        <w:t xml:space="preserve">FlaiX Expert · dossier de développement · généré le 2026-10-23 depuis le dépôt </w:t>
-      </w:r>
-      <w:hyperlink w:history="1" r:id="rIdxmtjdwb7gzzd2xfofrw6i">
+        <w:t xml:space="preserve">FlaiX Expert · dossier de développement · généré le 2026-10-24 depuis le dépôt </w:t>
+      </w:r>
+      <w:hyperlink w:history="1" r:id="rIdyqae-gcelg9ygvagu0yrn">
         <w:r>
           <w:rPr>
             <w:rStyle w:val="Hyperlink"/>
@@ -852,7 +852,7 @@
           <w:numId w:val="3"/>
         </w:numPr>
       </w:pPr>
-      <w:hyperlink w:history="1" r:id="rId94k5idxrepv3mfbtteivd">
+      <w:hyperlink w:history="1" r:id="rIdulqfi20fnbskyp5xrtvvi">
         <w:r>
           <w:rPr>
             <w:rStyle w:val="Hyperlink"/>
@@ -872,7 +872,7 @@
           <w:numId w:val="3"/>
         </w:numPr>
       </w:pPr>
-      <w:hyperlink w:history="1" r:id="rIdvqmvu5v3h4jtfu7h_rszm">
+      <w:hyperlink w:history="1" r:id="rIdagwxwlz8_bawldpvvumzc">
         <w:r>
           <w:rPr>
             <w:rStyle w:val="Hyperlink"/>
@@ -892,7 +892,7 @@
           <w:numId w:val="3"/>
         </w:numPr>
       </w:pPr>
-      <w:hyperlink w:history="1" r:id="rIdfnabetq4b-juxshf_lhna">
+      <w:hyperlink w:history="1" r:id="rIdfemcp5imyuf2lrpg1f_uq">
         <w:r>
           <w:rPr>
             <w:rStyle w:val="Hyperlink"/>
@@ -940,7 +940,7 @@
       <w:r>
         <w:t xml:space="preserve"> — créé — </w:t>
       </w:r>
-      <w:hyperlink w:history="1" r:id="rIduiqhflx7kp8jourxwk5bq">
+      <w:hyperlink w:history="1" r:id="rIdomapblaxq21cf3bpe0j9u">
         <w:r>
           <w:rPr>
             <w:rStyle w:val="Hyperlink"/>
@@ -977,7 +977,7 @@
       <w:r>
         <w:t xml:space="preserve"> — modifié — </w:t>
       </w:r>
-      <w:hyperlink w:history="1" r:id="rIdwsmy3ulwxonrluwth5psd">
+      <w:hyperlink w:history="1" r:id="rIdllphv8jn-0crzrsbsju2w">
         <w:r>
           <w:rPr>
             <w:rStyle w:val="Hyperlink"/>
@@ -1006,7 +1006,7 @@
       <w:r>
         <w:t xml:space="preserve"> — créé — </w:t>
       </w:r>
-      <w:hyperlink w:history="1" r:id="rIdriut9r4mugsj5m1ibjb5c">
+      <w:hyperlink w:history="1" r:id="rIdui6gdd6m66pgxx2ytd6k1">
         <w:r>
           <w:rPr>
             <w:rStyle w:val="Hyperlink"/>
@@ -1035,7 +1035,7 @@
       <w:r>
         <w:t xml:space="preserve"> — modifié — </w:t>
       </w:r>
-      <w:hyperlink w:history="1" r:id="rIdos6sjbzswqjq7q30blarw">
+      <w:hyperlink w:history="1" r:id="rIdgbq4ymmerb5lzw6xo-a9p">
         <w:r>
           <w:rPr>
             <w:rStyle w:val="Hyperlink"/>
@@ -1064,7 +1064,7 @@
       <w:r>
         <w:t xml:space="preserve"> — créé — </w:t>
       </w:r>
-      <w:hyperlink w:history="1" r:id="rIdsjlz5zvqqvzmrdz4o4bqc">
+      <w:hyperlink w:history="1" r:id="rIdsowcbvj41syr23aosxhi7">
         <w:r>
           <w:rPr>
             <w:rStyle w:val="Hyperlink"/>
@@ -1101,7 +1101,7 @@
       <w:r>
         <w:t xml:space="preserve"> — créé — </w:t>
       </w:r>
-      <w:hyperlink w:history="1" r:id="rId2aa7hu_6_hdmxwegghybz">
+      <w:hyperlink w:history="1" r:id="rIdqi6dsmrcepxvwhbdwmlor">
         <w:r>
           <w:rPr>
             <w:rStyle w:val="Hyperlink"/>
@@ -1130,7 +1130,7 @@
       <w:r>
         <w:t xml:space="preserve"> — modifié — </w:t>
       </w:r>
-      <w:hyperlink w:history="1" r:id="rIdmi8gozjw2aztu2s6altx_">
+      <w:hyperlink w:history="1" r:id="rIdcem8a1g6ekmspyafgu-jd">
         <w:r>
           <w:rPr>
             <w:rStyle w:val="Hyperlink"/>
@@ -1159,7 +1159,7 @@
       <w:r>
         <w:t xml:space="preserve"> — modifié — </w:t>
       </w:r>
-      <w:hyperlink w:history="1" r:id="rIde1tyuxwdfnp3fofqhbf8n">
+      <w:hyperlink w:history="1" r:id="rId5pnlprvzhg0orp4xoj-3f">
         <w:r>
           <w:rPr>
             <w:rStyle w:val="Hyperlink"/>
@@ -1188,7 +1188,7 @@
       <w:r>
         <w:t xml:space="preserve"> — modifié — </w:t>
       </w:r>
-      <w:hyperlink w:history="1" r:id="rIdn6jjwjaccvl5zi7vjs2qs">
+      <w:hyperlink w:history="1" r:id="rIdean6v7euvtuvceb3uamwt">
         <w:r>
           <w:rPr>
             <w:rStyle w:val="Hyperlink"/>
@@ -1225,7 +1225,7 @@
       <w:r>
         <w:t xml:space="preserve"> — créé — </w:t>
       </w:r>
-      <w:hyperlink w:history="1" r:id="rIdgow0jybs8r1hnfddvyvpq">
+      <w:hyperlink w:history="1" r:id="rIdffqsbns6_ot4s57b_u9ko">
         <w:r>
           <w:rPr>
             <w:rStyle w:val="Hyperlink"/>
@@ -1254,7 +1254,7 @@
       <w:r>
         <w:t xml:space="preserve"> — modifié — </w:t>
       </w:r>
-      <w:hyperlink w:history="1" r:id="rId6bsqw8ppps7o3eec01v_b">
+      <w:hyperlink w:history="1" r:id="rIdzs19jypi0pnhweuuz5tid">
         <w:r>
           <w:rPr>
             <w:rStyle w:val="Hyperlink"/>
@@ -1283,7 +1283,7 @@
       <w:r>
         <w:t xml:space="preserve"> — modifié — </w:t>
       </w:r>
-      <w:hyperlink w:history="1" r:id="rIdcl5hkpck8dwyomeuncek7">
+      <w:hyperlink w:history="1" r:id="rIdgcd1aqrzrpp2nog4hutw3">
         <w:r>
           <w:rPr>
             <w:rStyle w:val="Hyperlink"/>
@@ -1312,7 +1312,7 @@
       <w:r>
         <w:t xml:space="preserve"> — modifié — </w:t>
       </w:r>
-      <w:hyperlink w:history="1" r:id="rIdt8jqzeucdxps5uecc_-uk">
+      <w:hyperlink w:history="1" r:id="rIduoaq-eko79np1mjl66fqi">
         <w:r>
           <w:rPr>
             <w:rStyle w:val="Hyperlink"/>
@@ -1349,7 +1349,7 @@
       <w:r>
         <w:t xml:space="preserve"> — modifié — </w:t>
       </w:r>
-      <w:hyperlink w:history="1" r:id="rIdg9t5c54y6fzxqjev4hsba">
+      <w:hyperlink w:history="1" r:id="rIdt1lkajqdxyakozzlxkebw">
         <w:r>
           <w:rPr>
             <w:rStyle w:val="Hyperlink"/>
@@ -1378,7 +1378,7 @@
       <w:r>
         <w:t xml:space="preserve"> — modifié — </w:t>
       </w:r>
-      <w:hyperlink w:history="1" r:id="rId1a7rnnln74y3xlwdgawl0">
+      <w:hyperlink w:history="1" r:id="rIdhmhm7irf6cnmcwfhc8vee">
         <w:r>
           <w:rPr>
             <w:rStyle w:val="Hyperlink"/>
@@ -1407,7 +1407,7 @@
       <w:r>
         <w:t xml:space="preserve"> — modifié — </w:t>
       </w:r>
-      <w:hyperlink w:history="1" r:id="rIdaywh9xsciynxrnhhry5ml">
+      <w:hyperlink w:history="1" r:id="rIdybtjmcpqmn6owkvjc0oew">
         <w:r>
           <w:rPr>
             <w:rStyle w:val="Hyperlink"/>
@@ -1444,7 +1444,7 @@
       <w:r>
         <w:t xml:space="preserve"> — modifié — </w:t>
       </w:r>
-      <w:hyperlink w:history="1" r:id="rIdhs0hg3sdazkuhkvgrtlzn">
+      <w:hyperlink w:history="1" r:id="rIdpylatsmk-lautl5g160b7">
         <w:r>
           <w:rPr>
             <w:rStyle w:val="Hyperlink"/>
@@ -1473,7 +1473,7 @@
       <w:r>
         <w:t xml:space="preserve"> — modifié — </w:t>
       </w:r>
-      <w:hyperlink w:history="1" r:id="rId6sbp6ez8lxg5xep08vy1r">
+      <w:hyperlink w:history="1" r:id="rId7dmrmkiiepdimjhupcb7g">
         <w:r>
           <w:rPr>
             <w:rStyle w:val="Hyperlink"/>

--- a/docs/developpement/phases/word/PHASE_07_CLOTURE_DU_MATCH_Z_DES_TIROIRS_RECTIFICATION_SIGNEE.docx
+++ b/docs/developpement/phases/word/PHASE_07_CLOTURE_DU_MATCH_Z_DES_TIROIRS_RECTIFICATION_SIGNEE.docx
@@ -18,9 +18,9 @@
         <w:shd w:fill="F6F3FF" w:color="auto" w:val="clear"/>
       </w:pPr>
       <w:r>
-        <w:t xml:space="preserve">FlaiX Expert · dossier de développement · généré le 2026-10-24 depuis le dépôt </w:t>
-      </w:r>
-      <w:hyperlink w:history="1" r:id="rIdyqae-gcelg9ygvagu0yrn">
+        <w:t xml:space="preserve">FlaiX Expert · dossier de développement · généré le 2026-10-25 depuis le dépôt </w:t>
+      </w:r>
+      <w:hyperlink w:history="1" r:id="rIdq1t0n-jecgdsj7qtqgzy8">
         <w:r>
           <w:rPr>
             <w:rStyle w:val="Hyperlink"/>
@@ -852,7 +852,7 @@
           <w:numId w:val="3"/>
         </w:numPr>
       </w:pPr>
-      <w:hyperlink w:history="1" r:id="rIdulqfi20fnbskyp5xrtvvi">
+      <w:hyperlink w:history="1" r:id="rIdicp_kd_stz0aovoahav6x">
         <w:r>
           <w:rPr>
             <w:rStyle w:val="Hyperlink"/>
@@ -872,7 +872,7 @@
           <w:numId w:val="3"/>
         </w:numPr>
       </w:pPr>
-      <w:hyperlink w:history="1" r:id="rIdagwxwlz8_bawldpvvumzc">
+      <w:hyperlink w:history="1" r:id="rIdctjncspy3k7vqz4jjdkjv">
         <w:r>
           <w:rPr>
             <w:rStyle w:val="Hyperlink"/>
@@ -892,7 +892,7 @@
           <w:numId w:val="3"/>
         </w:numPr>
       </w:pPr>
-      <w:hyperlink w:history="1" r:id="rIdfemcp5imyuf2lrpg1f_uq">
+      <w:hyperlink w:history="1" r:id="rIdfjlfdwthlq1tzb9avxtkk">
         <w:r>
           <w:rPr>
             <w:rStyle w:val="Hyperlink"/>
@@ -940,7 +940,7 @@
       <w:r>
         <w:t xml:space="preserve"> — créé — </w:t>
       </w:r>
-      <w:hyperlink w:history="1" r:id="rIdomapblaxq21cf3bpe0j9u">
+      <w:hyperlink w:history="1" r:id="rIdoqyyhek9dtfv2atevcpw1">
         <w:r>
           <w:rPr>
             <w:rStyle w:val="Hyperlink"/>
@@ -977,7 +977,7 @@
       <w:r>
         <w:t xml:space="preserve"> — modifié — </w:t>
       </w:r>
-      <w:hyperlink w:history="1" r:id="rIdllphv8jn-0crzrsbsju2w">
+      <w:hyperlink w:history="1" r:id="rIdoxaw87hiaezjmdfuc70sd">
         <w:r>
           <w:rPr>
             <w:rStyle w:val="Hyperlink"/>
@@ -1006,7 +1006,7 @@
       <w:r>
         <w:t xml:space="preserve"> — créé — </w:t>
       </w:r>
-      <w:hyperlink w:history="1" r:id="rIdui6gdd6m66pgxx2ytd6k1">
+      <w:hyperlink w:history="1" r:id="rId14mqczl38njlpvgo7mmby">
         <w:r>
           <w:rPr>
             <w:rStyle w:val="Hyperlink"/>
@@ -1035,7 +1035,7 @@
       <w:r>
         <w:t xml:space="preserve"> — modifié — </w:t>
       </w:r>
-      <w:hyperlink w:history="1" r:id="rIdgbq4ymmerb5lzw6xo-a9p">
+      <w:hyperlink w:history="1" r:id="rIdadbyjal8mzxsmqe07vvgb">
         <w:r>
           <w:rPr>
             <w:rStyle w:val="Hyperlink"/>
@@ -1064,7 +1064,7 @@
       <w:r>
         <w:t xml:space="preserve"> — créé — </w:t>
       </w:r>
-      <w:hyperlink w:history="1" r:id="rIdsowcbvj41syr23aosxhi7">
+      <w:hyperlink w:history="1" r:id="rId7ioefrmxymuvrnk6z7fd-">
         <w:r>
           <w:rPr>
             <w:rStyle w:val="Hyperlink"/>
@@ -1101,7 +1101,7 @@
       <w:r>
         <w:t xml:space="preserve"> — créé — </w:t>
       </w:r>
-      <w:hyperlink w:history="1" r:id="rIdqi6dsmrcepxvwhbdwmlor">
+      <w:hyperlink w:history="1" r:id="rIdwk27jkfzq2w7cymwut27c">
         <w:r>
           <w:rPr>
             <w:rStyle w:val="Hyperlink"/>
@@ -1130,7 +1130,7 @@
       <w:r>
         <w:t xml:space="preserve"> — modifié — </w:t>
       </w:r>
-      <w:hyperlink w:history="1" r:id="rIdcem8a1g6ekmspyafgu-jd">
+      <w:hyperlink w:history="1" r:id="rId_lh-tykbeej-i014eguun">
         <w:r>
           <w:rPr>
             <w:rStyle w:val="Hyperlink"/>
@@ -1159,7 +1159,7 @@
       <w:r>
         <w:t xml:space="preserve"> — modifié — </w:t>
       </w:r>
-      <w:hyperlink w:history="1" r:id="rId5pnlprvzhg0orp4xoj-3f">
+      <w:hyperlink w:history="1" r:id="rId7yxilsubud8lpdyaqqlu6">
         <w:r>
           <w:rPr>
             <w:rStyle w:val="Hyperlink"/>
@@ -1188,7 +1188,7 @@
       <w:r>
         <w:t xml:space="preserve"> — modifié — </w:t>
       </w:r>
-      <w:hyperlink w:history="1" r:id="rIdean6v7euvtuvceb3uamwt">
+      <w:hyperlink w:history="1" r:id="rIdba49gk1c9tuvpemt8x0ce">
         <w:r>
           <w:rPr>
             <w:rStyle w:val="Hyperlink"/>
@@ -1225,7 +1225,7 @@
       <w:r>
         <w:t xml:space="preserve"> — créé — </w:t>
       </w:r>
-      <w:hyperlink w:history="1" r:id="rIdffqsbns6_ot4s57b_u9ko">
+      <w:hyperlink w:history="1" r:id="rIdvc3skvlaymrnwuy9jttxi">
         <w:r>
           <w:rPr>
             <w:rStyle w:val="Hyperlink"/>
@@ -1254,7 +1254,7 @@
       <w:r>
         <w:t xml:space="preserve"> — modifié — </w:t>
       </w:r>
-      <w:hyperlink w:history="1" r:id="rIdzs19jypi0pnhweuuz5tid">
+      <w:hyperlink w:history="1" r:id="rIdzyiuj9mq81vkiuqx_xu-3">
         <w:r>
           <w:rPr>
             <w:rStyle w:val="Hyperlink"/>
@@ -1283,7 +1283,7 @@
       <w:r>
         <w:t xml:space="preserve"> — modifié — </w:t>
       </w:r>
-      <w:hyperlink w:history="1" r:id="rIdgcd1aqrzrpp2nog4hutw3">
+      <w:hyperlink w:history="1" r:id="rId0evfccfzomrutzfcwq3ci">
         <w:r>
           <w:rPr>
             <w:rStyle w:val="Hyperlink"/>
@@ -1312,7 +1312,7 @@
       <w:r>
         <w:t xml:space="preserve"> — modifié — </w:t>
       </w:r>
-      <w:hyperlink w:history="1" r:id="rIduoaq-eko79np1mjl66fqi">
+      <w:hyperlink w:history="1" r:id="rId7x_hmzk_bfhgync1zy9hn">
         <w:r>
           <w:rPr>
             <w:rStyle w:val="Hyperlink"/>
@@ -1349,7 +1349,7 @@
       <w:r>
         <w:t xml:space="preserve"> — modifié — </w:t>
       </w:r>
-      <w:hyperlink w:history="1" r:id="rIdt1lkajqdxyakozzlxkebw">
+      <w:hyperlink w:history="1" r:id="rIdbo0ar1eatljwjymspmbnc">
         <w:r>
           <w:rPr>
             <w:rStyle w:val="Hyperlink"/>
@@ -1378,7 +1378,7 @@
       <w:r>
         <w:t xml:space="preserve"> — modifié — </w:t>
       </w:r>
-      <w:hyperlink w:history="1" r:id="rIdhmhm7irf6cnmcwfhc8vee">
+      <w:hyperlink w:history="1" r:id="rIdnxhmcob7gil9an1udutbp">
         <w:r>
           <w:rPr>
             <w:rStyle w:val="Hyperlink"/>
@@ -1407,7 +1407,7 @@
       <w:r>
         <w:t xml:space="preserve"> — modifié — </w:t>
       </w:r>
-      <w:hyperlink w:history="1" r:id="rIdybtjmcpqmn6owkvjc0oew">
+      <w:hyperlink w:history="1" r:id="rIddqqsydo8ryvbu3k1f52uk">
         <w:r>
           <w:rPr>
             <w:rStyle w:val="Hyperlink"/>
@@ -1444,7 +1444,7 @@
       <w:r>
         <w:t xml:space="preserve"> — modifié — </w:t>
       </w:r>
-      <w:hyperlink w:history="1" r:id="rIdpylatsmk-lautl5g160b7">
+      <w:hyperlink w:history="1" r:id="rIdjbem7ccly0s8cyldys2hs">
         <w:r>
           <w:rPr>
             <w:rStyle w:val="Hyperlink"/>
@@ -1473,7 +1473,7 @@
       <w:r>
         <w:t xml:space="preserve"> — modifié — </w:t>
       </w:r>
-      <w:hyperlink w:history="1" r:id="rId7dmrmkiiepdimjhupcb7g">
+      <w:hyperlink w:history="1" r:id="rIdoqq6rzjkfr6oov3-y_elr">
         <w:r>
           <w:rPr>
             <w:rStyle w:val="Hyperlink"/>

--- a/docs/developpement/phases/word/PHASE_07_CLOTURE_DU_MATCH_Z_DES_TIROIRS_RECTIFICATION_SIGNEE.docx
+++ b/docs/developpement/phases/word/PHASE_07_CLOTURE_DU_MATCH_Z_DES_TIROIRS_RECTIFICATION_SIGNEE.docx
@@ -20,7 +20,7 @@
       <w:r>
         <w:t xml:space="preserve">FlaiX Expert · dossier de développement · généré le 2026-10-25 depuis le dépôt </w:t>
       </w:r>
-      <w:hyperlink w:history="1" r:id="rIdq1t0n-jecgdsj7qtqgzy8">
+      <w:hyperlink w:history="1" r:id="rId7kt7deykr2hn1stmx6gnf">
         <w:r>
           <w:rPr>
             <w:rStyle w:val="Hyperlink"/>
@@ -852,7 +852,7 @@
           <w:numId w:val="3"/>
         </w:numPr>
       </w:pPr>
-      <w:hyperlink w:history="1" r:id="rIdicp_kd_stz0aovoahav6x">
+      <w:hyperlink w:history="1" r:id="rIdffbqhrfowuehiozd5vqcq">
         <w:r>
           <w:rPr>
             <w:rStyle w:val="Hyperlink"/>
@@ -872,7 +872,7 @@
           <w:numId w:val="3"/>
         </w:numPr>
       </w:pPr>
-      <w:hyperlink w:history="1" r:id="rIdctjncspy3k7vqz4jjdkjv">
+      <w:hyperlink w:history="1" r:id="rIdvcdnalkzqxkzdgp9xqg2n">
         <w:r>
           <w:rPr>
             <w:rStyle w:val="Hyperlink"/>
@@ -892,7 +892,7 @@
           <w:numId w:val="3"/>
         </w:numPr>
       </w:pPr>
-      <w:hyperlink w:history="1" r:id="rIdfjlfdwthlq1tzb9avxtkk">
+      <w:hyperlink w:history="1" r:id="rIdc_dzdxmygxv7vnhgygqo4">
         <w:r>
           <w:rPr>
             <w:rStyle w:val="Hyperlink"/>
@@ -940,7 +940,7 @@
       <w:r>
         <w:t xml:space="preserve"> — créé — </w:t>
       </w:r>
-      <w:hyperlink w:history="1" r:id="rIdoqyyhek9dtfv2atevcpw1">
+      <w:hyperlink w:history="1" r:id="rIdcoihgday_nq7ex7e15f98">
         <w:r>
           <w:rPr>
             <w:rStyle w:val="Hyperlink"/>
@@ -977,7 +977,7 @@
       <w:r>
         <w:t xml:space="preserve"> — modifié — </w:t>
       </w:r>
-      <w:hyperlink w:history="1" r:id="rIdoxaw87hiaezjmdfuc70sd">
+      <w:hyperlink w:history="1" r:id="rIdm0sqewpwk8a-whwiw_plv">
         <w:r>
           <w:rPr>
             <w:rStyle w:val="Hyperlink"/>
@@ -1006,7 +1006,7 @@
       <w:r>
         <w:t xml:space="preserve"> — créé — </w:t>
       </w:r>
-      <w:hyperlink w:history="1" r:id="rId14mqczl38njlpvgo7mmby">
+      <w:hyperlink w:history="1" r:id="rId59e-v0rv4r1ijcz4x3iux">
         <w:r>
           <w:rPr>
             <w:rStyle w:val="Hyperlink"/>
@@ -1035,7 +1035,7 @@
       <w:r>
         <w:t xml:space="preserve"> — modifié — </w:t>
       </w:r>
-      <w:hyperlink w:history="1" r:id="rIdadbyjal8mzxsmqe07vvgb">
+      <w:hyperlink w:history="1" r:id="rIdthqwmzxtojaifdufwvj9a">
         <w:r>
           <w:rPr>
             <w:rStyle w:val="Hyperlink"/>
@@ -1064,7 +1064,7 @@
       <w:r>
         <w:t xml:space="preserve"> — créé — </w:t>
       </w:r>
-      <w:hyperlink w:history="1" r:id="rId7ioefrmxymuvrnk6z7fd-">
+      <w:hyperlink w:history="1" r:id="rIdatpw-dfj3odb-zrsu8ezy">
         <w:r>
           <w:rPr>
             <w:rStyle w:val="Hyperlink"/>
@@ -1101,7 +1101,7 @@
       <w:r>
         <w:t xml:space="preserve"> — créé — </w:t>
       </w:r>
-      <w:hyperlink w:history="1" r:id="rIdwk27jkfzq2w7cymwut27c">
+      <w:hyperlink w:history="1" r:id="rId0pxidkfikzx2lgndh16r7">
         <w:r>
           <w:rPr>
             <w:rStyle w:val="Hyperlink"/>
@@ -1130,7 +1130,7 @@
       <w:r>
         <w:t xml:space="preserve"> — modifié — </w:t>
       </w:r>
-      <w:hyperlink w:history="1" r:id="rId_lh-tykbeej-i014eguun">
+      <w:hyperlink w:history="1" r:id="rIdso_3iqtepms3xmqagcfui">
         <w:r>
           <w:rPr>
             <w:rStyle w:val="Hyperlink"/>
@@ -1159,7 +1159,7 @@
       <w:r>
         <w:t xml:space="preserve"> — modifié — </w:t>
       </w:r>
-      <w:hyperlink w:history="1" r:id="rId7yxilsubud8lpdyaqqlu6">
+      <w:hyperlink w:history="1" r:id="rIdbmmshbymtig60f3uky89l">
         <w:r>
           <w:rPr>
             <w:rStyle w:val="Hyperlink"/>
@@ -1188,7 +1188,7 @@
       <w:r>
         <w:t xml:space="preserve"> — modifié — </w:t>
       </w:r>
-      <w:hyperlink w:history="1" r:id="rIdba49gk1c9tuvpemt8x0ce">
+      <w:hyperlink w:history="1" r:id="rIdollbqtipld5fu_7m3q1ig">
         <w:r>
           <w:rPr>
             <w:rStyle w:val="Hyperlink"/>
@@ -1225,7 +1225,7 @@
       <w:r>
         <w:t xml:space="preserve"> — créé — </w:t>
       </w:r>
-      <w:hyperlink w:history="1" r:id="rIdvc3skvlaymrnwuy9jttxi">
+      <w:hyperlink w:history="1" r:id="rIdwwl_lwkvvrcq8_sbi7tpk">
         <w:r>
           <w:rPr>
             <w:rStyle w:val="Hyperlink"/>
@@ -1254,7 +1254,7 @@
       <w:r>
         <w:t xml:space="preserve"> — modifié — </w:t>
       </w:r>
-      <w:hyperlink w:history="1" r:id="rIdzyiuj9mq81vkiuqx_xu-3">
+      <w:hyperlink w:history="1" r:id="rIdnw9xzct6bntqavokxjtrr">
         <w:r>
           <w:rPr>
             <w:rStyle w:val="Hyperlink"/>
@@ -1283,7 +1283,7 @@
       <w:r>
         <w:t xml:space="preserve"> — modifié — </w:t>
       </w:r>
-      <w:hyperlink w:history="1" r:id="rId0evfccfzomrutzfcwq3ci">
+      <w:hyperlink w:history="1" r:id="rIdjt9vrqaoo-yxvjpyqjmvv">
         <w:r>
           <w:rPr>
             <w:rStyle w:val="Hyperlink"/>
@@ -1312,7 +1312,7 @@
       <w:r>
         <w:t xml:space="preserve"> — modifié — </w:t>
       </w:r>
-      <w:hyperlink w:history="1" r:id="rId7x_hmzk_bfhgync1zy9hn">
+      <w:hyperlink w:history="1" r:id="rIdhx3mg1zw1_pgkvzglt4kl">
         <w:r>
           <w:rPr>
             <w:rStyle w:val="Hyperlink"/>
@@ -1349,7 +1349,7 @@
       <w:r>
         <w:t xml:space="preserve"> — modifié — </w:t>
       </w:r>
-      <w:hyperlink w:history="1" r:id="rIdbo0ar1eatljwjymspmbnc">
+      <w:hyperlink w:history="1" r:id="rId1pthfhb4x955b9sg7xobz">
         <w:r>
           <w:rPr>
             <w:rStyle w:val="Hyperlink"/>
@@ -1378,7 +1378,7 @@
       <w:r>
         <w:t xml:space="preserve"> — modifié — </w:t>
       </w:r>
-      <w:hyperlink w:history="1" r:id="rIdnxhmcob7gil9an1udutbp">
+      <w:hyperlink w:history="1" r:id="rId892ykashhvliv1_ismmuu">
         <w:r>
           <w:rPr>
             <w:rStyle w:val="Hyperlink"/>
@@ -1407,7 +1407,7 @@
       <w:r>
         <w:t xml:space="preserve"> — modifié — </w:t>
       </w:r>
-      <w:hyperlink w:history="1" r:id="rIddqqsydo8ryvbu3k1f52uk">
+      <w:hyperlink w:history="1" r:id="rIdxr8lemjxid8wvsc1xgxyi">
         <w:r>
           <w:rPr>
             <w:rStyle w:val="Hyperlink"/>
@@ -1444,7 +1444,7 @@
       <w:r>
         <w:t xml:space="preserve"> — modifié — </w:t>
       </w:r>
-      <w:hyperlink w:history="1" r:id="rIdjbem7ccly0s8cyldys2hs">
+      <w:hyperlink w:history="1" r:id="rIdomcf1sflap_2bvy9sk2ij">
         <w:r>
           <w:rPr>
             <w:rStyle w:val="Hyperlink"/>
@@ -1473,7 +1473,7 @@
       <w:r>
         <w:t xml:space="preserve"> — modifié — </w:t>
       </w:r>
-      <w:hyperlink w:history="1" r:id="rIdoqq6rzjkfr6oov3-y_elr">
+      <w:hyperlink w:history="1" r:id="rIdqpixpedrylbkophqrlwyd">
         <w:r>
           <w:rPr>
             <w:rStyle w:val="Hyperlink"/>

--- a/docs/developpement/phases/word/PHASE_07_CLOTURE_DU_MATCH_Z_DES_TIROIRS_RECTIFICATION_SIGNEE.docx
+++ b/docs/developpement/phases/word/PHASE_07_CLOTURE_DU_MATCH_Z_DES_TIROIRS_RECTIFICATION_SIGNEE.docx
@@ -20,7 +20,7 @@
       <w:r>
         <w:t xml:space="preserve">FlaiX Expert · dossier de développement · généré le 2026-10-25 depuis le dépôt </w:t>
       </w:r>
-      <w:hyperlink w:history="1" r:id="rId7kt7deykr2hn1stmx6gnf">
+      <w:hyperlink w:history="1" r:id="rIdimrrdhudtbylcs525d3ga">
         <w:r>
           <w:rPr>
             <w:rStyle w:val="Hyperlink"/>
@@ -852,7 +852,7 @@
           <w:numId w:val="3"/>
         </w:numPr>
       </w:pPr>
-      <w:hyperlink w:history="1" r:id="rIdffbqhrfowuehiozd5vqcq">
+      <w:hyperlink w:history="1" r:id="rIdmplpforb_ark_ofroj29p">
         <w:r>
           <w:rPr>
             <w:rStyle w:val="Hyperlink"/>
@@ -872,7 +872,7 @@
           <w:numId w:val="3"/>
         </w:numPr>
       </w:pPr>
-      <w:hyperlink w:history="1" r:id="rIdvcdnalkzqxkzdgp9xqg2n">
+      <w:hyperlink w:history="1" r:id="rIdtdpasipd69l0q-cvhxg4g">
         <w:r>
           <w:rPr>
             <w:rStyle w:val="Hyperlink"/>
@@ -892,7 +892,7 @@
           <w:numId w:val="3"/>
         </w:numPr>
       </w:pPr>
-      <w:hyperlink w:history="1" r:id="rIdc_dzdxmygxv7vnhgygqo4">
+      <w:hyperlink w:history="1" r:id="rIdxn0fty3dhhsevpokrk38x">
         <w:r>
           <w:rPr>
             <w:rStyle w:val="Hyperlink"/>
@@ -940,7 +940,7 @@
       <w:r>
         <w:t xml:space="preserve"> — créé — </w:t>
       </w:r>
-      <w:hyperlink w:history="1" r:id="rIdcoihgday_nq7ex7e15f98">
+      <w:hyperlink w:history="1" r:id="rIdeegxkaocnoaf6nvs0qezi">
         <w:r>
           <w:rPr>
             <w:rStyle w:val="Hyperlink"/>
@@ -977,7 +977,7 @@
       <w:r>
         <w:t xml:space="preserve"> — modifié — </w:t>
       </w:r>
-      <w:hyperlink w:history="1" r:id="rIdm0sqewpwk8a-whwiw_plv">
+      <w:hyperlink w:history="1" r:id="rId5sdhwqvj6qe5df57euydx">
         <w:r>
           <w:rPr>
             <w:rStyle w:val="Hyperlink"/>
@@ -1006,7 +1006,7 @@
       <w:r>
         <w:t xml:space="preserve"> — créé — </w:t>
       </w:r>
-      <w:hyperlink w:history="1" r:id="rId59e-v0rv4r1ijcz4x3iux">
+      <w:hyperlink w:history="1" r:id="rId6-9eru7upugrxvbeepw2d">
         <w:r>
           <w:rPr>
             <w:rStyle w:val="Hyperlink"/>
@@ -1035,7 +1035,7 @@
       <w:r>
         <w:t xml:space="preserve"> — modifié — </w:t>
       </w:r>
-      <w:hyperlink w:history="1" r:id="rIdthqwmzxtojaifdufwvj9a">
+      <w:hyperlink w:history="1" r:id="rIddrydqiidgbe3ghlw1lixr">
         <w:r>
           <w:rPr>
             <w:rStyle w:val="Hyperlink"/>
@@ -1064,7 +1064,7 @@
       <w:r>
         <w:t xml:space="preserve"> — créé — </w:t>
       </w:r>
-      <w:hyperlink w:history="1" r:id="rIdatpw-dfj3odb-zrsu8ezy">
+      <w:hyperlink w:history="1" r:id="rId8rvyanoa4kktsiaznhgee">
         <w:r>
           <w:rPr>
             <w:rStyle w:val="Hyperlink"/>
@@ -1101,7 +1101,7 @@
       <w:r>
         <w:t xml:space="preserve"> — créé — </w:t>
       </w:r>
-      <w:hyperlink w:history="1" r:id="rId0pxidkfikzx2lgndh16r7">
+      <w:hyperlink w:history="1" r:id="rIdbvbjzbczne7txrxm4ogiy">
         <w:r>
           <w:rPr>
             <w:rStyle w:val="Hyperlink"/>
@@ -1130,7 +1130,7 @@
       <w:r>
         <w:t xml:space="preserve"> — modifié — </w:t>
       </w:r>
-      <w:hyperlink w:history="1" r:id="rIdso_3iqtepms3xmqagcfui">
+      <w:hyperlink w:history="1" r:id="rIdjoli_r_kdvw3qnwcneb7n">
         <w:r>
           <w:rPr>
             <w:rStyle w:val="Hyperlink"/>
@@ -1159,7 +1159,7 @@
       <w:r>
         <w:t xml:space="preserve"> — modifié — </w:t>
       </w:r>
-      <w:hyperlink w:history="1" r:id="rIdbmmshbymtig60f3uky89l">
+      <w:hyperlink w:history="1" r:id="rIddjqu9v5i_s8g4hgz1qwlm">
         <w:r>
           <w:rPr>
             <w:rStyle w:val="Hyperlink"/>
@@ -1188,7 +1188,7 @@
       <w:r>
         <w:t xml:space="preserve"> — modifié — </w:t>
       </w:r>
-      <w:hyperlink w:history="1" r:id="rIdollbqtipld5fu_7m3q1ig">
+      <w:hyperlink w:history="1" r:id="rIdzyuoc-fw_eeuhpfi3r86b">
         <w:r>
           <w:rPr>
             <w:rStyle w:val="Hyperlink"/>
@@ -1225,7 +1225,7 @@
       <w:r>
         <w:t xml:space="preserve"> — créé — </w:t>
       </w:r>
-      <w:hyperlink w:history="1" r:id="rIdwwl_lwkvvrcq8_sbi7tpk">
+      <w:hyperlink w:history="1" r:id="rIdvg1nbztwqjmxervdxoro1">
         <w:r>
           <w:rPr>
             <w:rStyle w:val="Hyperlink"/>
@@ -1254,7 +1254,7 @@
       <w:r>
         <w:t xml:space="preserve"> — modifié — </w:t>
       </w:r>
-      <w:hyperlink w:history="1" r:id="rIdnw9xzct6bntqavokxjtrr">
+      <w:hyperlink w:history="1" r:id="rIddka4foovjjbzcatnyy1zi">
         <w:r>
           <w:rPr>
             <w:rStyle w:val="Hyperlink"/>
@@ -1283,7 +1283,7 @@
       <w:r>
         <w:t xml:space="preserve"> — modifié — </w:t>
       </w:r>
-      <w:hyperlink w:history="1" r:id="rIdjt9vrqaoo-yxvjpyqjmvv">
+      <w:hyperlink w:history="1" r:id="rIdpbhzhcmm9c8jprirob1mi">
         <w:r>
           <w:rPr>
             <w:rStyle w:val="Hyperlink"/>
@@ -1312,7 +1312,7 @@
       <w:r>
         <w:t xml:space="preserve"> — modifié — </w:t>
       </w:r>
-      <w:hyperlink w:history="1" r:id="rIdhx3mg1zw1_pgkvzglt4kl">
+      <w:hyperlink w:history="1" r:id="rIdqmyraumotizugrb_qd6zn">
         <w:r>
           <w:rPr>
             <w:rStyle w:val="Hyperlink"/>
@@ -1349,7 +1349,7 @@
       <w:r>
         <w:t xml:space="preserve"> — modifié — </w:t>
       </w:r>
-      <w:hyperlink w:history="1" r:id="rId1pthfhb4x955b9sg7xobz">
+      <w:hyperlink w:history="1" r:id="rId4nlwtqnjyhzt5zkhr_nmy">
         <w:r>
           <w:rPr>
             <w:rStyle w:val="Hyperlink"/>
@@ -1378,7 +1378,7 @@
       <w:r>
         <w:t xml:space="preserve"> — modifié — </w:t>
       </w:r>
-      <w:hyperlink w:history="1" r:id="rId892ykashhvliv1_ismmuu">
+      <w:hyperlink w:history="1" r:id="rIda6pbs0a1eevsbb_kxcrge">
         <w:r>
           <w:rPr>
             <w:rStyle w:val="Hyperlink"/>
@@ -1407,7 +1407,7 @@
       <w:r>
         <w:t xml:space="preserve"> — modifié — </w:t>
       </w:r>
-      <w:hyperlink w:history="1" r:id="rIdxr8lemjxid8wvsc1xgxyi">
+      <w:hyperlink w:history="1" r:id="rIdy-nuqe2zjpslafur12nzb">
         <w:r>
           <w:rPr>
             <w:rStyle w:val="Hyperlink"/>
@@ -1444,7 +1444,7 @@
       <w:r>
         <w:t xml:space="preserve"> — modifié — </w:t>
       </w:r>
-      <w:hyperlink w:history="1" r:id="rIdomcf1sflap_2bvy9sk2ij">
+      <w:hyperlink w:history="1" r:id="rIdonpiuif3f3_s1roap_zjc">
         <w:r>
           <w:rPr>
             <w:rStyle w:val="Hyperlink"/>
@@ -1473,7 +1473,7 @@
       <w:r>
         <w:t xml:space="preserve"> — modifié — </w:t>
       </w:r>
-      <w:hyperlink w:history="1" r:id="rIdqpixpedrylbkophqrlwyd">
+      <w:hyperlink w:history="1" r:id="rIdyweshzcdjtahihob0htpf">
         <w:r>
           <w:rPr>
             <w:rStyle w:val="Hyperlink"/>
